--- a/server/dataset/xuatnhapcanh/documents/hoi_dap_xuat_nhap_canh.docx
+++ b/server/dataset/xuatnhapcanh/documents/hoi_dap_xuat_nhap_canh.docx
@@ -152,7 +152,25 @@
         <w:ind w:left="567" w:firstLine="0"/>
       </w:pPr>
       <w:r>
-        <w:t>• Lệ phí: 160.000 đồng (cấp mới), 320.000 đồng (cấp lại)</w:t>
+        <w:t>• Lệ phí: 1</w:t>
+      </w:r>
+      <w:r>
+        <w:t>0</w:t>
+      </w:r>
+      <w:r>
+        <w:t xml:space="preserve">0.000 đồng (cấp mới), </w:t>
+      </w:r>
+      <w:r>
+        <w:t>20</w:t>
+      </w:r>
+      <w:r>
+        <w:t>0.000 đồng (</w:t>
+      </w:r>
+      <w:r>
+        <w:t>cấp đổi do hư hỏng/cấp lại do mất</w:t>
+      </w:r>
+      <w:r>
+        <w:t>)</w:t>
       </w:r>
     </w:p>
     <w:p>
@@ -342,6 +360,9 @@
         <w:ind w:left="567" w:firstLine="0"/>
       </w:pPr>
       <w:r>
+        <w:t xml:space="preserve">1. </w:t>
+      </w:r>
+      <w:r>
         <w:t>Hồ sơ cần thiết:</w:t>
       </w:r>
     </w:p>
@@ -382,6 +403,9 @@
         <w:ind w:left="567" w:firstLine="0"/>
       </w:pPr>
       <w:r>
+        <w:t xml:space="preserve">2. </w:t>
+      </w:r>
+      <w:r>
         <w:t>Quy trình:</w:t>
       </w:r>
     </w:p>
@@ -430,7 +454,13 @@
         <w:ind w:left="567" w:firstLine="0"/>
       </w:pPr>
       <w:r>
-        <w:t>Lệ phí: 320.000 đồng (cấp lại do mất, hỏng)</w:t>
+        <w:t xml:space="preserve">Lệ phí: </w:t>
+      </w:r>
+      <w:r>
+        <w:t>20</w:t>
+      </w:r>
+      <w:r>
+        <w:t>0.000 đồng (cấp lại do mất, hỏng)</w:t>
       </w:r>
     </w:p>
     <w:p>
@@ -482,6 +512,9 @@
         <w:ind w:left="567" w:firstLine="0"/>
       </w:pPr>
       <w:r>
+        <w:t xml:space="preserve">1. </w:t>
+      </w:r>
+      <w:r>
         <w:t>Thời điểm nên làm:</w:t>
       </w:r>
     </w:p>
@@ -506,6 +539,9 @@
         <w:ind w:left="567" w:firstLine="0"/>
       </w:pPr>
       <w:r>
+        <w:t xml:space="preserve">2. </w:t>
+      </w:r>
+      <w:r>
         <w:t>Lưu ý quan trọng:</w:t>
       </w:r>
     </w:p>
@@ -538,23 +574,16 @@
         <w:ind w:left="567" w:firstLine="0"/>
       </w:pPr>
       <w:r>
-        <w:t>Trường hợp khẩn cấp:</w:t>
-      </w:r>
-    </w:p>
-    <w:p>
-      <w:pPr>
-        <w:ind w:left="567" w:firstLine="0"/>
-      </w:pPr>
-      <w:r>
-        <w:t>Có thể xin cấp hộ chiếu khẩn cấp (thời gian 02 ngày làm việc)</w:t>
-      </w:r>
-    </w:p>
-    <w:p>
-      <w:pPr>
-        <w:ind w:left="567" w:firstLine="0"/>
-      </w:pPr>
-      <w:r>
-        <w:t>Lệ phí: 800.000 đồng</w:t>
+        <w:t xml:space="preserve">3. </w:t>
+      </w:r>
+      <w:r>
+        <w:t xml:space="preserve">Lệ phí: </w:t>
+      </w:r>
+      <w:r>
+        <w:t>1</w:t>
+      </w:r>
+      <w:r>
+        <w:t>00.000 đồng</w:t>
       </w:r>
     </w:p>
     <w:p>
@@ -606,6 +635,9 @@
         <w:ind w:left="567" w:firstLine="0"/>
       </w:pPr>
       <w:r>
+        <w:t xml:space="preserve">1. </w:t>
+      </w:r>
+      <w:r>
         <w:t>Hồ sơ cần thiết:</w:t>
       </w:r>
     </w:p>
@@ -662,13 +694,17 @@
         <w:ind w:left="567" w:firstLine="0"/>
       </w:pPr>
       <w:r>
-        <w:t>Cha mẹ ruột</w:t>
-      </w:r>
-    </w:p>
-    <w:p>
-      <w:pPr>
-        <w:ind w:left="567" w:firstLine="0"/>
-      </w:pPr>
+        <w:t>Cha</w:t>
+      </w:r>
+      <w:r>
+        <w:t>.</w:t>
+      </w:r>
+      <w:r>
+        <w:t xml:space="preserve"> mẹ</w:t>
+      </w:r>
+      <w:r>
+        <w:t xml:space="preserve">, </w:t>
+      </w:r>
       <w:r>
         <w:t>Người giám hộ theo quy định của pháp luật</w:t>
       </w:r>
@@ -678,13 +714,8 @@
         <w:ind w:left="567" w:firstLine="0"/>
       </w:pPr>
       <w:r>
-        <w:t>Phải có mặt trực tiếp khi nộp hồ sơ</w:t>
-      </w:r>
-    </w:p>
-    <w:p>
-      <w:pPr>
-        <w:ind w:left="567" w:firstLine="0"/>
-      </w:pPr>
+        <w:t xml:space="preserve">2. </w:t>
+      </w:r>
       <w:r>
         <w:t>Đặc điểm:</w:t>
       </w:r>
@@ -702,7 +733,13 @@
         <w:ind w:left="567" w:firstLine="0"/>
       </w:pPr>
       <w:r>
-        <w:t>Lệ phí: 160.000 đồng</w:t>
+        <w:t>Lệ phí: 1</w:t>
+      </w:r>
+      <w:r>
+        <w:t>0</w:t>
+      </w:r>
+      <w:r>
+        <w:t>0.000 đồng</w:t>
       </w:r>
     </w:p>
     <w:p>
@@ -762,6 +799,9 @@
         <w:ind w:left="567" w:firstLine="0"/>
       </w:pPr>
       <w:r>
+        <w:t xml:space="preserve">1. </w:t>
+      </w:r>
+      <w:r>
         <w:t>Hộ chiếu ngoại giao:</w:t>
       </w:r>
     </w:p>
@@ -770,6 +810,7 @@
         <w:ind w:left="567" w:firstLine="0"/>
       </w:pPr>
       <w:r>
+        <w:lastRenderedPageBreak/>
         <w:t>Cấp cho: Chủ tịch nước, Phó Chủ tịch nước, Thủ tướng, các Phó Thủ tướng, Chủ tịch Quốc hội, các Phó Chủ tịch Quốc hội và các chức vụ ngoại giao cao cấp khác</w:t>
       </w:r>
     </w:p>
@@ -826,6 +867,9 @@
         <w:ind w:left="567" w:firstLine="0"/>
       </w:pPr>
       <w:r>
+        <w:t xml:space="preserve">2. </w:t>
+      </w:r>
+      <w:r>
         <w:t>Hộ chiếu phổ thông:</w:t>
       </w:r>
     </w:p>
@@ -1034,39 +1078,39 @@
         <w:ind w:left="567" w:firstLine="0"/>
       </w:pPr>
       <w:r>
+        <w:t>Nơi nộp:</w:t>
+      </w:r>
+    </w:p>
+    <w:p>
+      <w:pPr>
+        <w:ind w:left="567" w:firstLine="0"/>
+      </w:pPr>
+      <w:r>
+        <w:t>Lãnh sự quán hoặc đại sứ quán</w:t>
+      </w:r>
+    </w:p>
+    <w:p>
+      <w:pPr>
+        <w:ind w:left="567" w:firstLine="0"/>
+      </w:pPr>
+      <w:r>
+        <w:t>Trung tâm tiếp nhận hồ sơ visa (VFS, VAS)</w:t>
+      </w:r>
+    </w:p>
+    <w:p>
+      <w:pPr>
+        <w:ind w:left="567" w:firstLine="0"/>
+      </w:pPr>
+      <w:r>
+        <w:t>Qua đại lý du lịch được ủy quyền</w:t>
+      </w:r>
+    </w:p>
+    <w:p>
+      <w:pPr>
+        <w:ind w:left="567" w:firstLine="0"/>
+      </w:pPr>
+      <w:r>
         <w:lastRenderedPageBreak/>
-        <w:t>Nơi nộp:</w:t>
-      </w:r>
-    </w:p>
-    <w:p>
-      <w:pPr>
-        <w:ind w:left="567" w:firstLine="0"/>
-      </w:pPr>
-      <w:r>
-        <w:t>Lãnh sự quán hoặc đại sứ quán</w:t>
-      </w:r>
-    </w:p>
-    <w:p>
-      <w:pPr>
-        <w:ind w:left="567" w:firstLine="0"/>
-      </w:pPr>
-      <w:r>
-        <w:t>Trung tâm tiếp nhận hồ sơ visa (VFS, VAS)</w:t>
-      </w:r>
-    </w:p>
-    <w:p>
-      <w:pPr>
-        <w:ind w:left="567" w:firstLine="0"/>
-      </w:pPr>
-      <w:r>
-        <w:t>Qua đại lý du lịch được ủy quyền</w:t>
-      </w:r>
-    </w:p>
-    <w:p>
-      <w:pPr>
-        <w:ind w:left="567" w:firstLine="0"/>
-      </w:pPr>
-      <w:r>
         <w:t>Lưu ý: Mỗi nước có quy định riêng, nên kiểm tra thông tin mới nhất trên website chính thức.</w:t>
       </w:r>
     </w:p>
@@ -1111,6 +1155,9 @@
         <w:ind w:left="567" w:firstLine="0"/>
       </w:pPr>
       <w:r>
+        <w:t xml:space="preserve">1. </w:t>
+      </w:r>
+      <w:r>
         <w:t>Giấy tờ bắt buộc:</w:t>
       </w:r>
     </w:p>
@@ -1175,6 +1222,9 @@
         <w:ind w:left="567" w:firstLine="0"/>
       </w:pPr>
       <w:r>
+        <w:t xml:space="preserve">2. </w:t>
+      </w:r>
+      <w:r>
         <w:t>Loại visa phổ biến:</w:t>
       </w:r>
     </w:p>
@@ -1215,6 +1265,9 @@
         <w:ind w:left="567" w:firstLine="0"/>
       </w:pPr>
       <w:r>
+        <w:t xml:space="preserve">3. </w:t>
+      </w:r>
+      <w:r>
         <w:t>Thủ tục tại cửa khẩu:</w:t>
       </w:r>
     </w:p>
@@ -1299,8 +1352,40 @@
         <w:ind w:left="567" w:firstLine="0"/>
       </w:pPr>
       <w:r>
+        <w:t>Dưới 5.000 USD hoặc tương đương: Không cần khai báo</w:t>
+      </w:r>
+    </w:p>
+    <w:p>
+      <w:pPr>
+        <w:ind w:left="567" w:firstLine="0"/>
+      </w:pPr>
+      <w:r>
+        <w:t>Từ 5.000 USD trở lên: Phải khai báo hải quan</w:t>
+      </w:r>
+    </w:p>
+    <w:p>
+      <w:pPr>
+        <w:ind w:left="567" w:firstLine="0"/>
+      </w:pPr>
+      <w:r>
+        <w:t>Trên 15.000 USD: Phải có giấy tờ chứng minh nguồn gốc</w:t>
+      </w:r>
+    </w:p>
+    <w:p>
+      <w:pPr>
+        <w:ind w:left="567" w:firstLine="0"/>
+      </w:pPr>
+      <w:r>
+        <w:t>Khi nhập cảnh:</w:t>
+      </w:r>
+    </w:p>
+    <w:p>
+      <w:pPr>
+        <w:ind w:left="567" w:firstLine="0"/>
+      </w:pPr>
+      <w:r>
         <w:lastRenderedPageBreak/>
-        <w:t>Dưới 5.000 USD hoặc tương đương: Không cần khai báo</w:t>
+        <w:t>Dưới 5.000 USD: Không cần khai báo</w:t>
       </w:r>
     </w:p>
     <w:p>
@@ -1316,38 +1401,6 @@
         <w:ind w:left="567" w:firstLine="0"/>
       </w:pPr>
       <w:r>
-        <w:t>Trên 15.000 USD: Phải có giấy tờ chứng minh nguồn gốc</w:t>
-      </w:r>
-    </w:p>
-    <w:p>
-      <w:pPr>
-        <w:ind w:left="567" w:firstLine="0"/>
-      </w:pPr>
-      <w:r>
-        <w:t>Khi nhập cảnh:</w:t>
-      </w:r>
-    </w:p>
-    <w:p>
-      <w:pPr>
-        <w:ind w:left="567" w:firstLine="0"/>
-      </w:pPr>
-      <w:r>
-        <w:t>Dưới 5.000 USD: Không cần khai báo</w:t>
-      </w:r>
-    </w:p>
-    <w:p>
-      <w:pPr>
-        <w:ind w:left="567" w:firstLine="0"/>
-      </w:pPr>
-      <w:r>
-        <w:t>Từ 5.000 USD trở lên: Phải khai báo hải quan</w:t>
-      </w:r>
-    </w:p>
-    <w:p>
-      <w:pPr>
-        <w:ind w:left="567" w:firstLine="0"/>
-      </w:pPr>
-      <w:r>
         <w:t>Không giới hạn số tiền mang vào (nhưng phải khai báo đúng quy định)</w:t>
       </w:r>
     </w:p>
@@ -1456,6 +1509,9 @@
         <w:ind w:left="567" w:firstLine="0"/>
       </w:pPr>
       <w:r>
+        <w:t xml:space="preserve">1. </w:t>
+      </w:r>
+      <w:r>
         <w:t>Nguyên tắc chung:</w:t>
       </w:r>
     </w:p>
@@ -1488,6 +1544,9 @@
         <w:ind w:left="567" w:firstLine="0"/>
       </w:pPr>
       <w:r>
+        <w:t xml:space="preserve">2. </w:t>
+      </w:r>
+      <w:r>
         <w:t>Một số trường hợp thường gặp:</w:t>
       </w:r>
     </w:p>
@@ -1536,6 +1595,9 @@
         <w:ind w:left="567" w:firstLine="0"/>
       </w:pPr>
       <w:r>
+        <w:t xml:space="preserve">3. </w:t>
+      </w:r>
+      <w:r>
         <w:t>Khi cần gia hạn:</w:t>
       </w:r>
     </w:p>
@@ -1560,39 +1622,42 @@
         <w:ind w:left="567" w:firstLine="0"/>
       </w:pPr>
       <w:r>
+        <w:t>Có lý do chính đáng và giấy tờ chứng minh</w:t>
+      </w:r>
+    </w:p>
+    <w:p>
+      <w:pPr>
+        <w:ind w:left="567" w:firstLine="0"/>
+      </w:pPr>
+      <w:r>
+        <w:t xml:space="preserve">4. </w:t>
+      </w:r>
+      <w:r>
+        <w:t>Hậu quả vi phạm:</w:t>
+      </w:r>
+    </w:p>
+    <w:p>
+      <w:pPr>
+        <w:ind w:left="567" w:firstLine="0"/>
+      </w:pPr>
+      <w:r>
+        <w:t>Phạt tiền</w:t>
+      </w:r>
+    </w:p>
+    <w:p>
+      <w:pPr>
+        <w:ind w:left="567" w:firstLine="0"/>
+      </w:pPr>
+      <w:r>
+        <w:t>Trục xuất khỏi nước</w:t>
+      </w:r>
+    </w:p>
+    <w:p>
+      <w:pPr>
+        <w:ind w:left="567" w:firstLine="0"/>
+      </w:pPr>
+      <w:r>
         <w:lastRenderedPageBreak/>
-        <w:t>Có lý do chính đáng và giấy tờ chứng minh</w:t>
-      </w:r>
-    </w:p>
-    <w:p>
-      <w:pPr>
-        <w:ind w:left="567" w:firstLine="0"/>
-      </w:pPr>
-      <w:r>
-        <w:t>Hậu quả vi phạm:</w:t>
-      </w:r>
-    </w:p>
-    <w:p>
-      <w:pPr>
-        <w:ind w:left="567" w:firstLine="0"/>
-      </w:pPr>
-      <w:r>
-        <w:t>Phạt tiền</w:t>
-      </w:r>
-    </w:p>
-    <w:p>
-      <w:pPr>
-        <w:ind w:left="567" w:firstLine="0"/>
-      </w:pPr>
-      <w:r>
-        <w:t>Trục xuất khỏi nước</w:t>
-      </w:r>
-    </w:p>
-    <w:p>
-      <w:pPr>
-        <w:ind w:left="567" w:firstLine="0"/>
-      </w:pPr>
-      <w:r>
         <w:t>Cấm nhập cảnh trong thời gian nhất định</w:t>
       </w:r>
     </w:p>
@@ -1645,6 +1710,9 @@
         <w:ind w:left="567" w:firstLine="0"/>
       </w:pPr>
       <w:r>
+        <w:t xml:space="preserve">1. </w:t>
+      </w:r>
+      <w:r>
         <w:t>Thời hạn khai báo:</w:t>
       </w:r>
     </w:p>
@@ -1701,6 +1769,9 @@
         <w:ind w:left="567" w:firstLine="0"/>
       </w:pPr>
       <w:r>
+        <w:t xml:space="preserve">2. </w:t>
+      </w:r>
+      <w:r>
         <w:t>Hồ sơ cần thiết:</w:t>
       </w:r>
     </w:p>
@@ -1725,13 +1796,8 @@
         <w:ind w:left="567" w:firstLine="0"/>
       </w:pPr>
       <w:r>
-        <w:t>Giấy tờ chứng minh quyền sử dụng nhà, đất</w:t>
-      </w:r>
-    </w:p>
-    <w:p>
-      <w:pPr>
-        <w:ind w:left="567" w:firstLine="0"/>
-      </w:pPr>
+        <w:t xml:space="preserve">3. </w:t>
+      </w:r>
       <w:r>
         <w:t>Nơi khai báo:</w:t>
       </w:r>
@@ -1757,6 +1823,9 @@
         <w:ind w:left="567" w:firstLine="0"/>
       </w:pPr>
       <w:r>
+        <w:t xml:space="preserve">4. </w:t>
+      </w:r>
+      <w:r>
         <w:t>Xử phạt vi phạm:</w:t>
       </w:r>
     </w:p>
@@ -1825,6 +1894,9 @@
         <w:ind w:left="567" w:firstLine="0"/>
       </w:pPr>
       <w:r>
+        <w:t xml:space="preserve">1. </w:t>
+      </w:r>
+      <w:r>
         <w:t>Trường hợp vẫn giữ quốc tịch Việt Nam:</w:t>
       </w:r>
     </w:p>
@@ -1833,47 +1905,50 @@
         <w:ind w:left="567" w:firstLine="0"/>
       </w:pPr>
       <w:r>
+        <w:t>Sử dụng hộ chiếu Việt Nam để nhập cảnh</w:t>
+      </w:r>
+    </w:p>
+    <w:p>
+      <w:pPr>
+        <w:ind w:left="567" w:firstLine="0"/>
+      </w:pPr>
+      <w:r>
+        <w:t>Không cần visa</w:t>
+      </w:r>
+    </w:p>
+    <w:p>
+      <w:pPr>
+        <w:ind w:left="567" w:firstLine="0"/>
+      </w:pPr>
+      <w:r>
+        <w:t>Thời gian lưu trú: không hạn chế</w:t>
+      </w:r>
+    </w:p>
+    <w:p>
+      <w:pPr>
+        <w:ind w:left="567" w:firstLine="0"/>
+      </w:pPr>
+      <w:r>
+        <w:t xml:space="preserve">2. </w:t>
+      </w:r>
+      <w:r>
+        <w:t>Trường hợp đã nhập quốc tịch nước ngoài:</w:t>
+      </w:r>
+    </w:p>
+    <w:p>
+      <w:pPr>
+        <w:ind w:left="567" w:firstLine="0"/>
+      </w:pPr>
+      <w:r>
+        <w:t>Sử dụng hộ chiếu nước ngoài</w:t>
+      </w:r>
+    </w:p>
+    <w:p>
+      <w:pPr>
+        <w:ind w:left="567" w:firstLine="0"/>
+      </w:pPr>
+      <w:r>
         <w:lastRenderedPageBreak/>
-        <w:t>Sử dụng hộ chiếu Việt Nam để nhập cảnh</w:t>
-      </w:r>
-    </w:p>
-    <w:p>
-      <w:pPr>
-        <w:ind w:left="567" w:firstLine="0"/>
-      </w:pPr>
-      <w:r>
-        <w:t>Không cần visa</w:t>
-      </w:r>
-    </w:p>
-    <w:p>
-      <w:pPr>
-        <w:ind w:left="567" w:firstLine="0"/>
-      </w:pPr>
-      <w:r>
-        <w:t>Thời gian lưu trú: không hạn chế</w:t>
-      </w:r>
-    </w:p>
-    <w:p>
-      <w:pPr>
-        <w:ind w:left="567" w:firstLine="0"/>
-      </w:pPr>
-      <w:r>
-        <w:t>Trường hợp đã nhập quốc tịch nước ngoài:</w:t>
-      </w:r>
-    </w:p>
-    <w:p>
-      <w:pPr>
-        <w:ind w:left="567" w:firstLine="0"/>
-      </w:pPr>
-      <w:r>
-        <w:t>Sử dụng hộ chiếu nước ngoài</w:t>
-      </w:r>
-    </w:p>
-    <w:p>
-      <w:pPr>
-        <w:ind w:left="567" w:firstLine="0"/>
-      </w:pPr>
-      <w:r>
         <w:t>Cần xin visa nhập cảnh Việt Nam</w:t>
       </w:r>
     </w:p>
@@ -1934,6 +2009,9 @@
         <w:ind w:left="567" w:firstLine="0"/>
       </w:pPr>
       <w:r>
+        <w:t xml:space="preserve">1. </w:t>
+      </w:r>
+      <w:r>
         <w:t>Các nước ASEAN (miễn visa 30 ngày):</w:t>
       </w:r>
     </w:p>
@@ -1950,6 +2028,9 @@
         <w:ind w:left="567" w:firstLine="0"/>
       </w:pPr>
       <w:r>
+        <w:t xml:space="preserve">2. </w:t>
+      </w:r>
+      <w:r>
         <w:t>Các nước/vùng lãnh thổ khác:</w:t>
       </w:r>
     </w:p>
@@ -2006,6 +2087,9 @@
         <w:ind w:left="567" w:firstLine="0"/>
       </w:pPr>
       <w:r>
+        <w:t xml:space="preserve">3. </w:t>
+      </w:r>
+      <w:r>
         <w:t>Lưu ý quan trọng:</w:t>
       </w:r>
     </w:p>
@@ -2082,6 +2166,9 @@
         <w:ind w:left="567" w:firstLine="0"/>
       </w:pPr>
       <w:r>
+        <w:t xml:space="preserve">1. </w:t>
+      </w:r>
+      <w:r>
         <w:t>Hồ sơ cần thiết:</w:t>
       </w:r>
     </w:p>
@@ -2098,46 +2185,49 @@
         <w:ind w:left="567" w:firstLine="0"/>
       </w:pPr>
       <w:r>
+        <w:t>Đơn xin visa (Form V.2013) điền đầy đủ, có ảnh dán</w:t>
+      </w:r>
+    </w:p>
+    <w:p>
+      <w:pPr>
+        <w:ind w:left="567" w:firstLine="0"/>
+      </w:pPr>
+      <w:r>
+        <w:t>01 ảnh 4x6cm nền trắng</w:t>
+      </w:r>
+    </w:p>
+    <w:p>
+      <w:pPr>
+        <w:ind w:left="567" w:firstLine="0"/>
+      </w:pPr>
+      <w:r>
+        <w:t>Vé máy bay khứ hồi hoặc hành trình du lịch</w:t>
+      </w:r>
+    </w:p>
+    <w:p>
+      <w:pPr>
+        <w:ind w:left="567" w:firstLine="0"/>
+      </w:pPr>
+      <w:r>
+        <w:t>Giấy tờ chứng minh tài chính (sao kê ngân hàng 3 tháng gần nhất)</w:t>
+      </w:r>
+    </w:p>
+    <w:p>
+      <w:pPr>
+        <w:ind w:left="567" w:firstLine="0"/>
+      </w:pPr>
+      <w:r>
+        <w:t>Bảo hiểm du lịch quốc tế</w:t>
+      </w:r>
+    </w:p>
+    <w:p>
+      <w:pPr>
+        <w:ind w:left="567" w:firstLine="0"/>
+      </w:pPr>
+      <w:r>
         <w:lastRenderedPageBreak/>
-        <w:t>Đơn xin visa (Form V.2013) điền đầy đủ, có ảnh dán</w:t>
-      </w:r>
-    </w:p>
-    <w:p>
-      <w:pPr>
-        <w:ind w:left="567" w:firstLine="0"/>
-      </w:pPr>
-      <w:r>
-        <w:t>01 ảnh 4x6cm nền trắng</w:t>
-      </w:r>
-    </w:p>
-    <w:p>
-      <w:pPr>
-        <w:ind w:left="567" w:firstLine="0"/>
-      </w:pPr>
-      <w:r>
-        <w:t>Vé máy bay khứ hồi hoặc hành trình du lịch</w:t>
-      </w:r>
-    </w:p>
-    <w:p>
-      <w:pPr>
-        <w:ind w:left="567" w:firstLine="0"/>
-      </w:pPr>
-      <w:r>
-        <w:t>Giấy tờ chứng minh tài chính (sao kê ngân hàng 3 tháng gần nhất)</w:t>
-      </w:r>
-    </w:p>
-    <w:p>
-      <w:pPr>
-        <w:ind w:left="567" w:firstLine="0"/>
-      </w:pPr>
-      <w:r>
-        <w:t>Bảo hiểm du lịch quốc tế</w:t>
-      </w:r>
-    </w:p>
-    <w:p>
-      <w:pPr>
-        <w:ind w:left="567" w:firstLine="0"/>
-      </w:pPr>
+        <w:t xml:space="preserve">2. </w:t>
+      </w:r>
       <w:r>
         <w:t>Thủ tục nộp hồ sơ:</w:t>
       </w:r>
@@ -2187,21 +2277,8 @@
         <w:ind w:left="567" w:firstLine="0"/>
       </w:pPr>
       <w:r>
-        <w:t>Lệ phí: Khoảng 600.000 - 800.000 đồng</w:t>
-      </w:r>
-    </w:p>
-    <w:p>
-      <w:pPr>
-        <w:ind w:left="567" w:firstLine="0"/>
-      </w:pPr>
-      <w:r>
-        <w:t>Dịch vụ nhanh: 2-3 ngày (phụ phí thêm)</w:t>
-      </w:r>
-    </w:p>
-    <w:p>
-      <w:pPr>
-        <w:ind w:left="567" w:firstLine="0"/>
-      </w:pPr>
+        <w:t xml:space="preserve">3. </w:t>
+      </w:r>
       <w:r>
         <w:t>Loại visa:</w:t>
       </w:r>
@@ -2248,7 +2325,7 @@
           <w:b/>
           <w:bCs/>
         </w:rPr>
-        <w:t>Hỏi: Chuẩn bị tài chính khi xin visa du lịch các nước cần bao nhiêu tiền?</w:t>
+        <w:t>Hỏi: Thủ tục xin visa lao động/làm việc tại nước ngoài?</w:t>
       </w:r>
     </w:p>
     <w:p>
@@ -2263,95 +2340,175 @@
         <w:t>Đáp:</w:t>
       </w:r>
       <w:r>
-        <w:t xml:space="preserve"> Yêu cầu tài chính khi xin visa du lịch:</w:t>
-      </w:r>
-    </w:p>
-    <w:p>
-      <w:pPr>
-        <w:ind w:left="567" w:firstLine="0"/>
-      </w:pPr>
-      <w:r>
-        <w:t>Các nước Schengen (châu Âu):</w:t>
-      </w:r>
-    </w:p>
-    <w:p>
-      <w:pPr>
-        <w:ind w:left="567" w:firstLine="0"/>
-      </w:pPr>
-      <w:r>
-        <w:t>Tối thiểu: 50-100 EUR/ngày</w:t>
-      </w:r>
-    </w:p>
-    <w:p>
-      <w:pPr>
-        <w:ind w:left="567" w:firstLine="0"/>
-      </w:pPr>
-      <w:r>
-        <w:t>Chứng minh: Sao kê ngân hàng 3-6 tháng gần nhất</w:t>
-      </w:r>
-    </w:p>
-    <w:p>
-      <w:pPr>
-        <w:ind w:left="567" w:firstLine="0"/>
-      </w:pPr>
-      <w:r>
-        <w:t>Số dư tài khoản: Từ 50-100 triệu VNĐ</w:t>
-      </w:r>
-    </w:p>
-    <w:p>
-      <w:pPr>
-        <w:ind w:left="567" w:firstLine="0"/>
-      </w:pPr>
-      <w:r>
-        <w:t>Hàn Quốc:</w:t>
-      </w:r>
-    </w:p>
-    <w:p>
-      <w:pPr>
-        <w:ind w:left="567" w:firstLine="0"/>
-      </w:pPr>
-      <w:r>
-        <w:t>Tối thiểu: 3.000-5.000 USD</w:t>
-      </w:r>
-    </w:p>
-    <w:p>
-      <w:pPr>
-        <w:ind w:left="567" w:firstLine="0"/>
-      </w:pPr>
-      <w:r>
-        <w:t>Sao kê ngân hàng 6 tháng gần nhất</w:t>
-      </w:r>
-    </w:p>
-    <w:p>
-      <w:pPr>
-        <w:ind w:left="567" w:firstLine="0"/>
-      </w:pPr>
-      <w:r>
-        <w:t>Giấy xác nhận lương hoặc hợp đồng lao động</w:t>
-      </w:r>
-    </w:p>
-    <w:p>
-      <w:pPr>
-        <w:ind w:left="567" w:firstLine="0"/>
-      </w:pPr>
-      <w:r>
-        <w:t>Nhật Bản:</w:t>
-      </w:r>
-    </w:p>
-    <w:p>
-      <w:pPr>
-        <w:ind w:left="567" w:firstLine="0"/>
-      </w:pPr>
-      <w:r>
-        <w:t>Tối thiểu: 2.000-3.000 USD</w:t>
-      </w:r>
-    </w:p>
-    <w:p>
-      <w:pPr>
-        <w:ind w:left="567" w:firstLine="0"/>
-      </w:pPr>
-      <w:r>
-        <w:t>Sao kê ngân hàng 3 tháng gần nhất</w:t>
+        <w:t xml:space="preserve"> Thủ tục xin visa lao động:</w:t>
+      </w:r>
+    </w:p>
+    <w:p>
+      <w:pPr>
+        <w:ind w:left="567" w:firstLine="0"/>
+      </w:pPr>
+      <w:r>
+        <w:t xml:space="preserve">1. </w:t>
+      </w:r>
+      <w:r>
+        <w:t>Hồ sơ cơ bản:</w:t>
+      </w:r>
+    </w:p>
+    <w:p>
+      <w:pPr>
+        <w:ind w:left="567" w:firstLine="0"/>
+      </w:pPr>
+      <w:r>
+        <w:t>Hộ chiếu gốc (hiệu lực tối thiểu 12 tháng)</w:t>
+      </w:r>
+    </w:p>
+    <w:p>
+      <w:pPr>
+        <w:ind w:left="567" w:firstLine="0"/>
+      </w:pPr>
+      <w:r>
+        <w:t>Hợp đồng lao động hoặc thư mời làm việc</w:t>
+      </w:r>
+    </w:p>
+    <w:p>
+      <w:pPr>
+        <w:ind w:left="567" w:firstLine="0"/>
+      </w:pPr>
+      <w:r>
+        <w:t>Bằng cấp, chứng chỉ nghề nghiệp (có dịch thuật, công chứng)</w:t>
+      </w:r>
+    </w:p>
+    <w:p>
+      <w:pPr>
+        <w:ind w:left="567" w:firstLine="0"/>
+      </w:pPr>
+      <w:r>
+        <w:t>Giấy khám sức khỏe</w:t>
+      </w:r>
+    </w:p>
+    <w:p>
+      <w:pPr>
+        <w:ind w:left="567" w:firstLine="0"/>
+      </w:pPr>
+      <w:r>
+        <w:t>Lý lịch tư pháp (không có tiền án tiền sự)</w:t>
+      </w:r>
+    </w:p>
+    <w:p>
+      <w:pPr>
+        <w:ind w:left="567" w:firstLine="0"/>
+      </w:pPr>
+      <w:r>
+        <w:t xml:space="preserve">2. </w:t>
+      </w:r>
+      <w:r>
+        <w:t>Thủ tục đặc biệt:</w:t>
+      </w:r>
+    </w:p>
+    <w:p>
+      <w:pPr>
+        <w:ind w:left="567" w:firstLine="0"/>
+      </w:pPr>
+      <w:r>
+        <w:t>Một số nước yêu cầu phỏng vấn</w:t>
+      </w:r>
+    </w:p>
+    <w:p>
+      <w:pPr>
+        <w:ind w:left="567" w:firstLine="0"/>
+      </w:pPr>
+      <w:r>
+        <w:t>Kiểm tra y tế tại trung tâm được chỉ định</w:t>
+      </w:r>
+    </w:p>
+    <w:p>
+      <w:pPr>
+        <w:ind w:left="567" w:firstLine="0"/>
+      </w:pPr>
+    </w:p>
+    <w:p>
+      <w:pPr>
+        <w:ind w:left="567" w:firstLine="0"/>
+        <w:rPr>
+          <w:b/>
+          <w:bCs/>
+        </w:rPr>
+      </w:pPr>
+      <w:r>
+        <w:rPr>
+          <w:b/>
+          <w:bCs/>
+        </w:rPr>
+        <w:t>Hỏi: Thủ tục về nước sau khi kết thúc chuyến đi nước ngoài?</w:t>
+      </w:r>
+    </w:p>
+    <w:p>
+      <w:pPr>
+        <w:ind w:left="567" w:firstLine="0"/>
+      </w:pPr>
+      <w:r>
+        <w:rPr>
+          <w:b/>
+          <w:bCs/>
+        </w:rPr>
+        <w:t xml:space="preserve">Đáp: </w:t>
+      </w:r>
+      <w:r>
+        <w:t>Thủ tục về nước sau chuyến đi:</w:t>
+      </w:r>
+    </w:p>
+    <w:p>
+      <w:pPr>
+        <w:ind w:left="567" w:firstLine="0"/>
+      </w:pPr>
+      <w:r>
+        <w:t xml:space="preserve">1. </w:t>
+      </w:r>
+      <w:r>
+        <w:t>Tại sân bay nước ngoài:</w:t>
+      </w:r>
+    </w:p>
+    <w:p>
+      <w:pPr>
+        <w:ind w:left="567" w:firstLine="0"/>
+      </w:pPr>
+      <w:r>
+        <w:t>Làm thủ tục check-in, kiểm tra hành lý</w:t>
+      </w:r>
+    </w:p>
+    <w:p>
+      <w:pPr>
+        <w:ind w:left="567" w:firstLine="0"/>
+      </w:pPr>
+      <w:r>
+        <w:t>Xuất cảnh: Đóng dấu xuất cảnh trên hộ chiếu</w:t>
+      </w:r>
+    </w:p>
+    <w:p>
+      <w:pPr>
+        <w:ind w:left="567" w:firstLine="0"/>
+      </w:pPr>
+      <w:r>
+        <w:t>Hoàn thuế VAT (nếu có mua sắm)</w:t>
+      </w:r>
+    </w:p>
+    <w:p>
+      <w:pPr>
+        <w:ind w:left="567" w:firstLine="0"/>
+      </w:pPr>
+      <w:r>
+        <w:t xml:space="preserve">2. </w:t>
+      </w:r>
+      <w:r>
+        <w:t>Tại cửa khẩu Việt Nam:</w:t>
+      </w:r>
+    </w:p>
+    <w:p>
+      <w:pPr>
+        <w:ind w:left="567" w:firstLine="0"/>
+      </w:pPr>
+      <w:r>
+        <w:t>Xuất trình hộ chiếu tại quầy nhập cảnh</w:t>
       </w:r>
     </w:p>
     <w:p>
@@ -2360,100 +2517,103 @@
       </w:pPr>
       <w:r>
         <w:lastRenderedPageBreak/>
-        <w:t>Giấy chứng nhận thu nhập</w:t>
-      </w:r>
-    </w:p>
-    <w:p>
-      <w:pPr>
-        <w:ind w:left="567" w:firstLine="0"/>
-      </w:pPr>
-      <w:r>
-        <w:t>Úc/New Zealand:</w:t>
-      </w:r>
-    </w:p>
-    <w:p>
-      <w:pPr>
-        <w:ind w:left="567" w:firstLine="0"/>
-      </w:pPr>
-      <w:r>
-        <w:t>Tối thiểu: 5.000 AUD/NZD</w:t>
-      </w:r>
-    </w:p>
-    <w:p>
-      <w:pPr>
-        <w:ind w:left="567" w:firstLine="0"/>
-      </w:pPr>
-      <w:r>
-        <w:t>Chứng minh nguồn thu nhập ổn định</w:t>
-      </w:r>
-    </w:p>
-    <w:p>
-      <w:pPr>
-        <w:ind w:left="567" w:firstLine="0"/>
-      </w:pPr>
-      <w:r>
-        <w:t>Sao kê ngân hàng 6 tháng</w:t>
-      </w:r>
-    </w:p>
-    <w:p>
-      <w:pPr>
-        <w:ind w:left="567" w:firstLine="0"/>
-      </w:pPr>
-      <w:r>
-        <w:t>Mỹ/Canada:</w:t>
-      </w:r>
-    </w:p>
-    <w:p>
-      <w:pPr>
-        <w:ind w:left="567" w:firstLine="0"/>
-      </w:pPr>
-      <w:r>
-        <w:t>Tối thiểu: 5.000-10.000 USD</w:t>
-      </w:r>
-    </w:p>
-    <w:p>
-      <w:pPr>
-        <w:ind w:left="567" w:firstLine="0"/>
-      </w:pPr>
-      <w:r>
-        <w:t>Tài sản bất động sản (nếu có)</w:t>
-      </w:r>
-    </w:p>
-    <w:p>
-      <w:pPr>
-        <w:ind w:left="567" w:firstLine="0"/>
-      </w:pPr>
-      <w:r>
-        <w:t>Chứng minh ràng buộc với Việt Nam</w:t>
-      </w:r>
-    </w:p>
-    <w:p>
-      <w:pPr>
-        <w:ind w:left="567" w:firstLine="0"/>
-      </w:pPr>
-      <w:r>
-        <w:t>Lưu ý: Đây là mức tham khảo, mỗi lãnh sự quán có thể có yêu cầu riêng.</w:t>
-      </w:r>
-    </w:p>
-    <w:p>
-      <w:pPr>
-        <w:ind w:left="567" w:firstLine="0"/>
-      </w:pPr>
-    </w:p>
-    <w:p>
-      <w:pPr>
-        <w:ind w:left="567" w:firstLine="0"/>
-        <w:rPr>
-          <w:b/>
-          <w:bCs/>
-        </w:rPr>
-      </w:pPr>
-      <w:r>
-        <w:rPr>
-          <w:b/>
-          <w:bCs/>
-        </w:rPr>
-        <w:t>Hỏi: Quy định về bảo hiểm du lịch quốc tế khi xin visa?</w:t>
+        <w:t>Khai báo hải quan (nếu có hàng hóa cần khai báo)</w:t>
+      </w:r>
+    </w:p>
+    <w:p>
+      <w:pPr>
+        <w:ind w:left="567" w:firstLine="0"/>
+      </w:pPr>
+      <w:r>
+        <w:t xml:space="preserve">3. </w:t>
+      </w:r>
+      <w:r>
+        <w:t>Khai báo hải quan:</w:t>
+      </w:r>
+    </w:p>
+    <w:p>
+      <w:pPr>
+        <w:ind w:left="567" w:firstLine="0"/>
+      </w:pPr>
+      <w:r>
+        <w:t>Hàng hóa trị giá trên 10 triệu VNĐ: Phải khai báo</w:t>
+      </w:r>
+    </w:p>
+    <w:p>
+      <w:pPr>
+        <w:ind w:left="567" w:firstLine="0"/>
+      </w:pPr>
+      <w:r>
+        <w:t>Rượu, thuốc lá: Có hạn mức quy định</w:t>
+      </w:r>
+    </w:p>
+    <w:p>
+      <w:pPr>
+        <w:ind w:left="567" w:firstLine="0"/>
+      </w:pPr>
+      <w:r>
+        <w:t>Tiền mặt trên 5.000 USD: Phải khai báo</w:t>
+      </w:r>
+    </w:p>
+    <w:p>
+      <w:pPr>
+        <w:ind w:left="567" w:firstLine="0"/>
+      </w:pPr>
+      <w:r>
+        <w:t>Những trường hợp đặc biệt:</w:t>
+      </w:r>
+    </w:p>
+    <w:p>
+      <w:pPr>
+        <w:ind w:left="567" w:firstLine="0"/>
+      </w:pPr>
+      <w:r>
+        <w:t>Mang theo thuốc men: Nên có đơn thuốc</w:t>
+      </w:r>
+    </w:p>
+    <w:p>
+      <w:pPr>
+        <w:ind w:left="567" w:firstLine="0"/>
+      </w:pPr>
+      <w:r>
+        <w:t>Thiết bị điện tử mới: Có thể phải nộp thuế</w:t>
+      </w:r>
+    </w:p>
+    <w:p>
+      <w:pPr>
+        <w:ind w:left="567" w:firstLine="0"/>
+      </w:pPr>
+      <w:r>
+        <w:t>Quà tặng: Tùy theo giá trị và số lượng</w:t>
+      </w:r>
+    </w:p>
+    <w:p>
+      <w:pPr>
+        <w:ind w:left="567" w:firstLine="0"/>
+      </w:pPr>
+      <w:r>
+        <w:t>Lưu ý: Nên giữ lại vé máy bay, hóa đơn mua hàng để làm bằng chứng khi cần.</w:t>
+      </w:r>
+    </w:p>
+    <w:p>
+      <w:pPr>
+        <w:ind w:left="567" w:firstLine="0"/>
+      </w:pPr>
+    </w:p>
+    <w:p>
+      <w:pPr>
+        <w:ind w:left="567" w:firstLine="0"/>
+        <w:rPr>
+          <w:b/>
+          <w:bCs/>
+        </w:rPr>
+      </w:pPr>
+      <w:r>
+        <w:rPr>
+          <w:b/>
+          <w:bCs/>
+        </w:rPr>
+        <w:t>Hỏi: Xử lý khi bị từ chối visa hoặc bị từ chối nhập cảnh?</w:t>
       </w:r>
     </w:p>
     <w:p>
@@ -2468,753 +2628,6 @@
         <w:t>Đáp:</w:t>
       </w:r>
       <w:r>
-        <w:t xml:space="preserve"> Quy định về bảo hiểm du lịch quốc tế:</w:t>
-      </w:r>
-    </w:p>
-    <w:p>
-      <w:pPr>
-        <w:ind w:left="567" w:firstLine="0"/>
-      </w:pPr>
-      <w:r>
-        <w:t>Các nước bắt buộc có bảo hiểm:</w:t>
-      </w:r>
-    </w:p>
-    <w:p>
-      <w:pPr>
-        <w:ind w:left="567" w:firstLine="0"/>
-      </w:pPr>
-      <w:r>
-        <w:t>Toàn bộ các nước Schengen</w:t>
-      </w:r>
-    </w:p>
-    <w:p>
-      <w:pPr>
-        <w:ind w:left="567" w:firstLine="0"/>
-      </w:pPr>
-      <w:r>
-        <w:t>Nga, Belarus, Ukraine</w:t>
-      </w:r>
-    </w:p>
-    <w:p>
-      <w:pPr>
-        <w:ind w:left="567" w:firstLine="0"/>
-      </w:pPr>
-      <w:r>
-        <w:t>Một số nước khác tùy theo quy định</w:t>
-      </w:r>
-    </w:p>
-    <w:p>
-      <w:pPr>
-        <w:ind w:left="567" w:firstLine="0"/>
-      </w:pPr>
-      <w:r>
-        <w:t>Yêu cầu cơ bản:</w:t>
-      </w:r>
-    </w:p>
-    <w:p>
-      <w:pPr>
-        <w:ind w:left="567" w:firstLine="0"/>
-      </w:pPr>
-      <w:r>
-        <w:t>Phạm vi bảo hiểm: Toàn cầu hoặc theo khu vực</w:t>
-      </w:r>
-    </w:p>
-    <w:p>
-      <w:pPr>
-        <w:ind w:left="567" w:firstLine="0"/>
-      </w:pPr>
-      <w:r>
-        <w:t>Số tiền bảo hiểm: Tối thiểu 30.000 EUR (cho Schengen)</w:t>
-      </w:r>
-    </w:p>
-    <w:p>
-      <w:pPr>
-        <w:ind w:left="567" w:firstLine="0"/>
-      </w:pPr>
-      <w:r>
-        <w:t>Thời gian: Phủ toàn bộ thời gian du lịch</w:t>
-      </w:r>
-    </w:p>
-    <w:p>
-      <w:pPr>
-        <w:ind w:left="567" w:firstLine="0"/>
-      </w:pPr>
-      <w:r>
-        <w:t>Nội dung bảo hiểm:</w:t>
-      </w:r>
-    </w:p>
-    <w:p>
-      <w:pPr>
-        <w:ind w:left="567" w:firstLine="0"/>
-      </w:pPr>
-      <w:r>
-        <w:t>Chi phí y tế khẩn cấp</w:t>
-      </w:r>
-    </w:p>
-    <w:p>
-      <w:pPr>
-        <w:ind w:left="567" w:firstLine="0"/>
-      </w:pPr>
-      <w:r>
-        <w:t>Đưa thi thể/hồi hương</w:t>
-      </w:r>
-    </w:p>
-    <w:p>
-      <w:pPr>
-        <w:ind w:left="567" w:firstLine="0"/>
-      </w:pPr>
-      <w:r>
-        <w:t>Tai nạn cá nhân</w:t>
-      </w:r>
-    </w:p>
-    <w:p>
-      <w:pPr>
-        <w:ind w:left="567" w:firstLine="0"/>
-      </w:pPr>
-      <w:r>
-        <w:t>Mất/hỏng hành lý</w:t>
-      </w:r>
-    </w:p>
-    <w:p>
-      <w:pPr>
-        <w:ind w:left="567" w:firstLine="0"/>
-      </w:pPr>
-      <w:r>
-        <w:t>Nơi mua bảo hiểm:</w:t>
-      </w:r>
-    </w:p>
-    <w:p>
-      <w:pPr>
-        <w:ind w:left="567" w:firstLine="0"/>
-      </w:pPr>
-      <w:r>
-        <w:t>Các công ty bảo hiểm trong nước</w:t>
-      </w:r>
-    </w:p>
-    <w:p>
-      <w:pPr>
-        <w:ind w:left="567" w:firstLine="0"/>
-      </w:pPr>
-      <w:r>
-        <w:t>Bảo hiểm online</w:t>
-      </w:r>
-    </w:p>
-    <w:p>
-      <w:pPr>
-        <w:ind w:left="567" w:firstLine="0"/>
-      </w:pPr>
-      <w:r>
-        <w:t>Qua đại lý du lịch</w:t>
-      </w:r>
-    </w:p>
-    <w:p>
-      <w:pPr>
-        <w:ind w:left="567" w:firstLine="0"/>
-      </w:pPr>
-      <w:r>
-        <w:t>Chi phí:</w:t>
-      </w:r>
-    </w:p>
-    <w:p>
-      <w:pPr>
-        <w:ind w:left="567" w:firstLine="0"/>
-      </w:pPr>
-      <w:r>
-        <w:lastRenderedPageBreak/>
-        <w:t>Từ 50.000 - 500.000 VNĐ/người/chuyến</w:t>
-      </w:r>
-    </w:p>
-    <w:p>
-      <w:pPr>
-        <w:ind w:left="567" w:firstLine="0"/>
-      </w:pPr>
-      <w:r>
-        <w:t>Tùy theo thời gian và mức bảo hiểm</w:t>
-      </w:r>
-    </w:p>
-    <w:p>
-      <w:pPr>
-        <w:ind w:left="567" w:firstLine="0"/>
-      </w:pPr>
-      <w:r>
-        <w:t>Lưu ý: Nên mua bảo hiểm từ các công ty uy tín, được lãnh sự quán công nhận.</w:t>
-      </w:r>
-    </w:p>
-    <w:p>
-      <w:pPr>
-        <w:ind w:left="567" w:firstLine="0"/>
-      </w:pPr>
-    </w:p>
-    <w:p>
-      <w:pPr>
-        <w:ind w:left="567" w:firstLine="0"/>
-        <w:rPr>
-          <w:b/>
-          <w:bCs/>
-        </w:rPr>
-      </w:pPr>
-      <w:r>
-        <w:rPr>
-          <w:b/>
-          <w:bCs/>
-        </w:rPr>
-        <w:t>Hỏi: Thủ tục xin visa lao động/làm việc tại nước ngoài?</w:t>
-      </w:r>
-    </w:p>
-    <w:p>
-      <w:pPr>
-        <w:ind w:left="567" w:firstLine="0"/>
-      </w:pPr>
-      <w:r>
-        <w:rPr>
-          <w:b/>
-          <w:bCs/>
-        </w:rPr>
-        <w:t>Đáp:</w:t>
-      </w:r>
-      <w:r>
-        <w:t xml:space="preserve"> Thủ tục xin visa lao động:</w:t>
-      </w:r>
-    </w:p>
-    <w:p>
-      <w:pPr>
-        <w:ind w:left="567" w:firstLine="0"/>
-      </w:pPr>
-      <w:r>
-        <w:t>Hồ sơ cơ bản:</w:t>
-      </w:r>
-    </w:p>
-    <w:p>
-      <w:pPr>
-        <w:ind w:left="567" w:firstLine="0"/>
-      </w:pPr>
-      <w:r>
-        <w:t>Hộ chiếu gốc (hiệu lực tối thiểu 12 tháng)</w:t>
-      </w:r>
-    </w:p>
-    <w:p>
-      <w:pPr>
-        <w:ind w:left="567" w:firstLine="0"/>
-      </w:pPr>
-      <w:r>
-        <w:t>Hợp đồng lao động hoặc thư mời làm việc</w:t>
-      </w:r>
-    </w:p>
-    <w:p>
-      <w:pPr>
-        <w:ind w:left="567" w:firstLine="0"/>
-      </w:pPr>
-      <w:r>
-        <w:t>Bằng cấp, chứng chỉ nghề nghiệp (có dịch thuật, công chứng)</w:t>
-      </w:r>
-    </w:p>
-    <w:p>
-      <w:pPr>
-        <w:ind w:left="567" w:firstLine="0"/>
-      </w:pPr>
-      <w:r>
-        <w:t>Giấy khám sức khỏe</w:t>
-      </w:r>
-    </w:p>
-    <w:p>
-      <w:pPr>
-        <w:ind w:left="567" w:firstLine="0"/>
-      </w:pPr>
-      <w:r>
-        <w:t>Lý lịch tư pháp (không có tiền án tiền sự)</w:t>
-      </w:r>
-    </w:p>
-    <w:p>
-      <w:pPr>
-        <w:ind w:left="567" w:firstLine="0"/>
-      </w:pPr>
-      <w:r>
-        <w:t>Thủ tục đặc biệt:</w:t>
-      </w:r>
-    </w:p>
-    <w:p>
-      <w:pPr>
-        <w:ind w:left="567" w:firstLine="0"/>
-      </w:pPr>
-      <w:r>
-        <w:t>Một số nước yêu cầu phỏng vấn</w:t>
-      </w:r>
-    </w:p>
-    <w:p>
-      <w:pPr>
-        <w:ind w:left="567" w:firstLine="0"/>
-      </w:pPr>
-      <w:r>
-        <w:t>Kiểm tra y tế tại trung tâm được chỉ định</w:t>
-      </w:r>
-    </w:p>
-    <w:p>
-      <w:pPr>
-        <w:ind w:left="567" w:firstLine="0"/>
-      </w:pPr>
-      <w:r>
-        <w:t>Nộp hồ sơ qua hệ thống online</w:t>
-      </w:r>
-    </w:p>
-    <w:p>
-      <w:pPr>
-        <w:ind w:left="567" w:firstLine="0"/>
-      </w:pPr>
-      <w:r>
-        <w:t>Thời gian xử lý:</w:t>
-      </w:r>
-    </w:p>
-    <w:p>
-      <w:pPr>
-        <w:ind w:left="567" w:firstLine="0"/>
-      </w:pPr>
-      <w:r>
-        <w:t>Thông thường: 2-8 tuần</w:t>
-      </w:r>
-    </w:p>
-    <w:p>
-      <w:pPr>
-        <w:ind w:left="567" w:firstLine="0"/>
-      </w:pPr>
-      <w:r>
-        <w:t>Tùy theo từng nước và loại công việc</w:t>
-      </w:r>
-    </w:p>
-    <w:p>
-      <w:pPr>
-        <w:ind w:left="567" w:firstLine="0"/>
-      </w:pPr>
-      <w:r>
-        <w:t>Có thể cần bổ sung hồ sơ</w:t>
-      </w:r>
-    </w:p>
-    <w:p>
-      <w:pPr>
-        <w:ind w:left="567" w:firstLine="0"/>
-      </w:pPr>
-      <w:r>
-        <w:t>Lệ phí:</w:t>
-      </w:r>
-    </w:p>
-    <w:p>
-      <w:pPr>
-        <w:ind w:left="567" w:firstLine="0"/>
-      </w:pPr>
-      <w:r>
-        <w:t>Khác nhau theo từng nước</w:t>
-      </w:r>
-    </w:p>
-    <w:p>
-      <w:pPr>
-        <w:ind w:left="567" w:firstLine="0"/>
-      </w:pPr>
-      <w:r>
-        <w:t>Từ 100-500 USD</w:t>
-      </w:r>
-    </w:p>
-    <w:p>
-      <w:pPr>
-        <w:ind w:left="567" w:firstLine="0"/>
-      </w:pPr>
-      <w:r>
-        <w:t>Không hoàn lại nếu bị từ chối</w:t>
-      </w:r>
-    </w:p>
-    <w:p>
-      <w:pPr>
-        <w:ind w:left="567" w:firstLine="0"/>
-      </w:pPr>
-      <w:r>
-        <w:t>Lưu ý: Nên liên hệ với công ty tuyển dụng hoặc luật sư chuyên về di trú để được hỗ trợ.</w:t>
-      </w:r>
-    </w:p>
-    <w:p>
-      <w:pPr>
-        <w:ind w:left="567" w:firstLine="0"/>
-      </w:pPr>
-    </w:p>
-    <w:p>
-      <w:pPr>
-        <w:ind w:left="567" w:firstLine="0"/>
-        <w:rPr>
-          <w:b/>
-          <w:bCs/>
-        </w:rPr>
-      </w:pPr>
-      <w:r>
-        <w:rPr>
-          <w:b/>
-          <w:bCs/>
-        </w:rPr>
-        <w:t>Hỏi: Những lưu ý khi chuẩn bị hành lý ra nước ngoài?</w:t>
-      </w:r>
-    </w:p>
-    <w:p>
-      <w:pPr>
-        <w:ind w:left="567" w:firstLine="0"/>
-      </w:pPr>
-      <w:r>
-        <w:rPr>
-          <w:b/>
-          <w:bCs/>
-        </w:rPr>
-        <w:t>Đáp:</w:t>
-      </w:r>
-      <w:r>
-        <w:t xml:space="preserve"> Lưu ý về hành lý khi ra nước ngoài:</w:t>
-      </w:r>
-    </w:p>
-    <w:p>
-      <w:pPr>
-        <w:ind w:left="567" w:firstLine="0"/>
-      </w:pPr>
-      <w:r>
-        <w:t>Hành lý xách tay:</w:t>
-      </w:r>
-    </w:p>
-    <w:p>
-      <w:pPr>
-        <w:ind w:left="567" w:firstLine="0"/>
-      </w:pPr>
-      <w:r>
-        <w:t>Chất lỏng: Chai/lọ dưới 100ml, tổng cộng không quá 1 lít</w:t>
-      </w:r>
-    </w:p>
-    <w:p>
-      <w:pPr>
-        <w:ind w:left="567" w:firstLine="0"/>
-      </w:pPr>
-      <w:r>
-        <w:lastRenderedPageBreak/>
-        <w:t>Cấm mang: Dao, kéo, vật sắc nhọn</w:t>
-      </w:r>
-    </w:p>
-    <w:p>
-      <w:pPr>
-        <w:ind w:left="567" w:firstLine="0"/>
-      </w:pPr>
-      <w:r>
-        <w:t>Thiết bị điện tử: Laptop, điện thoại phải rút ra kiểm tra</w:t>
-      </w:r>
-    </w:p>
-    <w:p>
-      <w:pPr>
-        <w:ind w:left="567" w:firstLine="0"/>
-      </w:pPr>
-      <w:r>
-        <w:t>Thuốc men: Nên có đơn thuốc kèm theo</w:t>
-      </w:r>
-    </w:p>
-    <w:p>
-      <w:pPr>
-        <w:ind w:left="567" w:firstLine="0"/>
-      </w:pPr>
-      <w:r>
-        <w:t>Hành lý ký gửi:</w:t>
-      </w:r>
-    </w:p>
-    <w:p>
-      <w:pPr>
-        <w:ind w:left="567" w:firstLine="0"/>
-      </w:pPr>
-      <w:r>
-        <w:t>Trọng lượng: Tùy theo hãng hàng không (thường 20-23kg)</w:t>
-      </w:r>
-    </w:p>
-    <w:p>
-      <w:pPr>
-        <w:ind w:left="567" w:firstLine="0"/>
-      </w:pPr>
-      <w:r>
-        <w:t>Cấm mang: Pin lithium, chất dễ cháy nổ</w:t>
-      </w:r>
-    </w:p>
-    <w:p>
-      <w:pPr>
-        <w:ind w:left="567" w:firstLine="0"/>
-      </w:pPr>
-      <w:r>
-        <w:t>Quà tặng: Nên đóng gói cẩn thận, có hóa đơn</w:t>
-      </w:r>
-    </w:p>
-    <w:p>
-      <w:pPr>
-        <w:ind w:left="567" w:firstLine="0"/>
-      </w:pPr>
-      <w:r>
-        <w:t>Khai báo hải quan:</w:t>
-      </w:r>
-    </w:p>
-    <w:p>
-      <w:pPr>
-        <w:ind w:left="567" w:firstLine="0"/>
-      </w:pPr>
-      <w:r>
-        <w:t>Tiền mặt trên 5.000 USD: Phải khai báo</w:t>
-      </w:r>
-    </w:p>
-    <w:p>
-      <w:pPr>
-        <w:ind w:left="567" w:firstLine="0"/>
-      </w:pPr>
-      <w:r>
-        <w:t>Hàng hóa có giá trị cao: Có thể phải nộp thuế</w:t>
-      </w:r>
-    </w:p>
-    <w:p>
-      <w:pPr>
-        <w:ind w:left="567" w:firstLine="0"/>
-      </w:pPr>
-      <w:r>
-        <w:t>Thực phẩm: Một số nước cấm hoàn toàn</w:t>
-      </w:r>
-    </w:p>
-    <w:p>
-      <w:pPr>
-        <w:ind w:left="567" w:firstLine="0"/>
-      </w:pPr>
-      <w:r>
-        <w:t>Lưu ý đặc biệt:</w:t>
-      </w:r>
-    </w:p>
-    <w:p>
-      <w:pPr>
-        <w:ind w:left="567" w:firstLine="0"/>
-      </w:pPr>
-      <w:r>
-        <w:t>Kiểm tra quy định hành lý của hãng hàng không</w:t>
-      </w:r>
-    </w:p>
-    <w:p>
-      <w:pPr>
-        <w:ind w:left="567" w:firstLine="0"/>
-      </w:pPr>
-      <w:r>
-        <w:t>Mua bảo hiểm hành lý nếu cần</w:t>
-      </w:r>
-    </w:p>
-    <w:p>
-      <w:pPr>
-        <w:ind w:left="567" w:firstLine="0"/>
-      </w:pPr>
-      <w:r>
-        <w:t>Gắn thẻ tên, địa chỉ cho hành lý</w:t>
-      </w:r>
-    </w:p>
-    <w:p>
-      <w:pPr>
-        <w:ind w:left="567" w:firstLine="0"/>
-      </w:pPr>
-      <w:r>
-        <w:t>Khuyến nghị: Nên tìm hiểu kỹ quy định của nước đến để tránh gặp rắc rối.</w:t>
-      </w:r>
-    </w:p>
-    <w:p>
-      <w:pPr>
-        <w:ind w:left="567" w:firstLine="0"/>
-      </w:pPr>
-    </w:p>
-    <w:p>
-      <w:pPr>
-        <w:ind w:left="567" w:firstLine="0"/>
-        <w:rPr>
-          <w:b/>
-          <w:bCs/>
-        </w:rPr>
-      </w:pPr>
-      <w:r>
-        <w:rPr>
-          <w:b/>
-          <w:bCs/>
-        </w:rPr>
-        <w:t>Hỏi: Thủ tục về nước sau khi kết thúc chuyến đi nước ngoài?</w:t>
-      </w:r>
-    </w:p>
-    <w:p>
-      <w:pPr>
-        <w:ind w:left="567" w:firstLine="0"/>
-      </w:pPr>
-      <w:r>
-        <w:rPr>
-          <w:b/>
-          <w:bCs/>
-        </w:rPr>
-        <w:t xml:space="preserve">Đáp: </w:t>
-      </w:r>
-      <w:r>
-        <w:t>Thủ tục về nước sau chuyến đi:</w:t>
-      </w:r>
-    </w:p>
-    <w:p>
-      <w:pPr>
-        <w:ind w:left="567" w:firstLine="0"/>
-      </w:pPr>
-      <w:r>
-        <w:t>Tại sân bay nước ngoài:</w:t>
-      </w:r>
-    </w:p>
-    <w:p>
-      <w:pPr>
-        <w:ind w:left="567" w:firstLine="0"/>
-      </w:pPr>
-      <w:r>
-        <w:t>Làm thủ tục check-in, kiểm tra hành lý</w:t>
-      </w:r>
-    </w:p>
-    <w:p>
-      <w:pPr>
-        <w:ind w:left="567" w:firstLine="0"/>
-      </w:pPr>
-      <w:r>
-        <w:t>Xuất cảnh: Đóng dấu xuất cảnh trên hộ chiếu</w:t>
-      </w:r>
-    </w:p>
-    <w:p>
-      <w:pPr>
-        <w:ind w:left="567" w:firstLine="0"/>
-      </w:pPr>
-      <w:r>
-        <w:t>Hoàn thuế VAT (nếu có mua sắm)</w:t>
-      </w:r>
-    </w:p>
-    <w:p>
-      <w:pPr>
-        <w:ind w:left="567" w:firstLine="0"/>
-      </w:pPr>
-      <w:r>
-        <w:t>Tại cửa khẩu Việt Nam:</w:t>
-      </w:r>
-    </w:p>
-    <w:p>
-      <w:pPr>
-        <w:ind w:left="567" w:firstLine="0"/>
-      </w:pPr>
-      <w:r>
-        <w:t>Xuất trình hộ chiếu tại quầy nhập cảnh</w:t>
-      </w:r>
-    </w:p>
-    <w:p>
-      <w:pPr>
-        <w:ind w:left="567" w:firstLine="0"/>
-      </w:pPr>
-      <w:r>
-        <w:t>Khai báo hải quan (nếu có hàng hóa cần khai báo)</w:t>
-      </w:r>
-    </w:p>
-    <w:p>
-      <w:pPr>
-        <w:ind w:left="567" w:firstLine="0"/>
-      </w:pPr>
-      <w:r>
-        <w:t>Kiểm tra y tế (nếu theo quy định)</w:t>
-      </w:r>
-    </w:p>
-    <w:p>
-      <w:pPr>
-        <w:ind w:left="567" w:firstLine="0"/>
-      </w:pPr>
-      <w:r>
-        <w:t>Khai báo hải quan:</w:t>
-      </w:r>
-    </w:p>
-    <w:p>
-      <w:pPr>
-        <w:ind w:left="567" w:firstLine="0"/>
-      </w:pPr>
-      <w:r>
-        <w:t>Hàng hóa trị giá trên 10 triệu VNĐ: Phải khai báo</w:t>
-      </w:r>
-    </w:p>
-    <w:p>
-      <w:pPr>
-        <w:ind w:left="567" w:firstLine="0"/>
-      </w:pPr>
-      <w:r>
-        <w:t>Rượu, thuốc lá: Có hạn mức quy định</w:t>
-      </w:r>
-    </w:p>
-    <w:p>
-      <w:pPr>
-        <w:ind w:left="567" w:firstLine="0"/>
-      </w:pPr>
-      <w:r>
-        <w:t>Tiền mặt trên 5.000 USD: Phải khai báo</w:t>
-      </w:r>
-    </w:p>
-    <w:p>
-      <w:pPr>
-        <w:ind w:left="567" w:firstLine="0"/>
-      </w:pPr>
-      <w:r>
-        <w:lastRenderedPageBreak/>
-        <w:t>Những trường hợp đặc biệt:</w:t>
-      </w:r>
-    </w:p>
-    <w:p>
-      <w:pPr>
-        <w:ind w:left="567" w:firstLine="0"/>
-      </w:pPr>
-      <w:r>
-        <w:t>Mang theo thuốc men: Nên có đơn thuốc</w:t>
-      </w:r>
-    </w:p>
-    <w:p>
-      <w:pPr>
-        <w:ind w:left="567" w:firstLine="0"/>
-      </w:pPr>
-      <w:r>
-        <w:t>Thiết bị điện tử mới: Có thể phải nộp thuế</w:t>
-      </w:r>
-    </w:p>
-    <w:p>
-      <w:pPr>
-        <w:ind w:left="567" w:firstLine="0"/>
-      </w:pPr>
-      <w:r>
-        <w:t>Quà tặng: Tùy theo giá trị và số lượng</w:t>
-      </w:r>
-    </w:p>
-    <w:p>
-      <w:pPr>
-        <w:ind w:left="567" w:firstLine="0"/>
-      </w:pPr>
-      <w:r>
-        <w:t>Lưu ý: Nên giữ lại vé máy bay, hóa đơn mua hàng để làm bằng chứng khi cần.</w:t>
-      </w:r>
-    </w:p>
-    <w:p>
-      <w:pPr>
-        <w:ind w:left="567" w:firstLine="0"/>
-      </w:pPr>
-    </w:p>
-    <w:p>
-      <w:pPr>
-        <w:ind w:left="567" w:firstLine="0"/>
-        <w:rPr>
-          <w:b/>
-          <w:bCs/>
-        </w:rPr>
-      </w:pPr>
-      <w:r>
-        <w:rPr>
-          <w:b/>
-          <w:bCs/>
-        </w:rPr>
-        <w:t>Hỏi: Xử lý khi bị từ chối visa hoặc bị từ chối nhập cảnh?</w:t>
-      </w:r>
-    </w:p>
-    <w:p>
-      <w:pPr>
-        <w:ind w:left="567" w:firstLine="0"/>
-      </w:pPr>
-      <w:r>
-        <w:rPr>
-          <w:b/>
-          <w:bCs/>
-        </w:rPr>
-        <w:t>Đáp:</w:t>
-      </w:r>
-      <w:r>
         <w:t xml:space="preserve"> Xử lý khi bị từ chối visa/nhập cảnh:</w:t>
       </w:r>
     </w:p>
@@ -3431,12 +2844,6 @@
       <w:pPr>
         <w:ind w:left="567" w:firstLine="0"/>
       </w:pPr>
-      <w:r>
-        <w:t>Tình hình tài chính không đủ</w:t>
-      </w:r>
-      <w:r>
-        <w:t>.</w:t>
-      </w:r>
     </w:p>
     <w:p>
       <w:pPr>
@@ -3444,46 +2851,6 @@
       </w:pPr>
       <w:r>
         <w:t>Tiền sử vi phạm pháp luật</w:t>
-      </w:r>
-    </w:p>
-    <w:p>
-      <w:pPr>
-        <w:ind w:left="567" w:firstLine="0"/>
-      </w:pPr>
-      <w:r>
-        <w:t>Cách khắc phục:</w:t>
-      </w:r>
-    </w:p>
-    <w:p>
-      <w:pPr>
-        <w:ind w:left="567" w:firstLine="0"/>
-      </w:pPr>
-      <w:r>
-        <w:t>Chuẩn bị hồ sơ đầy đủ hơn</w:t>
-      </w:r>
-    </w:p>
-    <w:p>
-      <w:pPr>
-        <w:ind w:left="567" w:firstLine="0"/>
-      </w:pPr>
-      <w:r>
-        <w:t>Chứng minh ràng buộc với Việt Nam</w:t>
-      </w:r>
-    </w:p>
-    <w:p>
-      <w:pPr>
-        <w:ind w:left="567" w:firstLine="0"/>
-      </w:pPr>
-      <w:r>
-        <w:t>Tăng cường chứng minh tài chính</w:t>
-      </w:r>
-    </w:p>
-    <w:p>
-      <w:pPr>
-        <w:ind w:left="567" w:firstLine="0"/>
-      </w:pPr>
-      <w:r>
-        <w:t>Tham khảo ý kiến luật sư chuyên về di trú</w:t>
       </w:r>
     </w:p>
     <w:p>
@@ -3536,6 +2903,9 @@
         <w:ind w:left="567" w:firstLine="0"/>
       </w:pPr>
       <w:r>
+        <w:t xml:space="preserve">1. </w:t>
+      </w:r>
+      <w:r>
         <w:t>Các bước cần làm ngay:</w:t>
       </w:r>
     </w:p>
@@ -3544,14 +2914,6 @@
         <w:ind w:left="567" w:firstLine="0"/>
       </w:pPr>
       <w:r>
-        <w:t>Báo cáo mất hộ chiếu cho cảnh sát địa phương</w:t>
-      </w:r>
-    </w:p>
-    <w:p>
-      <w:pPr>
-        <w:ind w:left="567" w:firstLine="0"/>
-      </w:pPr>
-      <w:r>
         <w:t>Liên hệ với Lãnh sự quán Việt Nam gần nhất</w:t>
       </w:r>
     </w:p>
@@ -3560,13 +2922,16 @@
         <w:ind w:left="567" w:firstLine="0"/>
       </w:pPr>
       <w:r>
-        <w:t>Thông báo cho gia đình trong nước</w:t>
-      </w:r>
-    </w:p>
-    <w:p>
-      <w:pPr>
-        <w:ind w:left="567" w:firstLine="0"/>
-      </w:pPr>
+        <w:t>Thông báo cho cơ quan chức năng gần nhất</w:t>
+      </w:r>
+    </w:p>
+    <w:p>
+      <w:pPr>
+        <w:ind w:left="567" w:firstLine="0"/>
+      </w:pPr>
+      <w:r>
+        <w:t xml:space="preserve">2 </w:t>
+      </w:r>
       <w:r>
         <w:t>Chuẩn bị hồ sơ cần thiết</w:t>
       </w:r>
@@ -3641,46 +3006,6 @@
       </w:pPr>
       <w:r>
         <w:t>Nộp hồ sơ và thanh toán lệ phí</w:t>
-      </w:r>
-    </w:p>
-    <w:p>
-      <w:pPr>
-        <w:ind w:left="567" w:firstLine="0"/>
-      </w:pPr>
-      <w:r>
-        <w:t>Chờ xử lý (thường 3-5 ngày làm việc)</w:t>
-      </w:r>
-    </w:p>
-    <w:p>
-      <w:pPr>
-        <w:ind w:left="567" w:firstLine="0"/>
-      </w:pPr>
-      <w:r>
-        <w:t>Lệ phí:</w:t>
-      </w:r>
-    </w:p>
-    <w:p>
-      <w:pPr>
-        <w:ind w:left="567" w:firstLine="0"/>
-      </w:pPr>
-      <w:r>
-        <w:t>Giấy thông hành: Khoảng 50-100 USD</w:t>
-      </w:r>
-    </w:p>
-    <w:p>
-      <w:pPr>
-        <w:ind w:left="567" w:firstLine="0"/>
-      </w:pPr>
-      <w:r>
-        <w:t>Dịch vụ khẩn cấp: Phụ phí thêm</w:t>
-      </w:r>
-    </w:p>
-    <w:p>
-      <w:pPr>
-        <w:ind w:left="567" w:firstLine="0"/>
-      </w:pPr>
-      <w:r>
-        <w:t>Có thể thanh toán bằng tiền mặt hoặc chuyển khoản</w:t>
       </w:r>
     </w:p>
     <w:p>
@@ -3906,7 +3231,6 @@
           <w:sz w:val="36"/>
           <w:szCs w:val="36"/>
         </w:rPr>
-        <w:lastRenderedPageBreak/>
         <w:t>Hỏi: Địa chỉ cụ thể của cơ quan tiếp nhận hồ sơ hộ chiếu ở đâu?</w:t>
       </w:r>
     </w:p>
@@ -4117,6 +3441,7 @@
           <w:sz w:val="24"/>
           <w:szCs w:val="24"/>
         </w:rPr>
+        <w:lastRenderedPageBreak/>
         <w:t>Căn cứ pháp lý:</w:t>
       </w:r>
       <w:r>
@@ -4729,7 +4054,6 @@
           <w:sz w:val="24"/>
           <w:szCs w:val="24"/>
         </w:rPr>
-        <w:lastRenderedPageBreak/>
         <w:t>Căn cứ pháp lý:</w:t>
       </w:r>
       <w:r>
@@ -4858,6 +4182,7 @@
           <w:sz w:val="24"/>
           <w:szCs w:val="24"/>
         </w:rPr>
+        <w:lastRenderedPageBreak/>
         <w:t>Trường hợp đặc biệt:</w:t>
       </w:r>
       <w:r>
@@ -4991,7 +4316,23 @@
           <w:sz w:val="24"/>
           <w:szCs w:val="24"/>
         </w:rPr>
-        <w:t xml:space="preserve"> 160.000 đồng</w:t>
+        <w:t xml:space="preserve"> 1</w:t>
+      </w:r>
+      <w:r>
+        <w:rPr>
+          <w:rFonts w:eastAsia="Times New Roman"/>
+          <w:sz w:val="24"/>
+          <w:szCs w:val="24"/>
+        </w:rPr>
+        <w:t>0</w:t>
+      </w:r>
+      <w:r>
+        <w:rPr>
+          <w:rFonts w:eastAsia="Times New Roman"/>
+          <w:sz w:val="24"/>
+          <w:szCs w:val="24"/>
+        </w:rPr>
+        <w:t>0.000 đồng</w:t>
       </w:r>
     </w:p>
     <w:p>
@@ -5023,7 +4364,23 @@
           <w:sz w:val="24"/>
           <w:szCs w:val="24"/>
         </w:rPr>
-        <w:t xml:space="preserve"> 320.000 đồng</w:t>
+        <w:t xml:space="preserve"> </w:t>
+      </w:r>
+      <w:r>
+        <w:rPr>
+          <w:rFonts w:eastAsia="Times New Roman"/>
+          <w:sz w:val="24"/>
+          <w:szCs w:val="24"/>
+        </w:rPr>
+        <w:t>20</w:t>
+      </w:r>
+      <w:r>
+        <w:rPr>
+          <w:rFonts w:eastAsia="Times New Roman"/>
+          <w:sz w:val="24"/>
+          <w:szCs w:val="24"/>
+        </w:rPr>
+        <w:t>0.000 đồng</w:t>
       </w:r>
     </w:p>
     <w:p>
@@ -5052,7 +4409,34 @@
           <w:sz w:val="24"/>
           <w:szCs w:val="24"/>
         </w:rPr>
-        <w:t xml:space="preserve"> Thông tư 31/2023/TT-BCA.</w:t>
+        <w:t xml:space="preserve"> Thông tư 31/2023/TT-BCA</w:t>
+      </w:r>
+      <w:r>
+        <w:rPr>
+          <w:rFonts w:eastAsia="Times New Roman"/>
+          <w:sz w:val="24"/>
+          <w:szCs w:val="24"/>
+        </w:rPr>
+        <w:t xml:space="preserve">, </w:t>
+      </w:r>
+      <w:hyperlink r:id="rId5" w:tgtFrame="_blank" w:history="1">
+        <w:r>
+          <w:rPr>
+            <w:rStyle w:val="Hyperlink"/>
+            <w:rFonts w:ascii="Arial" w:hAnsi="Arial" w:cs="Arial"/>
+            <w:color w:val="0E70A4"/>
+            <w:shd w:val="clear" w:color="auto" w:fill="FFFFFF"/>
+          </w:rPr>
+          <w:t>Thông tư 63/2023/TT-BTC</w:t>
+        </w:r>
+      </w:hyperlink>
+      <w:r>
+        <w:rPr>
+          <w:rFonts w:ascii="Arial" w:hAnsi="Arial" w:cs="Arial"/>
+          <w:color w:val="212529"/>
+          <w:shd w:val="clear" w:color="auto" w:fill="FFFFFF"/>
+        </w:rPr>
+        <w:t>.</w:t>
       </w:r>
     </w:p>
     <w:p>
@@ -5419,7 +4803,6 @@
           <w:sz w:val="24"/>
           <w:szCs w:val="24"/>
         </w:rPr>
-        <w:lastRenderedPageBreak/>
         <w:t>Căn cứ pháp lý:</w:t>
       </w:r>
       <w:r>
@@ -5609,6 +4992,7 @@
           <w:sz w:val="24"/>
           <w:szCs w:val="24"/>
         </w:rPr>
+        <w:lastRenderedPageBreak/>
         <w:t>Lệ phí:</w:t>
       </w:r>
       <w:r>
@@ -5617,7 +5001,23 @@
           <w:sz w:val="24"/>
           <w:szCs w:val="24"/>
         </w:rPr>
-        <w:t xml:space="preserve"> 320.000 đồng</w:t>
+        <w:t xml:space="preserve"> </w:t>
+      </w:r>
+      <w:r>
+        <w:rPr>
+          <w:rFonts w:eastAsia="Times New Roman"/>
+          <w:sz w:val="24"/>
+          <w:szCs w:val="24"/>
+        </w:rPr>
+        <w:t>20</w:t>
+      </w:r>
+      <w:r>
+        <w:rPr>
+          <w:rFonts w:eastAsia="Times New Roman"/>
+          <w:sz w:val="24"/>
+          <w:szCs w:val="24"/>
+        </w:rPr>
+        <w:t>0.000 đồng</w:t>
       </w:r>
     </w:p>
     <w:p>
@@ -6059,196 +5459,6 @@
           <w:sz w:val="36"/>
           <w:szCs w:val="36"/>
         </w:rPr>
-        <w:t>Hỏi: Tôi muốn xin cấp hộ chiếu khẩn cấp, điều kiện là gì?</w:t>
-      </w:r>
-    </w:p>
-    <w:p>
-      <w:pPr>
-        <w:spacing w:before="100" w:beforeAutospacing="1" w:after="100" w:afterAutospacing="1" w:line="240" w:lineRule="auto"/>
-        <w:ind w:firstLine="0"/>
-        <w:rPr>
-          <w:rFonts w:eastAsia="Times New Roman"/>
-          <w:sz w:val="24"/>
-          <w:szCs w:val="24"/>
-        </w:rPr>
-      </w:pPr>
-      <w:r>
-        <w:rPr>
-          <w:rFonts w:eastAsia="Times New Roman"/>
-          <w:b/>
-          <w:bCs/>
-          <w:sz w:val="24"/>
-          <w:szCs w:val="24"/>
-        </w:rPr>
-        <w:t>Đáp:</w:t>
-      </w:r>
-      <w:r>
-        <w:rPr>
-          <w:rFonts w:eastAsia="Times New Roman"/>
-          <w:sz w:val="24"/>
-          <w:szCs w:val="24"/>
-        </w:rPr>
-        <w:t xml:space="preserve"> Điều kiện cấp hộ chiếu khẩn cấp:</w:t>
-      </w:r>
-    </w:p>
-    <w:p>
-      <w:pPr>
-        <w:numPr>
-          <w:ilvl w:val="0"/>
-          <w:numId w:val="14"/>
-        </w:numPr>
-        <w:spacing w:before="100" w:beforeAutospacing="1" w:after="100" w:afterAutospacing="1" w:line="240" w:lineRule="auto"/>
-        <w:rPr>
-          <w:rFonts w:eastAsia="Times New Roman"/>
-          <w:sz w:val="24"/>
-          <w:szCs w:val="24"/>
-        </w:rPr>
-      </w:pPr>
-      <w:r>
-        <w:rPr>
-          <w:rFonts w:eastAsia="Times New Roman"/>
-          <w:b/>
-          <w:bCs/>
-          <w:sz w:val="24"/>
-          <w:szCs w:val="24"/>
-        </w:rPr>
-        <w:t>Có lý do chính đáng:</w:t>
-      </w:r>
-      <w:r>
-        <w:rPr>
-          <w:rFonts w:eastAsia="Times New Roman"/>
-          <w:sz w:val="24"/>
-          <w:szCs w:val="24"/>
-        </w:rPr>
-        <w:t xml:space="preserve"> Người thân bị bệnh nặng ở nước ngoài, công việc khẩn cấp</w:t>
-      </w:r>
-    </w:p>
-    <w:p>
-      <w:pPr>
-        <w:numPr>
-          <w:ilvl w:val="0"/>
-          <w:numId w:val="14"/>
-        </w:numPr>
-        <w:spacing w:before="100" w:beforeAutospacing="1" w:after="100" w:afterAutospacing="1" w:line="240" w:lineRule="auto"/>
-        <w:rPr>
-          <w:rFonts w:eastAsia="Times New Roman"/>
-          <w:sz w:val="24"/>
-          <w:szCs w:val="24"/>
-        </w:rPr>
-      </w:pPr>
-      <w:r>
-        <w:rPr>
-          <w:rFonts w:eastAsia="Times New Roman"/>
-          <w:b/>
-          <w:bCs/>
-          <w:sz w:val="24"/>
-          <w:szCs w:val="24"/>
-        </w:rPr>
-        <w:t>Thời gian xử lý:</w:t>
-      </w:r>
-      <w:r>
-        <w:rPr>
-          <w:rFonts w:eastAsia="Times New Roman"/>
-          <w:sz w:val="24"/>
-          <w:szCs w:val="24"/>
-        </w:rPr>
-        <w:t xml:space="preserve"> 02 ngày làm việc</w:t>
-      </w:r>
-    </w:p>
-    <w:p>
-      <w:pPr>
-        <w:numPr>
-          <w:ilvl w:val="0"/>
-          <w:numId w:val="14"/>
-        </w:numPr>
-        <w:spacing w:before="100" w:beforeAutospacing="1" w:after="100" w:afterAutospacing="1" w:line="240" w:lineRule="auto"/>
-        <w:rPr>
-          <w:rFonts w:eastAsia="Times New Roman"/>
-          <w:sz w:val="24"/>
-          <w:szCs w:val="24"/>
-        </w:rPr>
-      </w:pPr>
-      <w:r>
-        <w:rPr>
-          <w:rFonts w:eastAsia="Times New Roman"/>
-          <w:b/>
-          <w:bCs/>
-          <w:sz w:val="24"/>
-          <w:szCs w:val="24"/>
-        </w:rPr>
-        <w:t>Lệ phí:</w:t>
-      </w:r>
-      <w:r>
-        <w:rPr>
-          <w:rFonts w:eastAsia="Times New Roman"/>
-          <w:sz w:val="24"/>
-          <w:szCs w:val="24"/>
-        </w:rPr>
-        <w:t xml:space="preserve"> 800.000 đồng</w:t>
-      </w:r>
-    </w:p>
-    <w:p>
-      <w:pPr>
-        <w:spacing w:before="100" w:beforeAutospacing="1" w:after="100" w:afterAutospacing="1" w:line="240" w:lineRule="auto"/>
-        <w:ind w:firstLine="0"/>
-        <w:rPr>
-          <w:rFonts w:eastAsia="Times New Roman"/>
-          <w:sz w:val="24"/>
-          <w:szCs w:val="24"/>
-        </w:rPr>
-      </w:pPr>
-      <w:r>
-        <w:rPr>
-          <w:rFonts w:eastAsia="Times New Roman"/>
-          <w:b/>
-          <w:bCs/>
-          <w:sz w:val="24"/>
-          <w:szCs w:val="24"/>
-        </w:rPr>
-        <w:lastRenderedPageBreak/>
-        <w:t>Căn cứ pháp lý:</w:t>
-      </w:r>
-      <w:r>
-        <w:rPr>
-          <w:rFonts w:eastAsia="Times New Roman"/>
-          <w:sz w:val="24"/>
-          <w:szCs w:val="24"/>
-        </w:rPr>
-        <w:t xml:space="preserve"> Điều 16 Luật Xuất cảnh, nhập cảnh 2019.</w:t>
-      </w:r>
-    </w:p>
-    <w:p>
-      <w:pPr>
-        <w:spacing w:after="0" w:line="240" w:lineRule="auto"/>
-        <w:ind w:firstLine="0"/>
-        <w:rPr>
-          <w:rFonts w:eastAsia="Times New Roman"/>
-          <w:sz w:val="24"/>
-          <w:szCs w:val="24"/>
-        </w:rPr>
-      </w:pPr>
-    </w:p>
-    <w:p>
-      <w:pPr>
-        <w:spacing w:before="100" w:beforeAutospacing="1" w:after="100" w:afterAutospacing="1" w:line="240" w:lineRule="auto"/>
-        <w:ind w:firstLine="0"/>
-        <w:outlineLvl w:val="1"/>
-        <w:rPr>
-          <w:rFonts w:eastAsia="Times New Roman"/>
-          <w:b/>
-          <w:bCs/>
-          <w:sz w:val="36"/>
-          <w:szCs w:val="36"/>
-        </w:rPr>
-      </w:pPr>
-      <w:r>
-        <w:rPr>
-          <w:rFonts w:eastAsia="Times New Roman"/>
-          <w:b/>
-          <w:bCs/>
-          <w:sz w:val="36"/>
-          <w:szCs w:val="36"/>
-        </w:rPr>
         <w:t>Hỏi: Tôi có thể nộp hồ sơ làm hộ chiếu ở tỉnh khác không?</w:t>
       </w:r>
     </w:p>
@@ -6499,7 +5709,23 @@
           <w:sz w:val="24"/>
           <w:szCs w:val="24"/>
         </w:rPr>
-        <w:t xml:space="preserve"> 320.000 đồng</w:t>
+        <w:t xml:space="preserve"> </w:t>
+      </w:r>
+      <w:r>
+        <w:rPr>
+          <w:rFonts w:eastAsia="Times New Roman"/>
+          <w:sz w:val="24"/>
+          <w:szCs w:val="24"/>
+        </w:rPr>
+        <w:t>20</w:t>
+      </w:r>
+      <w:r>
+        <w:rPr>
+          <w:rFonts w:eastAsia="Times New Roman"/>
+          <w:sz w:val="24"/>
+          <w:szCs w:val="24"/>
+        </w:rPr>
+        <w:t>0.000 đồng</w:t>
       </w:r>
     </w:p>
     <w:p>
@@ -7436,6 +6662,7 @@
           <w:sz w:val="24"/>
           <w:szCs w:val="24"/>
         </w:rPr>
+        <w:lastRenderedPageBreak/>
         <w:t>Căn cứ pháp lý:</w:t>
       </w:r>
       <w:r>
@@ -7678,9 +6905,9 @@
     </w:p>
     <w:p>
       <w:pPr>
-        <w:spacing w:before="100" w:beforeAutospacing="1" w:after="100" w:afterAutospacing="1" w:line="240" w:lineRule="auto"/>
-        <w:ind w:firstLine="0"/>
-        <w:outlineLvl w:val="1"/>
+        <w:ind w:left="567" w:firstLine="0"/>
+      </w:pPr>
+      <w:r>
         <w:rPr>
           <w:rFonts w:eastAsia="Times New Roman"/>
           <w:b/>
@@ -7688,21 +6915,36 @@
           <w:sz w:val="36"/>
           <w:szCs w:val="36"/>
         </w:rPr>
-      </w:pPr>
-      <w:r>
-        <w:rPr>
-          <w:rFonts w:eastAsia="Times New Roman"/>
-          <w:b/>
-          <w:bCs/>
-          <w:sz w:val="36"/>
-          <w:szCs w:val="36"/>
-        </w:rPr>
-        <w:t>Hỏi: Khi nào tôi cần khai báo với cơ quan công an về việc đi nước ngoài?</w:t>
-      </w:r>
-    </w:p>
-    <w:p>
-      <w:pPr>
-        <w:spacing w:before="100" w:beforeAutospacing="1" w:after="100" w:afterAutospacing="1" w:line="240" w:lineRule="auto"/>
+        <w:t>Hỏi: Trẻ em dưới 14 tuổi tự đi nước ngoài được không</w:t>
+      </w:r>
+    </w:p>
+    <w:p>
+      <w:pPr>
+        <w:rPr>
+          <w:rFonts w:eastAsia="Times New Roman"/>
+          <w:sz w:val="24"/>
+          <w:szCs w:val="24"/>
+        </w:rPr>
+      </w:pPr>
+      <w:r>
+        <w:rPr>
+          <w:b/>
+          <w:bCs/>
+        </w:rPr>
+        <w:t xml:space="preserve">Đáp: </w:t>
+      </w:r>
+      <w:r>
+        <w:rPr>
+          <w:rFonts w:eastAsia="Times New Roman"/>
+          <w:sz w:val="24"/>
+          <w:szCs w:val="24"/>
+        </w:rPr>
+        <w:t>việc trẻ em dưới 14 tuổi có được tự đi nước ngoài hay không, quy định pháp luật hiện hành rất rõ ràng:</w:t>
+      </w:r>
+    </w:p>
+    <w:p>
+      <w:pPr>
+        <w:spacing w:after="0" w:line="240" w:lineRule="auto"/>
         <w:ind w:firstLine="0"/>
         <w:rPr>
           <w:rFonts w:eastAsia="Times New Roman"/>
@@ -7713,121 +6955,33 @@
       <w:r>
         <w:rPr>
           <w:rFonts w:eastAsia="Times New Roman"/>
-          <w:b/>
-          <w:bCs/>
-          <w:sz w:val="24"/>
-          <w:szCs w:val="24"/>
-        </w:rPr>
-        <w:t>Đáp:</w:t>
-      </w:r>
-      <w:r>
-        <w:rPr>
-          <w:rFonts w:eastAsia="Times New Roman"/>
-          <w:sz w:val="24"/>
-          <w:szCs w:val="24"/>
-        </w:rPr>
-        <w:t xml:space="preserve"> Trường hợp phải khai báo:</w:t>
-      </w:r>
-    </w:p>
-    <w:p>
-      <w:pPr>
-        <w:numPr>
-          <w:ilvl w:val="0"/>
-          <w:numId w:val="22"/>
-        </w:numPr>
-        <w:spacing w:before="100" w:beforeAutospacing="1" w:after="100" w:afterAutospacing="1" w:line="240" w:lineRule="auto"/>
-        <w:rPr>
-          <w:rFonts w:eastAsia="Times New Roman"/>
-          <w:sz w:val="24"/>
-          <w:szCs w:val="24"/>
-        </w:rPr>
-      </w:pPr>
-      <w:r>
-        <w:rPr>
-          <w:rFonts w:eastAsia="Times New Roman"/>
-          <w:b/>
-          <w:bCs/>
-          <w:sz w:val="24"/>
-          <w:szCs w:val="24"/>
-        </w:rPr>
-        <w:t>Cán bộ, công chức</w:t>
-      </w:r>
-      <w:r>
-        <w:rPr>
-          <w:rFonts w:eastAsia="Times New Roman"/>
-          <w:sz w:val="24"/>
-          <w:szCs w:val="24"/>
-        </w:rPr>
-        <w:t xml:space="preserve"> theo quy định về quản lý cán bộ</w:t>
-      </w:r>
-    </w:p>
-    <w:p>
-      <w:pPr>
-        <w:numPr>
-          <w:ilvl w:val="0"/>
-          <w:numId w:val="22"/>
-        </w:numPr>
-        <w:spacing w:before="100" w:beforeAutospacing="1" w:after="100" w:afterAutospacing="1" w:line="240" w:lineRule="auto"/>
-        <w:rPr>
-          <w:rFonts w:eastAsia="Times New Roman"/>
-          <w:sz w:val="24"/>
-          <w:szCs w:val="24"/>
-        </w:rPr>
-      </w:pPr>
-      <w:r>
-        <w:rPr>
-          <w:rFonts w:eastAsia="Times New Roman"/>
-          <w:b/>
-          <w:bCs/>
-          <w:sz w:val="24"/>
-          <w:szCs w:val="24"/>
-        </w:rPr>
-        <w:t>Người đang bị áp dụng biện pháp ngăn chặn</w:t>
-      </w:r>
-      <w:r>
-        <w:rPr>
-          <w:rFonts w:eastAsia="Times New Roman"/>
-          <w:sz w:val="24"/>
-          <w:szCs w:val="24"/>
-        </w:rPr>
-        <w:t xml:space="preserve"> (nếu được cho phép xuất cảnh)</w:t>
-      </w:r>
-    </w:p>
-    <w:p>
-      <w:pPr>
-        <w:numPr>
-          <w:ilvl w:val="0"/>
-          <w:numId w:val="22"/>
-        </w:numPr>
-        <w:spacing w:before="100" w:beforeAutospacing="1" w:after="100" w:afterAutospacing="1" w:line="240" w:lineRule="auto"/>
-        <w:rPr>
-          <w:rFonts w:eastAsia="Times New Roman"/>
-          <w:sz w:val="24"/>
-          <w:szCs w:val="24"/>
-        </w:rPr>
-      </w:pPr>
-      <w:r>
-        <w:rPr>
-          <w:rFonts w:eastAsia="Times New Roman"/>
-          <w:b/>
-          <w:bCs/>
-          <w:sz w:val="24"/>
-          <w:szCs w:val="24"/>
-        </w:rPr>
-        <w:t>Một số đối tượng đặc biệt</w:t>
-      </w:r>
-      <w:r>
-        <w:rPr>
-          <w:rFonts w:eastAsia="Times New Roman"/>
-          <w:sz w:val="24"/>
-          <w:szCs w:val="24"/>
-        </w:rPr>
-        <w:t xml:space="preserve"> theo quy định pháp luật</w:t>
-      </w:r>
-    </w:p>
-    <w:p>
-      <w:pPr>
-        <w:spacing w:before="100" w:beforeAutospacing="1" w:after="100" w:afterAutospacing="1" w:line="240" w:lineRule="auto"/>
+          <w:sz w:val="24"/>
+          <w:szCs w:val="24"/>
+        </w:rPr>
+        <w:t xml:space="preserve">• Trẻ em dưới 14 tuổi </w:t>
+      </w:r>
+      <w:r>
+        <w:rPr>
+          <w:rFonts w:eastAsia="Times New Roman"/>
+          <w:b/>
+          <w:bCs/>
+          <w:sz w:val="24"/>
+          <w:szCs w:val="24"/>
+        </w:rPr>
+        <w:t>không được tự đi nước ngoài một mình</w:t>
+      </w:r>
+      <w:r>
+        <w:rPr>
+          <w:rFonts w:eastAsia="Times New Roman"/>
+          <w:sz w:val="24"/>
+          <w:szCs w:val="24"/>
+        </w:rPr>
+        <w:t>1.</w:t>
+      </w:r>
+    </w:p>
+    <w:p>
+      <w:pPr>
+        <w:spacing w:after="0" w:line="240" w:lineRule="auto"/>
         <w:ind w:firstLine="0"/>
         <w:rPr>
           <w:rFonts w:eastAsia="Times New Roman"/>
@@ -7838,26 +6992,33 @@
       <w:r>
         <w:rPr>
           <w:rFonts w:eastAsia="Times New Roman"/>
-          <w:b/>
-          <w:bCs/>
-          <w:sz w:val="24"/>
-          <w:szCs w:val="24"/>
-        </w:rPr>
-        <w:lastRenderedPageBreak/>
-        <w:t>Thời hạn:</w:t>
-      </w:r>
-      <w:r>
-        <w:rPr>
-          <w:rFonts w:eastAsia="Times New Roman"/>
-          <w:sz w:val="24"/>
-          <w:szCs w:val="24"/>
-        </w:rPr>
-        <w:t xml:space="preserve"> Trước khi xuất cảnh theo quy định cụ thể của từng cơ quan.</w:t>
-      </w:r>
-    </w:p>
-    <w:p>
-      <w:pPr>
-        <w:spacing w:before="100" w:beforeAutospacing="1" w:after="100" w:afterAutospacing="1" w:line="240" w:lineRule="auto"/>
+          <w:sz w:val="24"/>
+          <w:szCs w:val="24"/>
+        </w:rPr>
+        <w:t xml:space="preserve">• Theo quy định của pháp luật, trẻ em dưới 14 tuổi khi xuất cảnh, nhập cảnh </w:t>
+      </w:r>
+      <w:r>
+        <w:rPr>
+          <w:rFonts w:eastAsia="Times New Roman"/>
+          <w:b/>
+          <w:bCs/>
+          <w:sz w:val="24"/>
+          <w:szCs w:val="24"/>
+        </w:rPr>
+        <w:t>phải có người đại diện hợp pháp đi cùng</w:t>
+      </w:r>
+      <w:r>
+        <w:rPr>
+          <w:rFonts w:eastAsia="Times New Roman"/>
+          <w:sz w:val="24"/>
+          <w:szCs w:val="24"/>
+        </w:rPr>
+        <w:t>1. Người đại diện hợp pháp có thể là cha, mẹ ruột hoặc người giám hộ theo quy định của pháp luật23.</w:t>
+      </w:r>
+    </w:p>
+    <w:p>
+      <w:pPr>
+        <w:spacing w:after="0" w:line="240" w:lineRule="auto"/>
         <w:ind w:firstLine="0"/>
         <w:rPr>
           <w:rFonts w:eastAsia="Times New Roman"/>
@@ -7868,6 +7029,25 @@
       <w:r>
         <w:rPr>
           <w:rFonts w:eastAsia="Times New Roman"/>
+          <w:sz w:val="24"/>
+          <w:szCs w:val="24"/>
+        </w:rPr>
+        <w:t>• Khi làm thủ tục xuất nhập cảnh, người đại diện hợp pháp phải xuất trình giấy tờ chứng minh việc đại diện hợp pháp4.</w:t>
+      </w:r>
+    </w:p>
+    <w:p>
+      <w:pPr>
+        <w:spacing w:after="0" w:line="240" w:lineRule="auto"/>
+        <w:ind w:firstLine="0"/>
+        <w:rPr>
+          <w:rFonts w:eastAsia="Times New Roman"/>
+          <w:sz w:val="24"/>
+          <w:szCs w:val="24"/>
+        </w:rPr>
+      </w:pPr>
+      <w:r>
+        <w:rPr>
+          <w:rFonts w:eastAsia="Times New Roman"/>
           <w:b/>
           <w:bCs/>
           <w:sz w:val="24"/>
@@ -7881,17 +7061,16 @@
           <w:sz w:val="24"/>
           <w:szCs w:val="24"/>
         </w:rPr>
-        <w:t xml:space="preserve"> Các quy định về quản lý cán bộ, công chức.</w:t>
-      </w:r>
-    </w:p>
-    <w:p>
-      <w:pPr>
-        <w:ind w:left="567" w:firstLine="0"/>
-      </w:pPr>
-    </w:p>
-    <w:p>
-      <w:pPr>
-        <w:ind w:left="567" w:firstLine="0"/>
+        <w:t xml:space="preserve"> Theo Khoản 2 Điều 33 của Luật Xuất cảnh, nhập cảnh của công dân Việt Nam</w:t>
+      </w:r>
+    </w:p>
+    <w:p>
+      <w:pPr>
+        <w:ind w:left="567" w:firstLine="0"/>
+        <w:rPr>
+          <w:b/>
+          <w:bCs/>
+        </w:rPr>
       </w:pPr>
     </w:p>
     <w:p>
@@ -11854,6 +11033,23 @@
       <w:szCs w:val="24"/>
     </w:rPr>
   </w:style>
+  <w:style w:type="character" w:styleId="Hyperlink">
+    <w:name w:val="Hyperlink"/>
+    <w:basedOn w:val="DefaultParagraphFont"/>
+    <w:uiPriority w:val="99"/>
+    <w:semiHidden/>
+    <w:unhideWhenUsed/>
+    <w:rsid w:val="00A66D7B"/>
+    <w:rPr>
+      <w:color w:val="0000FF"/>
+      <w:u w:val="single"/>
+    </w:rPr>
+  </w:style>
+  <w:style w:type="character" w:customStyle="1" w:styleId="ng-star-inserted">
+    <w:name w:val="ng-star-inserted"/>
+    <w:basedOn w:val="DefaultParagraphFont"/>
+    <w:rsid w:val="00C65684"/>
+  </w:style>
 </w:styles>
 </file>
 

--- a/server/dataset/xuatnhapcanh/documents/hoi_dap_xuat_nhap_canh.docx
+++ b/server/dataset/xuatnhapcanh/documents/hoi_dap_xuat_nhap_canh.docx
@@ -210,7 +210,13 @@
         <w:ind w:left="567" w:firstLine="0"/>
       </w:pPr>
       <w:r>
-        <w:t>Căn cứ: Điều 15 Luật Xuất cảnh, nhập cảnh 2019; Thông tư 31/2023/TT-BCA.</w:t>
+        <w:t xml:space="preserve">Căn cứ: Điều 15 </w:t>
+      </w:r>
+      <w:r>
+        <w:t>Luật Xuất cảnh, nhập cảnh của công dân Việt Nam</w:t>
+      </w:r>
+      <w:r>
+        <w:t>2019; Thông tư 31/2023/TT-BCA.</w:t>
       </w:r>
     </w:p>
     <w:p>
@@ -298,7 +304,14 @@
           <w:b/>
           <w:bCs/>
         </w:rPr>
-        <w:t>Hỏi: Những nước nào miễn visa thị thực cho người Việt Nam mang hộ chiếu phổ thông?</w:t>
+        <w:t xml:space="preserve">Hỏi: </w:t>
+      </w:r>
+      <w:r>
+        <w:rPr>
+          <w:b/>
+          <w:bCs/>
+        </w:rPr>
+        <w:t>Các nước miễn visa</w:t>
       </w:r>
     </w:p>
     <w:p>
@@ -468,7 +481,13 @@
         <w:ind w:left="567" w:firstLine="0"/>
       </w:pPr>
       <w:r>
-        <w:t>Căn cứ: Điều 18 Luật Xuất cảnh, nhập cảnh 2019; Thông tư 31/2023/TT-BCA.</w:t>
+        <w:t xml:space="preserve">Căn cứ: Điều 18 </w:t>
+      </w:r>
+      <w:r>
+        <w:t>Luật Xuất cảnh, nhập cảnh của công dân Việt Nam</w:t>
+      </w:r>
+      <w:r>
+        <w:t>2019; Thông tư 31/2023/TT-BCA.</w:t>
       </w:r>
     </w:p>
     <w:p>
@@ -591,7 +610,13 @@
         <w:ind w:left="567" w:firstLine="0"/>
       </w:pPr>
       <w:r>
-        <w:t>Căn cứ: Điều 15, 16 Luật Xuất cảnh, nhập cảnh 2019.</w:t>
+        <w:t xml:space="preserve">Căn cứ: Điều 15, 16 </w:t>
+      </w:r>
+      <w:r>
+        <w:t>Luật Xuất cảnh, nhập cảnh của công dân Việt Nam</w:t>
+      </w:r>
+      <w:r>
+        <w:t>2019.</w:t>
       </w:r>
     </w:p>
     <w:p>
@@ -755,7 +780,16 @@
         <w:ind w:left="567" w:firstLine="0"/>
       </w:pPr>
       <w:r>
-        <w:t>Căn cứ: Điều 15 Luật Xuất cảnh, nhập cảnh 2019; Thông tư 31/2023/TT-BCA.</w:t>
+        <w:t xml:space="preserve">Căn cứ: Điều 15 </w:t>
+      </w:r>
+      <w:r>
+        <w:t>Luật Xuất cảnh, nhập cảnh của công dân Việt Nam</w:t>
+      </w:r>
+      <w:r>
+        <w:t>của công dân Việt Nam</w:t>
+      </w:r>
+      <w:r>
+        <w:t xml:space="preserve"> 2019; Thông tư 31/2023/TT-BCA.</w:t>
       </w:r>
     </w:p>
     <w:p>
@@ -799,6 +833,7 @@
         <w:ind w:left="567" w:firstLine="0"/>
       </w:pPr>
       <w:r>
+        <w:lastRenderedPageBreak/>
         <w:t xml:space="preserve">1. </w:t>
       </w:r>
       <w:r>
@@ -810,56 +845,416 @@
         <w:ind w:left="567" w:firstLine="0"/>
       </w:pPr>
       <w:r>
+        <w:t>Cấp cho: Chủ tịch nước, Phó Chủ tịch nước, Thủ tướng, các Phó Thủ tướng, Chủ tịch Quốc hội, các Phó Chủ tịch Quốc hội và các chức vụ ngoại giao cao cấp khác</w:t>
+      </w:r>
+    </w:p>
+    <w:p>
+      <w:pPr>
+        <w:ind w:left="567" w:firstLine="0"/>
+      </w:pPr>
+      <w:r>
+        <w:t>Màu bìa: Đỏ</w:t>
+      </w:r>
+    </w:p>
+    <w:p>
+      <w:pPr>
+        <w:ind w:left="567" w:firstLine="0"/>
+      </w:pPr>
+      <w:r>
+        <w:t>Ưu đãi: Miễn thị thực hoặc thủ tục xuất nhập cảnh đơn giản hóa</w:t>
+      </w:r>
+    </w:p>
+    <w:p>
+      <w:pPr>
+        <w:ind w:left="567" w:firstLine="0"/>
+      </w:pPr>
+      <w:r>
+        <w:t>Hộ chiếu công vụ:</w:t>
+      </w:r>
+    </w:p>
+    <w:p>
+      <w:pPr>
+        <w:ind w:left="567" w:firstLine="0"/>
+      </w:pPr>
+      <w:r>
+        <w:t>Cấp cho: Cán bộ, công chức đi công tác nước ngoài theo nhiệm vụ</w:t>
+      </w:r>
+    </w:p>
+    <w:p>
+      <w:pPr>
+        <w:ind w:left="567" w:firstLine="0"/>
+      </w:pPr>
+      <w:r>
+        <w:t>Màu bìa: Xanh lá cây</w:t>
+      </w:r>
+    </w:p>
+    <w:p>
+      <w:pPr>
+        <w:ind w:left="567" w:firstLine="0"/>
+      </w:pPr>
+      <w:r>
+        <w:t>Phạm vi sử dụng: Chỉ trong thời gian và mục đích công tác</w:t>
+      </w:r>
+    </w:p>
+    <w:p>
+      <w:pPr>
+        <w:ind w:left="567" w:firstLine="0"/>
+      </w:pPr>
+      <w:r>
+        <w:t xml:space="preserve">2. </w:t>
+      </w:r>
+      <w:r>
+        <w:t>Hộ chiếu phổ thông:</w:t>
+      </w:r>
+    </w:p>
+    <w:p>
+      <w:pPr>
+        <w:ind w:left="567" w:firstLine="0"/>
+      </w:pPr>
+      <w:r>
+        <w:t>Cấp cho: Công dân thường</w:t>
+      </w:r>
+    </w:p>
+    <w:p>
+      <w:pPr>
+        <w:ind w:left="567" w:firstLine="0"/>
+      </w:pPr>
+      <w:r>
+        <w:t>Màu bìa: Xanh navy</w:t>
+      </w:r>
+    </w:p>
+    <w:p>
+      <w:pPr>
+        <w:ind w:left="567" w:firstLine="0"/>
+      </w:pPr>
+      <w:r>
+        <w:t>Mục đích: Du lịch, thăm thân, học tập, làm việc</w:t>
+      </w:r>
+    </w:p>
+    <w:p>
+      <w:pPr>
+        <w:ind w:left="567" w:firstLine="0"/>
+      </w:pPr>
+      <w:r>
+        <w:t xml:space="preserve">Căn cứ: Điều 14 </w:t>
+      </w:r>
+      <w:r>
+        <w:t>Luật Xuất cảnh, nhập cảnh của công dân Việt Nam</w:t>
+      </w:r>
+      <w:r>
+        <w:t>2019.</w:t>
+      </w:r>
+    </w:p>
+    <w:p>
+      <w:pPr>
+        <w:ind w:left="567" w:firstLine="0"/>
+      </w:pPr>
+    </w:p>
+    <w:p>
+      <w:pPr>
+        <w:ind w:left="567" w:firstLine="0"/>
+      </w:pPr>
+      <w:r>
+        <w:rPr>
+          <w:b/>
+          <w:bCs/>
+        </w:rPr>
+        <w:t>Hỏi:</w:t>
+      </w:r>
+      <w:r>
+        <w:t xml:space="preserve"> Thủ tục xin visa du lịch các nước phổ biến như thế nào?</w:t>
+      </w:r>
+    </w:p>
+    <w:p>
+      <w:pPr>
+        <w:ind w:left="567" w:firstLine="0"/>
+      </w:pPr>
+      <w:r>
+        <w:rPr>
+          <w:b/>
+          <w:bCs/>
+        </w:rPr>
+        <w:t>Đáp:</w:t>
+      </w:r>
+      <w:r>
+        <w:t xml:space="preserve"> Thủ tục xin visa du lịch:</w:t>
+      </w:r>
+    </w:p>
+    <w:p>
+      <w:pPr>
+        <w:ind w:left="567" w:firstLine="0"/>
+        <w:rPr>
+          <w:b/>
+          <w:bCs/>
+        </w:rPr>
+      </w:pPr>
+      <w:r>
+        <w:rPr>
+          <w:b/>
+          <w:bCs/>
+        </w:rPr>
+        <w:t xml:space="preserve">1. </w:t>
+      </w:r>
+      <w:r>
+        <w:rPr>
+          <w:b/>
+          <w:bCs/>
+        </w:rPr>
+        <w:t>Hồ sơ chung:</w:t>
+      </w:r>
+    </w:p>
+    <w:p>
+      <w:pPr>
+        <w:ind w:left="567" w:firstLine="0"/>
+      </w:pPr>
+      <w:r>
+        <w:t xml:space="preserve">- </w:t>
+      </w:r>
+      <w:r>
+        <w:t>Hộ chiếu còn hiệu lực tối thiểu 6 tháng</w:t>
+      </w:r>
+    </w:p>
+    <w:p>
+      <w:pPr>
+        <w:ind w:left="567" w:firstLine="0"/>
+      </w:pPr>
+      <w:r>
+        <w:t xml:space="preserve">- </w:t>
+      </w:r>
+      <w:r>
+        <w:t>Đơn xin visa (theo mẫu của từng nước)</w:t>
+      </w:r>
+    </w:p>
+    <w:p>
+      <w:pPr>
+        <w:ind w:left="567" w:firstLine="0"/>
+      </w:pPr>
+      <w:r>
+        <w:t xml:space="preserve">- </w:t>
+      </w:r>
+      <w:r>
+        <w:t>Ảnh thẻ theo yêu cầu</w:t>
+      </w:r>
+    </w:p>
+    <w:p>
+      <w:pPr>
+        <w:ind w:left="567" w:firstLine="0"/>
+      </w:pPr>
+      <w:r>
+        <w:t xml:space="preserve">- </w:t>
+      </w:r>
+      <w:r>
+        <w:t>Giấy tờ tài chính chứng minh khả năng chi trả</w:t>
+      </w:r>
+    </w:p>
+    <w:p>
+      <w:pPr>
+        <w:ind w:left="567" w:firstLine="0"/>
+      </w:pPr>
+      <w:r>
+        <w:t xml:space="preserve">- </w:t>
+      </w:r>
+      <w:r>
+        <w:t>Bảo hiểm du lịch (đối với một số nước)</w:t>
+      </w:r>
+    </w:p>
+    <w:p>
+      <w:pPr>
+        <w:ind w:left="567" w:firstLine="0"/>
+        <w:rPr>
+          <w:b/>
+          <w:bCs/>
+        </w:rPr>
+      </w:pPr>
+      <w:r>
+        <w:rPr>
+          <w:b/>
+          <w:bCs/>
+        </w:rPr>
+        <w:t xml:space="preserve">2. </w:t>
+      </w:r>
+      <w:r>
+        <w:rPr>
+          <w:b/>
+          <w:bCs/>
+        </w:rPr>
+        <w:t>Một số nước phổ biến:</w:t>
+      </w:r>
+    </w:p>
+    <w:p>
+      <w:pPr>
+        <w:ind w:left="567" w:firstLine="0"/>
+      </w:pPr>
+      <w:r>
+        <w:t>Hàn Quốc: Visa C-3, thời gian 5-7 ngày làm việc</w:t>
+      </w:r>
+    </w:p>
+    <w:p>
+      <w:pPr>
+        <w:ind w:left="567" w:firstLine="0"/>
+      </w:pPr>
+      <w:r>
+        <w:t>Nhật Bản: Visa du lịch, thời gian 4-5 ngày làm việc</w:t>
+      </w:r>
+    </w:p>
+    <w:p>
+      <w:pPr>
+        <w:ind w:left="567" w:firstLine="0"/>
+      </w:pPr>
+      <w:r>
+        <w:t>Schengen: Visa ngắn hạn, thời gian 10-15 ngày làm việc</w:t>
+      </w:r>
+    </w:p>
+    <w:p>
+      <w:pPr>
+        <w:ind w:left="567" w:firstLine="0"/>
+      </w:pPr>
+      <w:r>
+        <w:t>Trung Quốc: Visa L, thời gian 4-7 ngày làm việc</w:t>
+      </w:r>
+    </w:p>
+    <w:p>
+      <w:pPr>
+        <w:ind w:left="567" w:firstLine="0"/>
+      </w:pPr>
+      <w:r>
+        <w:t>Nơi nộp:</w:t>
+      </w:r>
+    </w:p>
+    <w:p>
+      <w:pPr>
+        <w:ind w:left="567" w:firstLine="0"/>
+      </w:pPr>
+      <w:r>
+        <w:t>Lãnh sự quán hoặc đại sứ quán</w:t>
+      </w:r>
+    </w:p>
+    <w:p>
+      <w:pPr>
+        <w:ind w:left="567" w:firstLine="0"/>
+      </w:pPr>
+      <w:r>
+        <w:t>Trung tâm tiếp nhận hồ sơ visa (VFS, VAS)</w:t>
+      </w:r>
+    </w:p>
+    <w:p>
+      <w:pPr>
+        <w:ind w:left="567" w:firstLine="0"/>
+      </w:pPr>
+      <w:r>
         <w:lastRenderedPageBreak/>
-        <w:t>Cấp cho: Chủ tịch nước, Phó Chủ tịch nước, Thủ tướng, các Phó Thủ tướng, Chủ tịch Quốc hội, các Phó Chủ tịch Quốc hội và các chức vụ ngoại giao cao cấp khác</w:t>
-      </w:r>
-    </w:p>
-    <w:p>
-      <w:pPr>
-        <w:ind w:left="567" w:firstLine="0"/>
-      </w:pPr>
-      <w:r>
-        <w:t>Màu bìa: Đỏ</w:t>
-      </w:r>
-    </w:p>
-    <w:p>
-      <w:pPr>
-        <w:ind w:left="567" w:firstLine="0"/>
-      </w:pPr>
-      <w:r>
-        <w:t>Ưu đãi: Miễn thị thực hoặc thủ tục xuất nhập cảnh đơn giản hóa</w:t>
-      </w:r>
-    </w:p>
-    <w:p>
-      <w:pPr>
-        <w:ind w:left="567" w:firstLine="0"/>
-      </w:pPr>
-      <w:r>
-        <w:t>Hộ chiếu công vụ:</w:t>
-      </w:r>
-    </w:p>
-    <w:p>
-      <w:pPr>
-        <w:ind w:left="567" w:firstLine="0"/>
-      </w:pPr>
-      <w:r>
-        <w:t>Cấp cho: Cán bộ, công chức đi công tác nước ngoài theo nhiệm vụ</w:t>
-      </w:r>
-    </w:p>
-    <w:p>
-      <w:pPr>
-        <w:ind w:left="567" w:firstLine="0"/>
-      </w:pPr>
-      <w:r>
-        <w:t>Màu bìa: Xanh lá cây</w:t>
-      </w:r>
-    </w:p>
-    <w:p>
-      <w:pPr>
-        <w:ind w:left="567" w:firstLine="0"/>
-      </w:pPr>
-      <w:r>
-        <w:t>Phạm vi sử dụng: Chỉ trong thời gian và mục đích công tác</w:t>
+        <w:t>Qua đại lý du lịch được ủy quyền</w:t>
+      </w:r>
+    </w:p>
+    <w:p>
+      <w:pPr>
+        <w:ind w:left="567" w:firstLine="0"/>
+      </w:pPr>
+      <w:r>
+        <w:t>Lưu ý: Mỗi nước có quy định riêng, nên kiểm tra thông tin mới nhất trên website chính thức.</w:t>
+      </w:r>
+    </w:p>
+    <w:p>
+      <w:pPr>
+        <w:ind w:left="567" w:firstLine="0"/>
+      </w:pPr>
+    </w:p>
+    <w:p>
+      <w:pPr>
+        <w:ind w:left="567" w:firstLine="0"/>
+        <w:rPr>
+          <w:b/>
+          <w:bCs/>
+        </w:rPr>
+      </w:pPr>
+      <w:r>
+        <w:rPr>
+          <w:b/>
+          <w:bCs/>
+        </w:rPr>
+        <w:t>Hỏi: Người nước ngoài nhập cảnh Việt Nam cần thủ tục gì?</w:t>
+      </w:r>
+    </w:p>
+    <w:p>
+      <w:pPr>
+        <w:ind w:left="567" w:firstLine="0"/>
+      </w:pPr>
+      <w:r>
+        <w:rPr>
+          <w:b/>
+          <w:bCs/>
+        </w:rPr>
+        <w:t>Đáp:</w:t>
+      </w:r>
+      <w:r>
+        <w:t xml:space="preserve"> Thủ tục nhập cảnh Việt Nam cho người nước ngoài:</w:t>
+      </w:r>
+    </w:p>
+    <w:p>
+      <w:pPr>
+        <w:ind w:left="567" w:firstLine="0"/>
+      </w:pPr>
+      <w:r>
+        <w:t xml:space="preserve">1. </w:t>
+      </w:r>
+      <w:r>
+        <w:t>Giấy tờ bắt buộc:</w:t>
+      </w:r>
+    </w:p>
+    <w:p>
+      <w:pPr>
+        <w:ind w:left="567" w:firstLine="0"/>
+      </w:pPr>
+      <w:r>
+        <w:t>Hộ chiếu còn hiệu lực tối thiểu 6 tháng</w:t>
+      </w:r>
+    </w:p>
+    <w:p>
+      <w:pPr>
+        <w:ind w:left="567" w:firstLine="0"/>
+      </w:pPr>
+      <w:r>
+        <w:t>Visa nhập cảnh (trừ các trường hợp miễn visa)</w:t>
+      </w:r>
+    </w:p>
+    <w:p>
+      <w:pPr>
+        <w:ind w:left="567" w:firstLine="0"/>
+      </w:pPr>
+      <w:r>
+        <w:t>Giấy tờ y tế (nếu theo yêu cầu)</w:t>
+      </w:r>
+    </w:p>
+    <w:p>
+      <w:pPr>
+        <w:ind w:left="567" w:firstLine="0"/>
+      </w:pPr>
+      <w:r>
+        <w:t>Các trường hợp miễn visa:</w:t>
+      </w:r>
+    </w:p>
+    <w:p>
+      <w:pPr>
+        <w:ind w:left="567" w:firstLine="0"/>
+      </w:pPr>
+      <w:r>
+        <w:t>Công dân ASEAN: 30 ngày</w:t>
+      </w:r>
+    </w:p>
+    <w:p>
+      <w:pPr>
+        <w:ind w:left="567" w:firstLine="0"/>
+      </w:pPr>
+      <w:r>
+        <w:t>Một số nước theo hiệp định song phương</w:t>
+      </w:r>
+    </w:p>
+    <w:p>
+      <w:pPr>
+        <w:ind w:left="567" w:firstLine="0"/>
+      </w:pPr>
+      <w:r>
+        <w:t>Trường hợp đặc biệt theo quy định</w:t>
       </w:r>
     </w:p>
     <w:p>
@@ -870,59 +1265,109 @@
         <w:t xml:space="preserve">2. </w:t>
       </w:r>
       <w:r>
-        <w:t>Hộ chiếu phổ thông:</w:t>
-      </w:r>
-    </w:p>
-    <w:p>
-      <w:pPr>
-        <w:ind w:left="567" w:firstLine="0"/>
-      </w:pPr>
-      <w:r>
-        <w:t>Cấp cho: Công dân thường</w:t>
-      </w:r>
-    </w:p>
-    <w:p>
-      <w:pPr>
-        <w:ind w:left="567" w:firstLine="0"/>
-      </w:pPr>
-      <w:r>
-        <w:t>Màu bìa: Xanh navy</w:t>
-      </w:r>
-    </w:p>
-    <w:p>
-      <w:pPr>
-        <w:ind w:left="567" w:firstLine="0"/>
-      </w:pPr>
-      <w:r>
-        <w:t>Mục đích: Du lịch, thăm thân, học tập, làm việc</w:t>
-      </w:r>
-    </w:p>
-    <w:p>
-      <w:pPr>
-        <w:ind w:left="567" w:firstLine="0"/>
-      </w:pPr>
-      <w:r>
-        <w:t>Căn cứ: Điều 14 Luật Xuất cảnh, nhập cảnh 2019.</w:t>
-      </w:r>
-    </w:p>
-    <w:p>
-      <w:pPr>
-        <w:ind w:left="567" w:firstLine="0"/>
-      </w:pPr>
-    </w:p>
-    <w:p>
-      <w:pPr>
-        <w:ind w:left="567" w:firstLine="0"/>
-      </w:pPr>
-      <w:r>
-        <w:rPr>
-          <w:b/>
-          <w:bCs/>
-        </w:rPr>
-        <w:t>Hỏi:</w:t>
-      </w:r>
-      <w:r>
-        <w:t xml:space="preserve"> Thủ tục xin visa du lịch các nước phổ biến như thế nào?</w:t>
+        <w:t>Loại visa phổ biến:</w:t>
+      </w:r>
+    </w:p>
+    <w:p>
+      <w:pPr>
+        <w:ind w:left="567" w:firstLine="0"/>
+      </w:pPr>
+      <w:r>
+        <w:t>Visa du lịch (DL): 30 ngày, 1 lần/nhiều lần</w:t>
+      </w:r>
+    </w:p>
+    <w:p>
+      <w:pPr>
+        <w:ind w:left="567" w:firstLine="0"/>
+      </w:pPr>
+      <w:r>
+        <w:t>Visa công tác (DN): 90 ngày, 1 lần/nhiều lần</w:t>
+      </w:r>
+    </w:p>
+    <w:p>
+      <w:pPr>
+        <w:ind w:left="567" w:firstLine="0"/>
+      </w:pPr>
+      <w:r>
+        <w:t>Visa thăm thân (TT): 90 ngày</w:t>
+      </w:r>
+    </w:p>
+    <w:p>
+      <w:pPr>
+        <w:ind w:left="567" w:firstLine="0"/>
+      </w:pPr>
+      <w:r>
+        <w:t>Visa lao động (LD): 90 ngày</w:t>
+      </w:r>
+    </w:p>
+    <w:p>
+      <w:pPr>
+        <w:ind w:left="567" w:firstLine="0"/>
+      </w:pPr>
+      <w:r>
+        <w:t xml:space="preserve">3. </w:t>
+      </w:r>
+      <w:r>
+        <w:t>Thủ tục tại cửa khẩu:</w:t>
+      </w:r>
+    </w:p>
+    <w:p>
+      <w:pPr>
+        <w:ind w:left="567" w:firstLine="0"/>
+      </w:pPr>
+      <w:r>
+        <w:t>Khai báo hải quan</w:t>
+      </w:r>
+    </w:p>
+    <w:p>
+      <w:pPr>
+        <w:ind w:left="567" w:firstLine="0"/>
+      </w:pPr>
+      <w:r>
+        <w:t>Kiểm tra y tế (nếu cần)</w:t>
+      </w:r>
+    </w:p>
+    <w:p>
+      <w:pPr>
+        <w:ind w:left="567" w:firstLine="0"/>
+      </w:pPr>
+      <w:r>
+        <w:t>Đóng dấu nhập cảnh</w:t>
+      </w:r>
+    </w:p>
+    <w:p>
+      <w:pPr>
+        <w:ind w:left="567" w:firstLine="0"/>
+      </w:pPr>
+      <w:r>
+        <w:t xml:space="preserve">Căn cứ: </w:t>
+      </w:r>
+      <w:r>
+        <w:t>Luật Xuất cảnh, nhập cảnh của công dân Việt Nam</w:t>
+      </w:r>
+      <w:r>
+        <w:t>của người nước ngoài 2014.</w:t>
+      </w:r>
+    </w:p>
+    <w:p>
+      <w:pPr>
+        <w:ind w:left="567" w:firstLine="0"/>
+      </w:pPr>
+    </w:p>
+    <w:p>
+      <w:pPr>
+        <w:ind w:left="567" w:firstLine="0"/>
+        <w:rPr>
+          <w:b/>
+          <w:bCs/>
+        </w:rPr>
+      </w:pPr>
+      <w:r>
+        <w:rPr>
+          <w:b/>
+          <w:bCs/>
+        </w:rPr>
+        <w:t>Hỏi: Quy định về mang tiền mặt qua cửa khẩu như thế nào?</w:t>
       </w:r>
     </w:p>
     <w:p>
@@ -937,172 +1382,304 @@
         <w:t>Đáp:</w:t>
       </w:r>
       <w:r>
-        <w:t xml:space="preserve"> Thủ tục xin visa du lịch:</w:t>
-      </w:r>
-    </w:p>
-    <w:p>
-      <w:pPr>
-        <w:ind w:left="567" w:firstLine="0"/>
-        <w:rPr>
-          <w:b/>
-          <w:bCs/>
-        </w:rPr>
-      </w:pPr>
-      <w:r>
-        <w:rPr>
-          <w:b/>
-          <w:bCs/>
-        </w:rPr>
+        <w:t xml:space="preserve"> Quy định mang tiền mặt qua cửa khẩu:</w:t>
+      </w:r>
+    </w:p>
+    <w:p>
+      <w:pPr>
+        <w:ind w:left="567" w:firstLine="0"/>
+      </w:pPr>
+      <w:r>
+        <w:t>Khi xuất cảnh:</w:t>
+      </w:r>
+    </w:p>
+    <w:p>
+      <w:pPr>
+        <w:ind w:left="567" w:firstLine="0"/>
+      </w:pPr>
+      <w:r>
+        <w:t>Dưới 5.000 USD hoặc tương đương: Không cần khai báo</w:t>
+      </w:r>
+    </w:p>
+    <w:p>
+      <w:pPr>
+        <w:ind w:left="567" w:firstLine="0"/>
+      </w:pPr>
+      <w:r>
+        <w:t>Từ 5.000 USD trở lên: Phải khai báo hải quan</w:t>
+      </w:r>
+    </w:p>
+    <w:p>
+      <w:pPr>
+        <w:ind w:left="567" w:firstLine="0"/>
+      </w:pPr>
+      <w:r>
+        <w:lastRenderedPageBreak/>
+        <w:t>Trên 15.000 USD: Phải có giấy tờ chứng minh nguồn gốc</w:t>
+      </w:r>
+    </w:p>
+    <w:p>
+      <w:pPr>
+        <w:ind w:left="567" w:firstLine="0"/>
+      </w:pPr>
+      <w:r>
+        <w:t>Khi nhập cảnh:</w:t>
+      </w:r>
+    </w:p>
+    <w:p>
+      <w:pPr>
+        <w:ind w:left="567" w:firstLine="0"/>
+      </w:pPr>
+      <w:r>
+        <w:t>Dưới 5.000 USD: Không cần khai báo</w:t>
+      </w:r>
+    </w:p>
+    <w:p>
+      <w:pPr>
+        <w:ind w:left="567" w:firstLine="0"/>
+      </w:pPr>
+      <w:r>
+        <w:t>Từ 5.000 USD trở lên: Phải khai báo hải quan</w:t>
+      </w:r>
+    </w:p>
+    <w:p>
+      <w:pPr>
+        <w:ind w:left="567" w:firstLine="0"/>
+      </w:pPr>
+      <w:r>
+        <w:t>Không giới hạn số tiền mang vào (nhưng phải khai báo đúng quy định)</w:t>
+      </w:r>
+    </w:p>
+    <w:p>
+      <w:pPr>
+        <w:ind w:left="567" w:firstLine="0"/>
+      </w:pPr>
+      <w:r>
+        <w:t>Hình thức khai báo:</w:t>
+      </w:r>
+    </w:p>
+    <w:p>
+      <w:pPr>
+        <w:ind w:left="567" w:firstLine="0"/>
+      </w:pPr>
+      <w:r>
+        <w:t>Khai báo bằng văn bản tại tờ khai hải quan</w:t>
+      </w:r>
+    </w:p>
+    <w:p>
+      <w:pPr>
+        <w:ind w:left="567" w:firstLine="0"/>
+      </w:pPr>
+      <w:r>
+        <w:t>Xuất trình tiền mặt khi được yêu cầu</w:t>
+      </w:r>
+    </w:p>
+    <w:p>
+      <w:pPr>
+        <w:ind w:left="567" w:firstLine="0"/>
+      </w:pPr>
+      <w:r>
+        <w:t>Giữ lại liên của tờ khai để xuất trình khi cần</w:t>
+      </w:r>
+    </w:p>
+    <w:p>
+      <w:pPr>
+        <w:ind w:left="567" w:firstLine="0"/>
+      </w:pPr>
+      <w:r>
+        <w:t>Xử phạt vi phạm:</w:t>
+      </w:r>
+    </w:p>
+    <w:p>
+      <w:pPr>
+        <w:ind w:left="567" w:firstLine="0"/>
+      </w:pPr>
+      <w:r>
+        <w:t>Không khai báo đúng quy định: phạt tiền</w:t>
+      </w:r>
+    </w:p>
+    <w:p>
+      <w:pPr>
+        <w:ind w:left="567" w:firstLine="0"/>
+      </w:pPr>
+      <w:r>
+        <w:t>Khai báo không đúng sự thật: tịch thu toàn bộ hoặc một phần</w:t>
+      </w:r>
+    </w:p>
+    <w:p>
+      <w:pPr>
+        <w:ind w:left="567" w:firstLine="0"/>
+      </w:pPr>
+      <w:r>
+        <w:t>Căn cứ: Luật Hải quan 2014; Nghị định 08/2015/NĐ-CP.</w:t>
+      </w:r>
+    </w:p>
+    <w:p>
+      <w:pPr>
+        <w:ind w:left="567" w:firstLine="0"/>
+      </w:pPr>
+    </w:p>
+    <w:p>
+      <w:pPr>
+        <w:ind w:left="567" w:firstLine="0"/>
+        <w:rPr>
+          <w:b/>
+          <w:bCs/>
+        </w:rPr>
+      </w:pPr>
+      <w:r>
+        <w:rPr>
+          <w:b/>
+          <w:bCs/>
+        </w:rPr>
+        <w:t>Hỏi: Quy định về thời gian lưu trú tối đa của người Việt Nam ở nước ngoài?</w:t>
+      </w:r>
+    </w:p>
+    <w:p>
+      <w:pPr>
+        <w:ind w:left="567" w:firstLine="0"/>
+      </w:pPr>
+      <w:r>
+        <w:rPr>
+          <w:b/>
+          <w:bCs/>
+        </w:rPr>
+        <w:t>Đáp:</w:t>
+      </w:r>
+      <w:r>
+        <w:t xml:space="preserve"> Quy định về thời gian lưu trú:</w:t>
+      </w:r>
+    </w:p>
+    <w:p>
+      <w:pPr>
+        <w:ind w:left="567" w:firstLine="0"/>
+      </w:pPr>
+      <w:r>
         <w:t xml:space="preserve">1. </w:t>
       </w:r>
       <w:r>
-        <w:rPr>
-          <w:b/>
-          <w:bCs/>
-        </w:rPr>
-        <w:t>Hồ sơ chung:</w:t>
-      </w:r>
-    </w:p>
-    <w:p>
-      <w:pPr>
-        <w:ind w:left="567" w:firstLine="0"/>
-      </w:pPr>
-      <w:r>
-        <w:t xml:space="preserve">- </w:t>
-      </w:r>
-      <w:r>
-        <w:t>Hộ chiếu còn hiệu lực tối thiểu 6 tháng</w:t>
-      </w:r>
-    </w:p>
-    <w:p>
-      <w:pPr>
-        <w:ind w:left="567" w:firstLine="0"/>
-      </w:pPr>
-      <w:r>
-        <w:t xml:space="preserve">- </w:t>
-      </w:r>
-      <w:r>
-        <w:t>Đơn xin visa (theo mẫu của từng nước)</w:t>
-      </w:r>
-    </w:p>
-    <w:p>
-      <w:pPr>
-        <w:ind w:left="567" w:firstLine="0"/>
-      </w:pPr>
-      <w:r>
-        <w:t xml:space="preserve">- </w:t>
-      </w:r>
-      <w:r>
-        <w:t>Ảnh thẻ theo yêu cầu</w:t>
-      </w:r>
-    </w:p>
-    <w:p>
-      <w:pPr>
-        <w:ind w:left="567" w:firstLine="0"/>
-      </w:pPr>
-      <w:r>
-        <w:t xml:space="preserve">- </w:t>
-      </w:r>
-      <w:r>
-        <w:t>Giấy tờ tài chính chứng minh khả năng chi trả</w:t>
-      </w:r>
-    </w:p>
-    <w:p>
-      <w:pPr>
-        <w:ind w:left="567" w:firstLine="0"/>
-      </w:pPr>
-      <w:r>
-        <w:t xml:space="preserve">- </w:t>
-      </w:r>
-      <w:r>
-        <w:t>Bảo hiểm du lịch (đối với một số nước)</w:t>
-      </w:r>
-    </w:p>
-    <w:p>
-      <w:pPr>
-        <w:ind w:left="567" w:firstLine="0"/>
-        <w:rPr>
-          <w:b/>
-          <w:bCs/>
-        </w:rPr>
-      </w:pPr>
-      <w:r>
-        <w:rPr>
-          <w:b/>
-          <w:bCs/>
-        </w:rPr>
+        <w:t>Nguyên tắc chung:</w:t>
+      </w:r>
+    </w:p>
+    <w:p>
+      <w:pPr>
+        <w:ind w:left="567" w:firstLine="0"/>
+      </w:pPr>
+      <w:r>
+        <w:t>Thời gian lưu trú phụ thuộc vào loại visa và quy định của nước sở tại</w:t>
+      </w:r>
+    </w:p>
+    <w:p>
+      <w:pPr>
+        <w:ind w:left="567" w:firstLine="0"/>
+      </w:pPr>
+      <w:r>
+        <w:t>Cần tuân thủ nghiêm ngặt thời hạn trên visa</w:t>
+      </w:r>
+    </w:p>
+    <w:p>
+      <w:pPr>
+        <w:ind w:left="567" w:firstLine="0"/>
+      </w:pPr>
+      <w:r>
+        <w:t>Không được lưu trú quá hạn cho phép</w:t>
+      </w:r>
+    </w:p>
+    <w:p>
+      <w:pPr>
+        <w:ind w:left="567" w:firstLine="0"/>
+      </w:pPr>
+      <w:r>
         <w:t xml:space="preserve">2. </w:t>
       </w:r>
       <w:r>
-        <w:rPr>
-          <w:b/>
-          <w:bCs/>
-        </w:rPr>
-        <w:t>Một số nước phổ biến:</w:t>
-      </w:r>
-    </w:p>
-    <w:p>
-      <w:pPr>
-        <w:ind w:left="567" w:firstLine="0"/>
-      </w:pPr>
-      <w:r>
-        <w:t>Hàn Quốc: Visa C-3, thời gian 5-7 ngày làm việc</w:t>
-      </w:r>
-    </w:p>
-    <w:p>
-      <w:pPr>
-        <w:ind w:left="567" w:firstLine="0"/>
-      </w:pPr>
-      <w:r>
-        <w:t>Nhật Bản: Visa du lịch, thời gian 4-5 ngày làm việc</w:t>
-      </w:r>
-    </w:p>
-    <w:p>
-      <w:pPr>
-        <w:ind w:left="567" w:firstLine="0"/>
-      </w:pPr>
-      <w:r>
-        <w:t>Schengen: Visa ngắn hạn, thời gian 10-15 ngày làm việc</w:t>
-      </w:r>
-    </w:p>
-    <w:p>
-      <w:pPr>
-        <w:ind w:left="567" w:firstLine="0"/>
-      </w:pPr>
-      <w:r>
-        <w:t>Trung Quốc: Visa L, thời gian 4-7 ngày làm việc</w:t>
-      </w:r>
-    </w:p>
-    <w:p>
-      <w:pPr>
-        <w:ind w:left="567" w:firstLine="0"/>
-      </w:pPr>
-      <w:r>
-        <w:t>Nơi nộp:</w:t>
-      </w:r>
-    </w:p>
-    <w:p>
-      <w:pPr>
-        <w:ind w:left="567" w:firstLine="0"/>
-      </w:pPr>
-      <w:r>
-        <w:t>Lãnh sự quán hoặc đại sứ quán</w:t>
-      </w:r>
-    </w:p>
-    <w:p>
-      <w:pPr>
-        <w:ind w:left="567" w:firstLine="0"/>
-      </w:pPr>
-      <w:r>
-        <w:t>Trung tâm tiếp nhận hồ sơ visa (VFS, VAS)</w:t>
-      </w:r>
-    </w:p>
-    <w:p>
-      <w:pPr>
-        <w:ind w:left="567" w:firstLine="0"/>
-      </w:pPr>
-      <w:r>
-        <w:t>Qua đại lý du lịch được ủy quyền</w:t>
+        <w:t>Một số trường hợp thường gặp:</w:t>
+      </w:r>
+    </w:p>
+    <w:p>
+      <w:pPr>
+        <w:ind w:left="567" w:firstLine="0"/>
+      </w:pPr>
+      <w:r>
+        <w:t>Du lịch: 15-90 ngày tùy nước</w:t>
+      </w:r>
+    </w:p>
+    <w:p>
+      <w:pPr>
+        <w:ind w:left="567" w:firstLine="0"/>
+      </w:pPr>
+      <w:r>
+        <w:t>Công tác: 30-90 ngày</w:t>
+      </w:r>
+    </w:p>
+    <w:p>
+      <w:pPr>
+        <w:ind w:left="567" w:firstLine="0"/>
+      </w:pPr>
+      <w:r>
+        <w:t>Thăm thân: 30-180 ngày</w:t>
+      </w:r>
+    </w:p>
+    <w:p>
+      <w:pPr>
+        <w:ind w:left="567" w:firstLine="0"/>
+      </w:pPr>
+      <w:r>
+        <w:t>Học tập: Theo thời gian khóa học</w:t>
+      </w:r>
+    </w:p>
+    <w:p>
+      <w:pPr>
+        <w:ind w:left="567" w:firstLine="0"/>
+      </w:pPr>
+      <w:r>
+        <w:t>Lao động: Theo hợp đồng lao động</w:t>
+      </w:r>
+    </w:p>
+    <w:p>
+      <w:pPr>
+        <w:ind w:left="567" w:firstLine="0"/>
+      </w:pPr>
+      <w:r>
+        <w:t xml:space="preserve">3. </w:t>
+      </w:r>
+      <w:r>
+        <w:t>Khi cần gia hạn:</w:t>
+      </w:r>
+    </w:p>
+    <w:p>
+      <w:pPr>
+        <w:ind w:left="567" w:firstLine="0"/>
+      </w:pPr>
+      <w:r>
+        <w:t>Liên hệ cơ quan xuất nhập cảnh nước sở tại</w:t>
+      </w:r>
+    </w:p>
+    <w:p>
+      <w:pPr>
+        <w:ind w:left="567" w:firstLine="0"/>
+      </w:pPr>
+      <w:r>
+        <w:t>Nộp hồ sơ trước khi hết hạn</w:t>
+      </w:r>
+    </w:p>
+    <w:p>
+      <w:pPr>
+        <w:ind w:left="567" w:firstLine="0"/>
+      </w:pPr>
+      <w:r>
+        <w:t>Có lý do chính đáng và giấy tờ chứng minh</w:t>
+      </w:r>
+    </w:p>
+    <w:p>
+      <w:pPr>
+        <w:ind w:left="567" w:firstLine="0"/>
+      </w:pPr>
+      <w:r>
+        <w:t xml:space="preserve">4. </w:t>
+      </w:r>
+      <w:r>
+        <w:t>Hậu quả vi phạm:</w:t>
       </w:r>
     </w:p>
     <w:p>
@@ -1111,28 +1688,52 @@
       </w:pPr>
       <w:r>
         <w:lastRenderedPageBreak/>
-        <w:t>Lưu ý: Mỗi nước có quy định riêng, nên kiểm tra thông tin mới nhất trên website chính thức.</w:t>
-      </w:r>
-    </w:p>
-    <w:p>
-      <w:pPr>
-        <w:ind w:left="567" w:firstLine="0"/>
-      </w:pPr>
-    </w:p>
-    <w:p>
-      <w:pPr>
-        <w:ind w:left="567" w:firstLine="0"/>
-        <w:rPr>
-          <w:b/>
-          <w:bCs/>
-        </w:rPr>
-      </w:pPr>
-      <w:r>
-        <w:rPr>
-          <w:b/>
-          <w:bCs/>
-        </w:rPr>
-        <w:t>Hỏi: Người nước ngoài nhập cảnh Việt Nam cần thủ tục gì?</w:t>
+        <w:t>Phạt tiền</w:t>
+      </w:r>
+    </w:p>
+    <w:p>
+      <w:pPr>
+        <w:ind w:left="567" w:firstLine="0"/>
+      </w:pPr>
+      <w:r>
+        <w:t>Trục xuất khỏi nước</w:t>
+      </w:r>
+    </w:p>
+    <w:p>
+      <w:pPr>
+        <w:ind w:left="567" w:firstLine="0"/>
+      </w:pPr>
+      <w:r>
+        <w:t>Cấm nhập cảnh trong thời gian nhất định</w:t>
+      </w:r>
+    </w:p>
+    <w:p>
+      <w:pPr>
+        <w:ind w:left="567" w:firstLine="0"/>
+      </w:pPr>
+      <w:r>
+        <w:t>Lưu ý: Nên kiểm tra kỹ thông tin trên visa và tuân thủ quy định của từng nước.</w:t>
+      </w:r>
+    </w:p>
+    <w:p>
+      <w:pPr>
+        <w:ind w:left="567" w:firstLine="0"/>
+      </w:pPr>
+    </w:p>
+    <w:p>
+      <w:pPr>
+        <w:ind w:left="567" w:firstLine="0"/>
+        <w:rPr>
+          <w:b/>
+          <w:bCs/>
+        </w:rPr>
+      </w:pPr>
+      <w:r>
+        <w:rPr>
+          <w:b/>
+          <w:bCs/>
+        </w:rPr>
+        <w:t>Hỏi: Thủ tục khai báo tạm trú cho người nước ngoài tại Việt Nam?</w:t>
       </w:r>
     </w:p>
     <w:p>
@@ -1147,7 +1748,7 @@
         <w:t>Đáp:</w:t>
       </w:r>
       <w:r>
-        <w:t xml:space="preserve"> Thủ tục nhập cảnh Việt Nam cho người nước ngoài:</w:t>
+        <w:t xml:space="preserve"> Thủ tục khai báo tạm trú:</w:t>
       </w:r>
     </w:p>
     <w:p>
@@ -1158,63 +1759,55 @@
         <w:t xml:space="preserve">1. </w:t>
       </w:r>
       <w:r>
-        <w:t>Giấy tờ bắt buộc:</w:t>
-      </w:r>
-    </w:p>
-    <w:p>
-      <w:pPr>
-        <w:ind w:left="567" w:firstLine="0"/>
-      </w:pPr>
-      <w:r>
-        <w:t>Hộ chiếu còn hiệu lực tối thiểu 6 tháng</w:t>
-      </w:r>
-    </w:p>
-    <w:p>
-      <w:pPr>
-        <w:ind w:left="567" w:firstLine="0"/>
-      </w:pPr>
-      <w:r>
-        <w:t>Visa nhập cảnh (trừ các trường hợp miễn visa)</w:t>
-      </w:r>
-    </w:p>
-    <w:p>
-      <w:pPr>
-        <w:ind w:left="567" w:firstLine="0"/>
-      </w:pPr>
-      <w:r>
-        <w:t>Giấy tờ y tế (nếu theo yêu cầu)</w:t>
-      </w:r>
-    </w:p>
-    <w:p>
-      <w:pPr>
-        <w:ind w:left="567" w:firstLine="0"/>
-      </w:pPr>
-      <w:r>
-        <w:t>Các trường hợp miễn visa:</w:t>
-      </w:r>
-    </w:p>
-    <w:p>
-      <w:pPr>
-        <w:ind w:left="567" w:firstLine="0"/>
-      </w:pPr>
-      <w:r>
-        <w:t>Công dân ASEAN: 30 ngày</w:t>
-      </w:r>
-    </w:p>
-    <w:p>
-      <w:pPr>
-        <w:ind w:left="567" w:firstLine="0"/>
-      </w:pPr>
-      <w:r>
-        <w:t>Một số nước theo hiệp định song phương</w:t>
-      </w:r>
-    </w:p>
-    <w:p>
-      <w:pPr>
-        <w:ind w:left="567" w:firstLine="0"/>
-      </w:pPr>
-      <w:r>
-        <w:t>Trường hợp đặc biệt theo quy định</w:t>
+        <w:t>Thời hạn khai báo:</w:t>
+      </w:r>
+    </w:p>
+    <w:p>
+      <w:pPr>
+        <w:ind w:left="567" w:firstLine="0"/>
+      </w:pPr>
+      <w:r>
+        <w:t>Trong vòng 24 giờ kể từ khi người nước ngoài đến nơi lưu trú</w:t>
+      </w:r>
+    </w:p>
+    <w:p>
+      <w:pPr>
+        <w:ind w:left="567" w:firstLine="0"/>
+      </w:pPr>
+      <w:r>
+        <w:t>Đối với khu vực biên giới: trong vòng 12 giờ</w:t>
+      </w:r>
+    </w:p>
+    <w:p>
+      <w:pPr>
+        <w:ind w:left="567" w:firstLine="0"/>
+      </w:pPr>
+      <w:r>
+        <w:t>Người có trách nhiệm khai báo:</w:t>
+      </w:r>
+    </w:p>
+    <w:p>
+      <w:pPr>
+        <w:ind w:left="567" w:firstLine="0"/>
+      </w:pPr>
+      <w:r>
+        <w:t>Chủ nhà, chủ cơ sở lưu trú</w:t>
+      </w:r>
+    </w:p>
+    <w:p>
+      <w:pPr>
+        <w:ind w:left="567" w:firstLine="0"/>
+      </w:pPr>
+      <w:r>
+        <w:t>Người đại diện hợp pháp</w:t>
+      </w:r>
+    </w:p>
+    <w:p>
+      <w:pPr>
+        <w:ind w:left="567" w:firstLine="0"/>
+      </w:pPr>
+      <w:r>
+        <w:t>Bản thân người nước ngoài (trong một số trường hợp)</w:t>
       </w:r>
     </w:p>
     <w:p>
@@ -1225,39 +1818,23 @@
         <w:t xml:space="preserve">2. </w:t>
       </w:r>
       <w:r>
-        <w:t>Loại visa phổ biến:</w:t>
-      </w:r>
-    </w:p>
-    <w:p>
-      <w:pPr>
-        <w:ind w:left="567" w:firstLine="0"/>
-      </w:pPr>
-      <w:r>
-        <w:t>Visa du lịch (DL): 30 ngày, 1 lần/nhiều lần</w:t>
-      </w:r>
-    </w:p>
-    <w:p>
-      <w:pPr>
-        <w:ind w:left="567" w:firstLine="0"/>
-      </w:pPr>
-      <w:r>
-        <w:t>Visa công tác (DN): 90 ngày, 1 lần/nhiều lần</w:t>
-      </w:r>
-    </w:p>
-    <w:p>
-      <w:pPr>
-        <w:ind w:left="567" w:firstLine="0"/>
-      </w:pPr>
-      <w:r>
-        <w:t>Visa thăm thân (TT): 90 ngày</w:t>
-      </w:r>
-    </w:p>
-    <w:p>
-      <w:pPr>
-        <w:ind w:left="567" w:firstLine="0"/>
-      </w:pPr>
-      <w:r>
-        <w:t>Visa lao động (LD): 90 ngày</w:t>
+        <w:t>Hồ sơ cần thiết:</w:t>
+      </w:r>
+    </w:p>
+    <w:p>
+      <w:pPr>
+        <w:ind w:left="567" w:firstLine="0"/>
+      </w:pPr>
+      <w:r>
+        <w:t>Tờ khai tạm trú (theo mẫu)</w:t>
+      </w:r>
+    </w:p>
+    <w:p>
+      <w:pPr>
+        <w:ind w:left="567" w:firstLine="0"/>
+      </w:pPr>
+      <w:r>
+        <w:t>Bản sao hộ chiếu và visa</w:t>
       </w:r>
     </w:p>
     <w:p>
@@ -1268,178 +1845,32 @@
         <w:t xml:space="preserve">3. </w:t>
       </w:r>
       <w:r>
-        <w:t>Thủ tục tại cửa khẩu:</w:t>
-      </w:r>
-    </w:p>
-    <w:p>
-      <w:pPr>
-        <w:ind w:left="567" w:firstLine="0"/>
-      </w:pPr>
-      <w:r>
-        <w:t>Khai báo hải quan</w:t>
-      </w:r>
-    </w:p>
-    <w:p>
-      <w:pPr>
-        <w:ind w:left="567" w:firstLine="0"/>
-      </w:pPr>
-      <w:r>
-        <w:t>Kiểm tra y tế (nếu cần)</w:t>
-      </w:r>
-    </w:p>
-    <w:p>
-      <w:pPr>
-        <w:ind w:left="567" w:firstLine="0"/>
-      </w:pPr>
-      <w:r>
-        <w:t>Đóng dấu nhập cảnh</w:t>
-      </w:r>
-    </w:p>
-    <w:p>
-      <w:pPr>
-        <w:ind w:left="567" w:firstLine="0"/>
-      </w:pPr>
-      <w:r>
-        <w:t>Căn cứ: Luật Xuất cảnh, nhập cảnh của người nước ngoài 2014.</w:t>
-      </w:r>
-    </w:p>
-    <w:p>
-      <w:pPr>
-        <w:ind w:left="567" w:firstLine="0"/>
-      </w:pPr>
-    </w:p>
-    <w:p>
-      <w:pPr>
-        <w:ind w:left="567" w:firstLine="0"/>
-        <w:rPr>
-          <w:b/>
-          <w:bCs/>
-        </w:rPr>
-      </w:pPr>
-      <w:r>
-        <w:rPr>
-          <w:b/>
-          <w:bCs/>
-        </w:rPr>
-        <w:t>Hỏi: Quy định về mang tiền mặt qua cửa khẩu như thế nào?</w:t>
-      </w:r>
-    </w:p>
-    <w:p>
-      <w:pPr>
-        <w:ind w:left="567" w:firstLine="0"/>
-      </w:pPr>
-      <w:r>
-        <w:rPr>
-          <w:b/>
-          <w:bCs/>
-        </w:rPr>
-        <w:t>Đáp:</w:t>
-      </w:r>
-      <w:r>
-        <w:t xml:space="preserve"> Quy định mang tiền mặt qua cửa khẩu:</w:t>
-      </w:r>
-    </w:p>
-    <w:p>
-      <w:pPr>
-        <w:ind w:left="567" w:firstLine="0"/>
-      </w:pPr>
-      <w:r>
-        <w:t>Khi xuất cảnh:</w:t>
-      </w:r>
-    </w:p>
-    <w:p>
-      <w:pPr>
-        <w:ind w:left="567" w:firstLine="0"/>
-      </w:pPr>
-      <w:r>
-        <w:t>Dưới 5.000 USD hoặc tương đương: Không cần khai báo</w:t>
-      </w:r>
-    </w:p>
-    <w:p>
-      <w:pPr>
-        <w:ind w:left="567" w:firstLine="0"/>
-      </w:pPr>
-      <w:r>
-        <w:t>Từ 5.000 USD trở lên: Phải khai báo hải quan</w:t>
-      </w:r>
-    </w:p>
-    <w:p>
-      <w:pPr>
-        <w:ind w:left="567" w:firstLine="0"/>
-      </w:pPr>
-      <w:r>
-        <w:t>Trên 15.000 USD: Phải có giấy tờ chứng minh nguồn gốc</w:t>
-      </w:r>
-    </w:p>
-    <w:p>
-      <w:pPr>
-        <w:ind w:left="567" w:firstLine="0"/>
-      </w:pPr>
-      <w:r>
-        <w:t>Khi nhập cảnh:</w:t>
-      </w:r>
-    </w:p>
-    <w:p>
-      <w:pPr>
-        <w:ind w:left="567" w:firstLine="0"/>
-      </w:pPr>
-      <w:r>
-        <w:lastRenderedPageBreak/>
-        <w:t>Dưới 5.000 USD: Không cần khai báo</w:t>
-      </w:r>
-    </w:p>
-    <w:p>
-      <w:pPr>
-        <w:ind w:left="567" w:firstLine="0"/>
-      </w:pPr>
-      <w:r>
-        <w:t>Từ 5.000 USD trở lên: Phải khai báo hải quan</w:t>
-      </w:r>
-    </w:p>
-    <w:p>
-      <w:pPr>
-        <w:ind w:left="567" w:firstLine="0"/>
-      </w:pPr>
-      <w:r>
-        <w:t>Không giới hạn số tiền mang vào (nhưng phải khai báo đúng quy định)</w:t>
-      </w:r>
-    </w:p>
-    <w:p>
-      <w:pPr>
-        <w:ind w:left="567" w:firstLine="0"/>
-      </w:pPr>
-      <w:r>
-        <w:t>Hình thức khai báo:</w:t>
-      </w:r>
-    </w:p>
-    <w:p>
-      <w:pPr>
-        <w:ind w:left="567" w:firstLine="0"/>
-      </w:pPr>
-      <w:r>
-        <w:t>Khai báo bằng văn bản tại tờ khai hải quan</w:t>
-      </w:r>
-    </w:p>
-    <w:p>
-      <w:pPr>
-        <w:ind w:left="567" w:firstLine="0"/>
-      </w:pPr>
-      <w:r>
-        <w:t>Xuất trình tiền mặt khi được yêu cầu</w:t>
-      </w:r>
-    </w:p>
-    <w:p>
-      <w:pPr>
-        <w:ind w:left="567" w:firstLine="0"/>
-      </w:pPr>
-      <w:r>
-        <w:t>Giữ lại liên của tờ khai để xuất trình khi cần</w:t>
-      </w:r>
-    </w:p>
-    <w:p>
-      <w:pPr>
-        <w:ind w:left="567" w:firstLine="0"/>
-      </w:pPr>
+        <w:t>Nơi khai báo:</w:t>
+      </w:r>
+    </w:p>
+    <w:p>
+      <w:pPr>
+        <w:ind w:left="567" w:firstLine="0"/>
+      </w:pPr>
+      <w:r>
+        <w:t>Công an phường/xã nơi lưu trú</w:t>
+      </w:r>
+    </w:p>
+    <w:p>
+      <w:pPr>
+        <w:ind w:left="567" w:firstLine="0"/>
+      </w:pPr>
+      <w:r>
+        <w:t>Đối với khách sạn: báo cáo qua hệ thống quản lý</w:t>
+      </w:r>
+    </w:p>
+    <w:p>
+      <w:pPr>
+        <w:ind w:left="567" w:firstLine="0"/>
+      </w:pPr>
+      <w:r>
+        <w:t xml:space="preserve">4. </w:t>
+      </w:r>
       <w:r>
         <w:t>Xử phạt vi phạm:</w:t>
       </w:r>
@@ -1449,59 +1880,59 @@
         <w:ind w:left="567" w:firstLine="0"/>
       </w:pPr>
       <w:r>
-        <w:t>Không khai báo đúng quy định: phạt tiền</w:t>
-      </w:r>
-    </w:p>
-    <w:p>
-      <w:pPr>
-        <w:ind w:left="567" w:firstLine="0"/>
-      </w:pPr>
-      <w:r>
-        <w:t>Khai báo không đúng sự thật: tịch thu toàn bộ hoặc một phần</w:t>
-      </w:r>
-    </w:p>
-    <w:p>
-      <w:pPr>
-        <w:ind w:left="567" w:firstLine="0"/>
-      </w:pPr>
-      <w:r>
-        <w:t>Căn cứ: Luật Hải quan 2014; Nghị định 08/2015/NĐ-CP.</w:t>
-      </w:r>
-    </w:p>
-    <w:p>
-      <w:pPr>
-        <w:ind w:left="567" w:firstLine="0"/>
-      </w:pPr>
-    </w:p>
-    <w:p>
-      <w:pPr>
-        <w:ind w:left="567" w:firstLine="0"/>
-        <w:rPr>
-          <w:b/>
-          <w:bCs/>
-        </w:rPr>
-      </w:pPr>
-      <w:r>
-        <w:rPr>
-          <w:b/>
-          <w:bCs/>
-        </w:rPr>
-        <w:t>Hỏi: Quy định về thời gian lưu trú tối đa của người Việt Nam ở nước ngoài?</w:t>
-      </w:r>
-    </w:p>
-    <w:p>
-      <w:pPr>
-        <w:ind w:left="567" w:firstLine="0"/>
-      </w:pPr>
-      <w:r>
-        <w:rPr>
-          <w:b/>
-          <w:bCs/>
-        </w:rPr>
-        <w:t>Đáp:</w:t>
-      </w:r>
-      <w:r>
-        <w:t xml:space="preserve"> Quy định về thời gian lưu trú:</w:t>
+        <w:t>Khai báo chậm: 500.000 - 1.000.000 đồng</w:t>
+      </w:r>
+    </w:p>
+    <w:p>
+      <w:pPr>
+        <w:ind w:left="567" w:firstLine="0"/>
+      </w:pPr>
+      <w:r>
+        <w:t>Không khai báo: 1.000.000 - 2.000.000 đồng</w:t>
+      </w:r>
+    </w:p>
+    <w:p>
+      <w:pPr>
+        <w:ind w:left="567" w:firstLine="0"/>
+      </w:pPr>
+      <w:r>
+        <w:t>Căn cứ: Luật Cư trú 2020; Nghị định 56/2017/NĐ-CP.</w:t>
+      </w:r>
+    </w:p>
+    <w:p>
+      <w:pPr>
+        <w:ind w:left="567" w:firstLine="0"/>
+      </w:pPr>
+    </w:p>
+    <w:p>
+      <w:pPr>
+        <w:ind w:left="567" w:firstLine="0"/>
+        <w:rPr>
+          <w:b/>
+          <w:bCs/>
+        </w:rPr>
+      </w:pPr>
+      <w:r>
+        <w:rPr>
+          <w:b/>
+          <w:bCs/>
+        </w:rPr>
+        <w:t>Hỏi: Người Việt Nam định cư nước ngoài về thăm Việt Nam cần thủ tục gì?</w:t>
+      </w:r>
+    </w:p>
+    <w:p>
+      <w:pPr>
+        <w:ind w:left="567" w:firstLine="0"/>
+      </w:pPr>
+      <w:r>
+        <w:rPr>
+          <w:b/>
+          <w:bCs/>
+        </w:rPr>
+        <w:t xml:space="preserve">Đáp: </w:t>
+      </w:r>
+      <w:r>
+        <w:t>Thủ tục cho người Việt Nam định cư nước ngoài:</w:t>
       </w:r>
     </w:p>
     <w:p>
@@ -1512,391 +1943,6 @@
         <w:t xml:space="preserve">1. </w:t>
       </w:r>
       <w:r>
-        <w:t>Nguyên tắc chung:</w:t>
-      </w:r>
-    </w:p>
-    <w:p>
-      <w:pPr>
-        <w:ind w:left="567" w:firstLine="0"/>
-      </w:pPr>
-      <w:r>
-        <w:t>Thời gian lưu trú phụ thuộc vào loại visa và quy định của nước sở tại</w:t>
-      </w:r>
-    </w:p>
-    <w:p>
-      <w:pPr>
-        <w:ind w:left="567" w:firstLine="0"/>
-      </w:pPr>
-      <w:r>
-        <w:t>Cần tuân thủ nghiêm ngặt thời hạn trên visa</w:t>
-      </w:r>
-    </w:p>
-    <w:p>
-      <w:pPr>
-        <w:ind w:left="567" w:firstLine="0"/>
-      </w:pPr>
-      <w:r>
-        <w:t>Không được lưu trú quá hạn cho phép</w:t>
-      </w:r>
-    </w:p>
-    <w:p>
-      <w:pPr>
-        <w:ind w:left="567" w:firstLine="0"/>
-      </w:pPr>
-      <w:r>
-        <w:t xml:space="preserve">2. </w:t>
-      </w:r>
-      <w:r>
-        <w:t>Một số trường hợp thường gặp:</w:t>
-      </w:r>
-    </w:p>
-    <w:p>
-      <w:pPr>
-        <w:ind w:left="567" w:firstLine="0"/>
-      </w:pPr>
-      <w:r>
-        <w:t>Du lịch: 15-90 ngày tùy nước</w:t>
-      </w:r>
-    </w:p>
-    <w:p>
-      <w:pPr>
-        <w:ind w:left="567" w:firstLine="0"/>
-      </w:pPr>
-      <w:r>
-        <w:t>Công tác: 30-90 ngày</w:t>
-      </w:r>
-    </w:p>
-    <w:p>
-      <w:pPr>
-        <w:ind w:left="567" w:firstLine="0"/>
-      </w:pPr>
-      <w:r>
-        <w:t>Thăm thân: 30-180 ngày</w:t>
-      </w:r>
-    </w:p>
-    <w:p>
-      <w:pPr>
-        <w:ind w:left="567" w:firstLine="0"/>
-      </w:pPr>
-      <w:r>
-        <w:t>Học tập: Theo thời gian khóa học</w:t>
-      </w:r>
-    </w:p>
-    <w:p>
-      <w:pPr>
-        <w:ind w:left="567" w:firstLine="0"/>
-      </w:pPr>
-      <w:r>
-        <w:t>Lao động: Theo hợp đồng lao động</w:t>
-      </w:r>
-    </w:p>
-    <w:p>
-      <w:pPr>
-        <w:ind w:left="567" w:firstLine="0"/>
-      </w:pPr>
-      <w:r>
-        <w:t xml:space="preserve">3. </w:t>
-      </w:r>
-      <w:r>
-        <w:t>Khi cần gia hạn:</w:t>
-      </w:r>
-    </w:p>
-    <w:p>
-      <w:pPr>
-        <w:ind w:left="567" w:firstLine="0"/>
-      </w:pPr>
-      <w:r>
-        <w:t>Liên hệ cơ quan xuất nhập cảnh nước sở tại</w:t>
-      </w:r>
-    </w:p>
-    <w:p>
-      <w:pPr>
-        <w:ind w:left="567" w:firstLine="0"/>
-      </w:pPr>
-      <w:r>
-        <w:t>Nộp hồ sơ trước khi hết hạn</w:t>
-      </w:r>
-    </w:p>
-    <w:p>
-      <w:pPr>
-        <w:ind w:left="567" w:firstLine="0"/>
-      </w:pPr>
-      <w:r>
-        <w:t>Có lý do chính đáng và giấy tờ chứng minh</w:t>
-      </w:r>
-    </w:p>
-    <w:p>
-      <w:pPr>
-        <w:ind w:left="567" w:firstLine="0"/>
-      </w:pPr>
-      <w:r>
-        <w:t xml:space="preserve">4. </w:t>
-      </w:r>
-      <w:r>
-        <w:t>Hậu quả vi phạm:</w:t>
-      </w:r>
-    </w:p>
-    <w:p>
-      <w:pPr>
-        <w:ind w:left="567" w:firstLine="0"/>
-      </w:pPr>
-      <w:r>
-        <w:t>Phạt tiền</w:t>
-      </w:r>
-    </w:p>
-    <w:p>
-      <w:pPr>
-        <w:ind w:left="567" w:firstLine="0"/>
-      </w:pPr>
-      <w:r>
-        <w:t>Trục xuất khỏi nước</w:t>
-      </w:r>
-    </w:p>
-    <w:p>
-      <w:pPr>
-        <w:ind w:left="567" w:firstLine="0"/>
-      </w:pPr>
-      <w:r>
-        <w:lastRenderedPageBreak/>
-        <w:t>Cấm nhập cảnh trong thời gian nhất định</w:t>
-      </w:r>
-    </w:p>
-    <w:p>
-      <w:pPr>
-        <w:ind w:left="567" w:firstLine="0"/>
-      </w:pPr>
-      <w:r>
-        <w:t>Lưu ý: Nên kiểm tra kỹ thông tin trên visa và tuân thủ quy định của từng nước.</w:t>
-      </w:r>
-    </w:p>
-    <w:p>
-      <w:pPr>
-        <w:ind w:left="567" w:firstLine="0"/>
-      </w:pPr>
-    </w:p>
-    <w:p>
-      <w:pPr>
-        <w:ind w:left="567" w:firstLine="0"/>
-        <w:rPr>
-          <w:b/>
-          <w:bCs/>
-        </w:rPr>
-      </w:pPr>
-      <w:r>
-        <w:rPr>
-          <w:b/>
-          <w:bCs/>
-        </w:rPr>
-        <w:t>Hỏi: Thủ tục khai báo tạm trú cho người nước ngoài tại Việt Nam?</w:t>
-      </w:r>
-    </w:p>
-    <w:p>
-      <w:pPr>
-        <w:ind w:left="567" w:firstLine="0"/>
-      </w:pPr>
-      <w:r>
-        <w:rPr>
-          <w:b/>
-          <w:bCs/>
-        </w:rPr>
-        <w:t>Đáp:</w:t>
-      </w:r>
-      <w:r>
-        <w:t xml:space="preserve"> Thủ tục khai báo tạm trú:</w:t>
-      </w:r>
-    </w:p>
-    <w:p>
-      <w:pPr>
-        <w:ind w:left="567" w:firstLine="0"/>
-      </w:pPr>
-      <w:r>
-        <w:t xml:space="preserve">1. </w:t>
-      </w:r>
-      <w:r>
-        <w:t>Thời hạn khai báo:</w:t>
-      </w:r>
-    </w:p>
-    <w:p>
-      <w:pPr>
-        <w:ind w:left="567" w:firstLine="0"/>
-      </w:pPr>
-      <w:r>
-        <w:t>Trong vòng 24 giờ kể từ khi người nước ngoài đến nơi lưu trú</w:t>
-      </w:r>
-    </w:p>
-    <w:p>
-      <w:pPr>
-        <w:ind w:left="567" w:firstLine="0"/>
-      </w:pPr>
-      <w:r>
-        <w:t>Đối với khu vực biên giới: trong vòng 12 giờ</w:t>
-      </w:r>
-    </w:p>
-    <w:p>
-      <w:pPr>
-        <w:ind w:left="567" w:firstLine="0"/>
-      </w:pPr>
-      <w:r>
-        <w:t>Người có trách nhiệm khai báo:</w:t>
-      </w:r>
-    </w:p>
-    <w:p>
-      <w:pPr>
-        <w:ind w:left="567" w:firstLine="0"/>
-      </w:pPr>
-      <w:r>
-        <w:t>Chủ nhà, chủ cơ sở lưu trú</w:t>
-      </w:r>
-    </w:p>
-    <w:p>
-      <w:pPr>
-        <w:ind w:left="567" w:firstLine="0"/>
-      </w:pPr>
-      <w:r>
-        <w:t>Người đại diện hợp pháp</w:t>
-      </w:r>
-    </w:p>
-    <w:p>
-      <w:pPr>
-        <w:ind w:left="567" w:firstLine="0"/>
-      </w:pPr>
-      <w:r>
-        <w:t>Bản thân người nước ngoài (trong một số trường hợp)</w:t>
-      </w:r>
-    </w:p>
-    <w:p>
-      <w:pPr>
-        <w:ind w:left="567" w:firstLine="0"/>
-      </w:pPr>
-      <w:r>
-        <w:t xml:space="preserve">2. </w:t>
-      </w:r>
-      <w:r>
-        <w:t>Hồ sơ cần thiết:</w:t>
-      </w:r>
-    </w:p>
-    <w:p>
-      <w:pPr>
-        <w:ind w:left="567" w:firstLine="0"/>
-      </w:pPr>
-      <w:r>
-        <w:t>Tờ khai tạm trú (theo mẫu)</w:t>
-      </w:r>
-    </w:p>
-    <w:p>
-      <w:pPr>
-        <w:ind w:left="567" w:firstLine="0"/>
-      </w:pPr>
-      <w:r>
-        <w:t>Bản sao hộ chiếu và visa</w:t>
-      </w:r>
-    </w:p>
-    <w:p>
-      <w:pPr>
-        <w:ind w:left="567" w:firstLine="0"/>
-      </w:pPr>
-      <w:r>
-        <w:t xml:space="preserve">3. </w:t>
-      </w:r>
-      <w:r>
-        <w:t>Nơi khai báo:</w:t>
-      </w:r>
-    </w:p>
-    <w:p>
-      <w:pPr>
-        <w:ind w:left="567" w:firstLine="0"/>
-      </w:pPr>
-      <w:r>
-        <w:t>Công an phường/xã nơi lưu trú</w:t>
-      </w:r>
-    </w:p>
-    <w:p>
-      <w:pPr>
-        <w:ind w:left="567" w:firstLine="0"/>
-      </w:pPr>
-      <w:r>
-        <w:t>Đối với khách sạn: báo cáo qua hệ thống quản lý</w:t>
-      </w:r>
-    </w:p>
-    <w:p>
-      <w:pPr>
-        <w:ind w:left="567" w:firstLine="0"/>
-      </w:pPr>
-      <w:r>
-        <w:t xml:space="preserve">4. </w:t>
-      </w:r>
-      <w:r>
-        <w:t>Xử phạt vi phạm:</w:t>
-      </w:r>
-    </w:p>
-    <w:p>
-      <w:pPr>
-        <w:ind w:left="567" w:firstLine="0"/>
-      </w:pPr>
-      <w:r>
-        <w:t>Khai báo chậm: 500.000 - 1.000.000 đồng</w:t>
-      </w:r>
-    </w:p>
-    <w:p>
-      <w:pPr>
-        <w:ind w:left="567" w:firstLine="0"/>
-      </w:pPr>
-      <w:r>
-        <w:t>Không khai báo: 1.000.000 - 2.000.000 đồng</w:t>
-      </w:r>
-    </w:p>
-    <w:p>
-      <w:pPr>
-        <w:ind w:left="567" w:firstLine="0"/>
-      </w:pPr>
-      <w:r>
-        <w:t>Căn cứ: Luật Cư trú 2020; Nghị định 56/2017/NĐ-CP.</w:t>
-      </w:r>
-    </w:p>
-    <w:p>
-      <w:pPr>
-        <w:ind w:left="567" w:firstLine="0"/>
-      </w:pPr>
-    </w:p>
-    <w:p>
-      <w:pPr>
-        <w:ind w:left="567" w:firstLine="0"/>
-        <w:rPr>
-          <w:b/>
-          <w:bCs/>
-        </w:rPr>
-      </w:pPr>
-      <w:r>
-        <w:rPr>
-          <w:b/>
-          <w:bCs/>
-        </w:rPr>
-        <w:t>Hỏi: Người Việt Nam định cư nước ngoài về thăm Việt Nam cần thủ tục gì?</w:t>
-      </w:r>
-    </w:p>
-    <w:p>
-      <w:pPr>
-        <w:ind w:left="567" w:firstLine="0"/>
-      </w:pPr>
-      <w:r>
-        <w:rPr>
-          <w:b/>
-          <w:bCs/>
-        </w:rPr>
-        <w:t xml:space="preserve">Đáp: </w:t>
-      </w:r>
-      <w:r>
-        <w:t>Thủ tục cho người Việt Nam định cư nước ngoài:</w:t>
-      </w:r>
-    </w:p>
-    <w:p>
-      <w:pPr>
-        <w:ind w:left="567" w:firstLine="0"/>
-      </w:pPr>
-      <w:r>
-        <w:t xml:space="preserve">1. </w:t>
-      </w:r>
-      <w:r>
         <w:t>Trường hợp vẫn giữ quốc tịch Việt Nam:</w:t>
       </w:r>
     </w:p>
@@ -1922,302 +1968,6 @@
       </w:pPr>
       <w:r>
         <w:t>Thời gian lưu trú: không hạn chế</w:t>
-      </w:r>
-    </w:p>
-    <w:p>
-      <w:pPr>
-        <w:ind w:left="567" w:firstLine="0"/>
-      </w:pPr>
-      <w:r>
-        <w:t xml:space="preserve">2. </w:t>
-      </w:r>
-      <w:r>
-        <w:t>Trường hợp đã nhập quốc tịch nước ngoài:</w:t>
-      </w:r>
-    </w:p>
-    <w:p>
-      <w:pPr>
-        <w:ind w:left="567" w:firstLine="0"/>
-      </w:pPr>
-      <w:r>
-        <w:t>Sử dụng hộ chiếu nước ngoài</w:t>
-      </w:r>
-    </w:p>
-    <w:p>
-      <w:pPr>
-        <w:ind w:left="567" w:firstLine="0"/>
-      </w:pPr>
-      <w:r>
-        <w:lastRenderedPageBreak/>
-        <w:t>Cần xin visa nhập cảnh Việt Nam</w:t>
-      </w:r>
-    </w:p>
-    <w:p>
-      <w:pPr>
-        <w:ind w:left="567" w:firstLine="0"/>
-      </w:pPr>
-      <w:r>
-        <w:t>Có thể xin visa nhiều lần 5 năm cho người gốc Việt</w:t>
-      </w:r>
-    </w:p>
-    <w:p>
-      <w:pPr>
-        <w:ind w:left="567" w:firstLine="0"/>
-      </w:pPr>
-      <w:r>
-        <w:t>Căn cứ: Luật Quốc tịch Việt Nam 2008; Luật Xuất cảnh, nhập cảnh 2019.</w:t>
-      </w:r>
-    </w:p>
-    <w:p>
-      <w:pPr>
-        <w:ind w:left="567" w:firstLine="0"/>
-      </w:pPr>
-    </w:p>
-    <w:p>
-      <w:pPr>
-        <w:ind w:left="567" w:firstLine="0"/>
-        <w:rPr>
-          <w:b/>
-          <w:bCs/>
-        </w:rPr>
-      </w:pPr>
-      <w:r>
-        <w:rPr>
-          <w:b/>
-          <w:bCs/>
-        </w:rPr>
-        <w:t>Hỏi: Danh sách các nước miễn visa cho công dân Việt Nam hiện tại?</w:t>
-      </w:r>
-    </w:p>
-    <w:p>
-      <w:pPr>
-        <w:ind w:left="567" w:firstLine="0"/>
-      </w:pPr>
-      <w:r>
-        <w:rPr>
-          <w:b/>
-          <w:bCs/>
-        </w:rPr>
-        <w:t>Đáp:</w:t>
-      </w:r>
-      <w:r>
-        <w:t xml:space="preserve"> Danh sách các nước/vùng lãnh thổ miễn visa cho hộ chiếu Việt Nam:</w:t>
-      </w:r>
-    </w:p>
-    <w:p>
-      <w:pPr>
-        <w:ind w:left="567" w:firstLine="0"/>
-      </w:pPr>
-      <w:r>
-        <w:t xml:space="preserve">1. </w:t>
-      </w:r>
-      <w:r>
-        <w:t>Các nước ASEAN (miễn visa 30 ngày):</w:t>
-      </w:r>
-    </w:p>
-    <w:p>
-      <w:pPr>
-        <w:ind w:left="567" w:firstLine="0"/>
-      </w:pPr>
-      <w:r>
-        <w:t>Brunei, Campuchia, Indonesia, Lào, Malaysia, Myanmar, Philippines, Singapore, Thái Lan, Đông Timor</w:t>
-      </w:r>
-    </w:p>
-    <w:p>
-      <w:pPr>
-        <w:ind w:left="567" w:firstLine="0"/>
-      </w:pPr>
-      <w:r>
-        <w:t xml:space="preserve">2. </w:t>
-      </w:r>
-      <w:r>
-        <w:t>Các nước/vùng lãnh thổ khác:</w:t>
-      </w:r>
-    </w:p>
-    <w:p>
-      <w:pPr>
-        <w:ind w:left="567" w:firstLine="0"/>
-      </w:pPr>
-      <w:r>
-        <w:t>Hàn Quốc: Đảo Jeju (30 ngày)</w:t>
-      </w:r>
-    </w:p>
-    <w:p>
-      <w:pPr>
-        <w:ind w:left="567" w:firstLine="0"/>
-      </w:pPr>
-      <w:r>
-        <w:t>Nhật Bản: Không miễn visa (cần xin visa)</w:t>
-      </w:r>
-    </w:p>
-    <w:p>
-      <w:pPr>
-        <w:ind w:left="567" w:firstLine="0"/>
-      </w:pPr>
-      <w:r>
-        <w:t>Chile: 90 ngày (miễn visa đơn phương)</w:t>
-      </w:r>
-    </w:p>
-    <w:p>
-      <w:pPr>
-        <w:ind w:left="567" w:firstLine="0"/>
-      </w:pPr>
-      <w:r>
-        <w:t>Belarus: 30 ngày (qua sân bay Minsk)</w:t>
-      </w:r>
-    </w:p>
-    <w:p>
-      <w:pPr>
-        <w:ind w:left="567" w:firstLine="0"/>
-      </w:pPr>
-      <w:r>
-        <w:t>Kyrgyzstan: 30 ngày</w:t>
-      </w:r>
-    </w:p>
-    <w:p>
-      <w:pPr>
-        <w:ind w:left="567" w:firstLine="0"/>
-      </w:pPr>
-      <w:r>
-        <w:t>Phú Quốc: Không cần visa (khu vực đặc biệt)</w:t>
-      </w:r>
-    </w:p>
-    <w:p>
-      <w:pPr>
-        <w:ind w:left="567" w:firstLine="0"/>
-      </w:pPr>
-      <w:r>
-        <w:t xml:space="preserve">3. </w:t>
-      </w:r>
-      <w:r>
-        <w:t>Lưu ý quan trọng:</w:t>
-      </w:r>
-    </w:p>
-    <w:p>
-      <w:pPr>
-        <w:ind w:left="567" w:firstLine="0"/>
-      </w:pPr>
-      <w:r>
-        <w:t>Thời gian miễn visa có thể thay đổi theo từng thời kỳ</w:t>
-      </w:r>
-    </w:p>
-    <w:p>
-      <w:pPr>
-        <w:ind w:left="567" w:firstLine="0"/>
-      </w:pPr>
-      <w:r>
-        <w:t>Một số nước yêu cầu hộ chiếu còn hiệu lực tối thiểu 6 tháng</w:t>
-      </w:r>
-    </w:p>
-    <w:p>
-      <w:pPr>
-        <w:ind w:left="567" w:firstLine="0"/>
-      </w:pPr>
-      <w:r>
-        <w:t>Nên kiểm tra thông tin mới nhất trước khi xuất cảnh</w:t>
-      </w:r>
-    </w:p>
-    <w:p>
-      <w:pPr>
-        <w:ind w:left="567" w:firstLine="0"/>
-      </w:pPr>
-      <w:r>
-        <w:t>Cập nhật: Tính đến tháng 1/2025, danh sách trên có thể có biến động.</w:t>
-      </w:r>
-    </w:p>
-    <w:p>
-      <w:pPr>
-        <w:ind w:left="567" w:firstLine="0"/>
-      </w:pPr>
-    </w:p>
-    <w:p>
-      <w:pPr>
-        <w:ind w:left="567" w:firstLine="0"/>
-        <w:rPr>
-          <w:b/>
-          <w:bCs/>
-        </w:rPr>
-      </w:pPr>
-      <w:r>
-        <w:rPr>
-          <w:b/>
-          <w:bCs/>
-        </w:rPr>
-        <w:t>Hỏi: Thủ tục xin visa du lịch Trung Quốc cho công dân Việt Nam?</w:t>
-      </w:r>
-    </w:p>
-    <w:p>
-      <w:pPr>
-        <w:ind w:left="567" w:firstLine="0"/>
-      </w:pPr>
-      <w:r>
-        <w:rPr>
-          <w:b/>
-          <w:bCs/>
-        </w:rPr>
-        <w:t>Đáp:</w:t>
-      </w:r>
-      <w:r>
-        <w:t xml:space="preserve"> Thủ tục xin visa du lịch Trung Quốc:</w:t>
-      </w:r>
-    </w:p>
-    <w:p>
-      <w:pPr>
-        <w:ind w:left="567" w:firstLine="0"/>
-      </w:pPr>
-      <w:r>
-        <w:t xml:space="preserve">1. </w:t>
-      </w:r>
-      <w:r>
-        <w:t>Hồ sơ cần thiết:</w:t>
-      </w:r>
-    </w:p>
-    <w:p>
-      <w:pPr>
-        <w:ind w:left="567" w:firstLine="0"/>
-      </w:pPr>
-      <w:r>
-        <w:t>Hộ chiếu gốc còn hiệu lực tối thiểu 6 tháng</w:t>
-      </w:r>
-    </w:p>
-    <w:p>
-      <w:pPr>
-        <w:ind w:left="567" w:firstLine="0"/>
-      </w:pPr>
-      <w:r>
-        <w:t>Đơn xin visa (Form V.2013) điền đầy đủ, có ảnh dán</w:t>
-      </w:r>
-    </w:p>
-    <w:p>
-      <w:pPr>
-        <w:ind w:left="567" w:firstLine="0"/>
-      </w:pPr>
-      <w:r>
-        <w:t>01 ảnh 4x6cm nền trắng</w:t>
-      </w:r>
-    </w:p>
-    <w:p>
-      <w:pPr>
-        <w:ind w:left="567" w:firstLine="0"/>
-      </w:pPr>
-      <w:r>
-        <w:t>Vé máy bay khứ hồi hoặc hành trình du lịch</w:t>
-      </w:r>
-    </w:p>
-    <w:p>
-      <w:pPr>
-        <w:ind w:left="567" w:firstLine="0"/>
-      </w:pPr>
-      <w:r>
-        <w:t>Giấy tờ chứng minh tài chính (sao kê ngân hàng 3 tháng gần nhất)</w:t>
-      </w:r>
-    </w:p>
-    <w:p>
-      <w:pPr>
-        <w:ind w:left="567" w:firstLine="0"/>
-      </w:pPr>
-      <w:r>
-        <w:t>Bảo hiểm du lịch quốc tế</w:t>
       </w:r>
     </w:p>
     <w:p>
@@ -2229,6 +1979,308 @@
         <w:t xml:space="preserve">2. </w:t>
       </w:r>
       <w:r>
+        <w:t>Trường hợp đã nhập quốc tịch nước ngoài:</w:t>
+      </w:r>
+    </w:p>
+    <w:p>
+      <w:pPr>
+        <w:ind w:left="567" w:firstLine="0"/>
+      </w:pPr>
+      <w:r>
+        <w:t>Sử dụng hộ chiếu nước ngoài</w:t>
+      </w:r>
+    </w:p>
+    <w:p>
+      <w:pPr>
+        <w:ind w:left="567" w:firstLine="0"/>
+      </w:pPr>
+      <w:r>
+        <w:t>Cần xin visa nhập cảnh Việt Nam</w:t>
+      </w:r>
+    </w:p>
+    <w:p>
+      <w:pPr>
+        <w:ind w:left="567" w:firstLine="0"/>
+      </w:pPr>
+      <w:r>
+        <w:t>Có thể xin visa nhiều lần 5 năm cho người gốc Việt</w:t>
+      </w:r>
+    </w:p>
+    <w:p>
+      <w:pPr>
+        <w:ind w:left="567" w:firstLine="0"/>
+      </w:pPr>
+      <w:r>
+        <w:t xml:space="preserve">Căn cứ: Luật Quốc tịch Việt Nam 2008; </w:t>
+      </w:r>
+      <w:r>
+        <w:t>Luật Xuất cảnh, nhập cảnh của công dân Việt Nam</w:t>
+      </w:r>
+      <w:r>
+        <w:t>2019.</w:t>
+      </w:r>
+    </w:p>
+    <w:p>
+      <w:pPr>
+        <w:ind w:left="567" w:firstLine="0"/>
+      </w:pPr>
+    </w:p>
+    <w:p>
+      <w:pPr>
+        <w:ind w:left="567" w:firstLine="0"/>
+        <w:rPr>
+          <w:b/>
+          <w:bCs/>
+        </w:rPr>
+      </w:pPr>
+      <w:r>
+        <w:rPr>
+          <w:b/>
+          <w:bCs/>
+        </w:rPr>
+        <w:t>Hỏi: Danh sách các nước miễn visa cho công dân Việt Nam hiện tại?</w:t>
+      </w:r>
+    </w:p>
+    <w:p>
+      <w:pPr>
+        <w:ind w:left="567" w:firstLine="0"/>
+      </w:pPr>
+      <w:r>
+        <w:rPr>
+          <w:b/>
+          <w:bCs/>
+        </w:rPr>
+        <w:t>Đáp:</w:t>
+      </w:r>
+      <w:r>
+        <w:t xml:space="preserve"> Danh sách các nước/vùng lãnh thổ miễn visa cho hộ chiếu Việt Nam:</w:t>
+      </w:r>
+    </w:p>
+    <w:p>
+      <w:pPr>
+        <w:ind w:left="567" w:firstLine="0"/>
+      </w:pPr>
+      <w:r>
+        <w:t xml:space="preserve">1. </w:t>
+      </w:r>
+      <w:r>
+        <w:t>Các nước ASEAN (miễn visa 30 ngày):</w:t>
+      </w:r>
+    </w:p>
+    <w:p>
+      <w:pPr>
+        <w:ind w:left="567" w:firstLine="0"/>
+      </w:pPr>
+      <w:r>
+        <w:t>Brunei, Campuchia, Indonesia, Lào, Malaysia, Myanmar, Philippines, Singapore, Thái Lan, Đông Timor</w:t>
+      </w:r>
+    </w:p>
+    <w:p>
+      <w:pPr>
+        <w:ind w:left="567" w:firstLine="0"/>
+      </w:pPr>
+      <w:r>
+        <w:t xml:space="preserve">2. </w:t>
+      </w:r>
+      <w:r>
+        <w:t>Các nước/vùng lãnh thổ khác:</w:t>
+      </w:r>
+    </w:p>
+    <w:p>
+      <w:pPr>
+        <w:ind w:left="567" w:firstLine="0"/>
+      </w:pPr>
+      <w:r>
+        <w:t>Hàn Quốc: Đảo Jeju (30 ngày)</w:t>
+      </w:r>
+    </w:p>
+    <w:p>
+      <w:pPr>
+        <w:ind w:left="567" w:firstLine="0"/>
+      </w:pPr>
+      <w:r>
+        <w:t>Nhật Bản: Không miễn visa (cần xin visa)</w:t>
+      </w:r>
+    </w:p>
+    <w:p>
+      <w:pPr>
+        <w:ind w:left="567" w:firstLine="0"/>
+      </w:pPr>
+      <w:r>
+        <w:t>Chile: 90 ngày (miễn visa đơn phương)</w:t>
+      </w:r>
+    </w:p>
+    <w:p>
+      <w:pPr>
+        <w:ind w:left="567" w:firstLine="0"/>
+      </w:pPr>
+      <w:r>
+        <w:t>Belarus: 30 ngày (qua sân bay Minsk)</w:t>
+      </w:r>
+    </w:p>
+    <w:p>
+      <w:pPr>
+        <w:ind w:left="567" w:firstLine="0"/>
+      </w:pPr>
+      <w:r>
+        <w:t>Kyrgyzstan: 30 ngày</w:t>
+      </w:r>
+    </w:p>
+    <w:p>
+      <w:pPr>
+        <w:ind w:left="567" w:firstLine="0"/>
+      </w:pPr>
+      <w:r>
+        <w:t>Phú Quốc: Không cần visa (khu vực đặc biệt)</w:t>
+      </w:r>
+    </w:p>
+    <w:p>
+      <w:pPr>
+        <w:ind w:left="567" w:firstLine="0"/>
+      </w:pPr>
+      <w:r>
+        <w:t xml:space="preserve">3. </w:t>
+      </w:r>
+      <w:r>
+        <w:t>Lưu ý quan trọng:</w:t>
+      </w:r>
+    </w:p>
+    <w:p>
+      <w:pPr>
+        <w:ind w:left="567" w:firstLine="0"/>
+      </w:pPr>
+      <w:r>
+        <w:t>Thời gian miễn visa có thể thay đổi theo từng thời kỳ</w:t>
+      </w:r>
+    </w:p>
+    <w:p>
+      <w:pPr>
+        <w:ind w:left="567" w:firstLine="0"/>
+      </w:pPr>
+      <w:r>
+        <w:t>Một số nước yêu cầu hộ chiếu còn hiệu lực tối thiểu 6 tháng</w:t>
+      </w:r>
+    </w:p>
+    <w:p>
+      <w:pPr>
+        <w:ind w:left="567" w:firstLine="0"/>
+      </w:pPr>
+      <w:r>
+        <w:t>Nên kiểm tra thông tin mới nhất trước khi xuất cảnh</w:t>
+      </w:r>
+    </w:p>
+    <w:p>
+      <w:pPr>
+        <w:ind w:left="567" w:firstLine="0"/>
+      </w:pPr>
+      <w:r>
+        <w:t>Cập nhật: Tính đến tháng 1/2025, danh sách trên có thể có biến động.</w:t>
+      </w:r>
+    </w:p>
+    <w:p>
+      <w:pPr>
+        <w:ind w:left="567" w:firstLine="0"/>
+      </w:pPr>
+    </w:p>
+    <w:p>
+      <w:pPr>
+        <w:ind w:left="567" w:firstLine="0"/>
+        <w:rPr>
+          <w:b/>
+          <w:bCs/>
+        </w:rPr>
+      </w:pPr>
+      <w:r>
+        <w:rPr>
+          <w:b/>
+          <w:bCs/>
+        </w:rPr>
+        <w:t>Hỏi: Thủ tục xin visa du lịch Trung Quốc cho công dân Việt Nam?</w:t>
+      </w:r>
+    </w:p>
+    <w:p>
+      <w:pPr>
+        <w:ind w:left="567" w:firstLine="0"/>
+      </w:pPr>
+      <w:r>
+        <w:rPr>
+          <w:b/>
+          <w:bCs/>
+        </w:rPr>
+        <w:t>Đáp:</w:t>
+      </w:r>
+      <w:r>
+        <w:t xml:space="preserve"> Thủ tục xin visa du lịch Trung Quốc:</w:t>
+      </w:r>
+    </w:p>
+    <w:p>
+      <w:pPr>
+        <w:ind w:left="567" w:firstLine="0"/>
+      </w:pPr>
+      <w:r>
+        <w:t xml:space="preserve">1. </w:t>
+      </w:r>
+      <w:r>
+        <w:t>Hồ sơ cần thiết:</w:t>
+      </w:r>
+    </w:p>
+    <w:p>
+      <w:pPr>
+        <w:ind w:left="567" w:firstLine="0"/>
+      </w:pPr>
+      <w:r>
+        <w:t>Hộ chiếu gốc còn hiệu lực tối thiểu 6 tháng</w:t>
+      </w:r>
+    </w:p>
+    <w:p>
+      <w:pPr>
+        <w:ind w:left="567" w:firstLine="0"/>
+      </w:pPr>
+      <w:r>
+        <w:t>Đơn xin visa (Form V.2013) điền đầy đủ, có ảnh dán</w:t>
+      </w:r>
+    </w:p>
+    <w:p>
+      <w:pPr>
+        <w:ind w:left="567" w:firstLine="0"/>
+      </w:pPr>
+      <w:r>
+        <w:t>01 ảnh 4x6cm nền trắng</w:t>
+      </w:r>
+    </w:p>
+    <w:p>
+      <w:pPr>
+        <w:ind w:left="567" w:firstLine="0"/>
+      </w:pPr>
+      <w:r>
+        <w:lastRenderedPageBreak/>
+        <w:t>Vé máy bay khứ hồi hoặc hành trình du lịch</w:t>
+      </w:r>
+    </w:p>
+    <w:p>
+      <w:pPr>
+        <w:ind w:left="567" w:firstLine="0"/>
+      </w:pPr>
+      <w:r>
+        <w:t>Giấy tờ chứng minh tài chính (sao kê ngân hàng 3 tháng gần nhất)</w:t>
+      </w:r>
+    </w:p>
+    <w:p>
+      <w:pPr>
+        <w:ind w:left="567" w:firstLine="0"/>
+      </w:pPr>
+      <w:r>
+        <w:t>Bảo hiểm du lịch quốc tế</w:t>
+      </w:r>
+    </w:p>
+    <w:p>
+      <w:pPr>
+        <w:ind w:left="567" w:firstLine="0"/>
+      </w:pPr>
+      <w:r>
+        <w:t xml:space="preserve">2. </w:t>
+      </w:r>
+      <w:r>
         <w:t>Thủ tục nộp hồ sơ:</w:t>
       </w:r>
     </w:p>
@@ -2489,6 +2541,7 @@
         <w:ind w:left="567" w:firstLine="0"/>
       </w:pPr>
       <w:r>
+        <w:lastRenderedPageBreak/>
         <w:t>Hoàn thuế VAT (nếu có mua sắm)</w:t>
       </w:r>
     </w:p>
@@ -2516,348 +2569,348 @@
         <w:ind w:left="567" w:firstLine="0"/>
       </w:pPr>
       <w:r>
+        <w:t>Khai báo hải quan (nếu có hàng hóa cần khai báo)</w:t>
+      </w:r>
+    </w:p>
+    <w:p>
+      <w:pPr>
+        <w:ind w:left="567" w:firstLine="0"/>
+      </w:pPr>
+      <w:r>
+        <w:t xml:space="preserve">3. </w:t>
+      </w:r>
+      <w:r>
+        <w:t>Khai báo hải quan:</w:t>
+      </w:r>
+    </w:p>
+    <w:p>
+      <w:pPr>
+        <w:ind w:left="567" w:firstLine="0"/>
+      </w:pPr>
+      <w:r>
+        <w:t>Hàng hóa trị giá trên 10 triệu VNĐ: Phải khai báo</w:t>
+      </w:r>
+    </w:p>
+    <w:p>
+      <w:pPr>
+        <w:ind w:left="567" w:firstLine="0"/>
+      </w:pPr>
+      <w:r>
+        <w:t>Rượu, thuốc lá: Có hạn mức quy định</w:t>
+      </w:r>
+    </w:p>
+    <w:p>
+      <w:pPr>
+        <w:ind w:left="567" w:firstLine="0"/>
+      </w:pPr>
+      <w:r>
+        <w:t>Tiền mặt trên 5.000 USD: Phải khai báo</w:t>
+      </w:r>
+    </w:p>
+    <w:p>
+      <w:pPr>
+        <w:ind w:left="567" w:firstLine="0"/>
+      </w:pPr>
+      <w:r>
+        <w:t>Những trường hợp đặc biệt:</w:t>
+      </w:r>
+    </w:p>
+    <w:p>
+      <w:pPr>
+        <w:ind w:left="567" w:firstLine="0"/>
+      </w:pPr>
+      <w:r>
+        <w:t>Mang theo thuốc men: Nên có đơn thuốc</w:t>
+      </w:r>
+    </w:p>
+    <w:p>
+      <w:pPr>
+        <w:ind w:left="567" w:firstLine="0"/>
+      </w:pPr>
+      <w:r>
+        <w:t>Thiết bị điện tử mới: Có thể phải nộp thuế</w:t>
+      </w:r>
+    </w:p>
+    <w:p>
+      <w:pPr>
+        <w:ind w:left="567" w:firstLine="0"/>
+      </w:pPr>
+      <w:r>
+        <w:t>Quà tặng: Tùy theo giá trị và số lượng</w:t>
+      </w:r>
+    </w:p>
+    <w:p>
+      <w:pPr>
+        <w:ind w:left="567" w:firstLine="0"/>
+      </w:pPr>
+      <w:r>
+        <w:t>Lưu ý: Nên giữ lại vé máy bay, hóa đơn mua hàng để làm bằng chứng khi cần.</w:t>
+      </w:r>
+    </w:p>
+    <w:p>
+      <w:pPr>
+        <w:ind w:left="567" w:firstLine="0"/>
+      </w:pPr>
+    </w:p>
+    <w:p>
+      <w:pPr>
+        <w:ind w:left="567" w:firstLine="0"/>
+        <w:rPr>
+          <w:b/>
+          <w:bCs/>
+        </w:rPr>
+      </w:pPr>
+      <w:r>
+        <w:rPr>
+          <w:b/>
+          <w:bCs/>
+        </w:rPr>
+        <w:t>Hỏi: Xử lý khi bị từ chối visa hoặc bị từ chối nhập cảnh?</w:t>
+      </w:r>
+    </w:p>
+    <w:p>
+      <w:pPr>
+        <w:ind w:left="567" w:firstLine="0"/>
+      </w:pPr>
+      <w:r>
+        <w:rPr>
+          <w:b/>
+          <w:bCs/>
+        </w:rPr>
+        <w:t>Đáp:</w:t>
+      </w:r>
+      <w:r>
+        <w:t xml:space="preserve"> Xử lý khi bị từ chối visa/nhập cảnh:</w:t>
+      </w:r>
+    </w:p>
+    <w:p>
+      <w:pPr>
+        <w:ind w:left="567" w:firstLine="0"/>
+        <w:rPr>
+          <w:b/>
+          <w:bCs/>
+        </w:rPr>
+      </w:pPr>
+      <w:r>
+        <w:rPr>
+          <w:b/>
+          <w:bCs/>
+        </w:rPr>
+        <w:t xml:space="preserve">1. </w:t>
+      </w:r>
+      <w:r>
+        <w:rPr>
+          <w:b/>
+          <w:bCs/>
+        </w:rPr>
+        <w:t>Khi bị từ chối visa:</w:t>
+      </w:r>
+    </w:p>
+    <w:p>
+      <w:pPr>
+        <w:ind w:left="567" w:firstLine="0"/>
+      </w:pPr>
+      <w:r>
+        <w:t xml:space="preserve">- </w:t>
+      </w:r>
+      <w:r>
+        <w:t>Yêu cầu lý do từ chối bằng văn bản</w:t>
+      </w:r>
+      <w:r>
+        <w:t>.</w:t>
+      </w:r>
+    </w:p>
+    <w:p>
+      <w:pPr>
+        <w:ind w:left="567" w:firstLine="0"/>
+      </w:pPr>
+      <w:r>
+        <w:t xml:space="preserve">- </w:t>
+      </w:r>
+      <w:r>
+        <w:t>Rà soát lại hồ sơ, bổ sung thiếu sót</w:t>
+      </w:r>
+      <w:r>
+        <w:t>.</w:t>
+      </w:r>
+    </w:p>
+    <w:p>
+      <w:pPr>
+        <w:ind w:left="567" w:firstLine="0"/>
+      </w:pPr>
+      <w:r>
+        <w:t xml:space="preserve">- </w:t>
+      </w:r>
+      <w:r>
+        <w:t>Có thể nộp đơn khiếu nại hoặc nộp lại hồ sơ</w:t>
+      </w:r>
+      <w:r>
+        <w:t>.</w:t>
+      </w:r>
+    </w:p>
+    <w:p>
+      <w:pPr>
+        <w:ind w:left="567" w:firstLine="0"/>
+      </w:pPr>
+      <w:r>
+        <w:t xml:space="preserve">- </w:t>
+      </w:r>
+      <w:r>
+        <w:t>Lệ phí visa thường không được hoàn lại</w:t>
+      </w:r>
+      <w:r>
+        <w:t>.</w:t>
+      </w:r>
+    </w:p>
+    <w:p>
+      <w:pPr>
+        <w:ind w:left="567" w:firstLine="0"/>
+        <w:rPr>
+          <w:b/>
+          <w:bCs/>
+        </w:rPr>
+      </w:pPr>
+      <w:r>
+        <w:rPr>
+          <w:b/>
+          <w:bCs/>
+        </w:rPr>
+        <w:t xml:space="preserve">2. </w:t>
+      </w:r>
+      <w:r>
+        <w:rPr>
+          <w:b/>
+          <w:bCs/>
+        </w:rPr>
+        <w:t>Khi bị từ chối nhập cảnh:</w:t>
+      </w:r>
+    </w:p>
+    <w:p>
+      <w:pPr>
+        <w:ind w:left="567" w:firstLine="0"/>
+      </w:pPr>
+      <w:r>
+        <w:t xml:space="preserve">- </w:t>
+      </w:r>
+      <w:r>
+        <w:t>Yêu cầu lý do từ chối</w:t>
+      </w:r>
+      <w:r>
+        <w:t>.</w:t>
+      </w:r>
+    </w:p>
+    <w:p>
+      <w:pPr>
+        <w:ind w:left="567" w:firstLine="0"/>
+      </w:pPr>
+      <w:r>
+        <w:t xml:space="preserve">- </w:t>
+      </w:r>
+      <w:r>
+        <w:t>Liên hệ với Lãnh sự quán Việt Nam tại nước đó</w:t>
+      </w:r>
+      <w:r>
+        <w:t>.</w:t>
+      </w:r>
+    </w:p>
+    <w:p>
+      <w:pPr>
+        <w:ind w:left="567" w:firstLine="0"/>
+      </w:pPr>
+      <w:r>
+        <w:t xml:space="preserve">- </w:t>
+      </w:r>
+      <w:r>
+        <w:t>Chuẩn bị trở về Việt Nam theo chuyến bay sớm nhất</w:t>
+      </w:r>
+      <w:r>
+        <w:t>.</w:t>
+      </w:r>
+    </w:p>
+    <w:p>
+      <w:pPr>
+        <w:ind w:left="567" w:firstLine="0"/>
+      </w:pPr>
+      <w:r>
+        <w:t xml:space="preserve">- </w:t>
+      </w:r>
+      <w:r>
+        <w:t>Ghi nhận vào hồ sơ cá nhân, ảnh hưởng đến lần xin visa sau</w:t>
+      </w:r>
+      <w:r>
+        <w:t>.</w:t>
+      </w:r>
+    </w:p>
+    <w:p>
+      <w:pPr>
+        <w:ind w:left="567" w:firstLine="0"/>
+        <w:rPr>
+          <w:b/>
+          <w:bCs/>
+        </w:rPr>
+      </w:pPr>
+      <w:r>
+        <w:rPr>
+          <w:b/>
+          <w:bCs/>
+        </w:rPr>
+        <w:t xml:space="preserve">3. </w:t>
+      </w:r>
+      <w:r>
+        <w:rPr>
+          <w:b/>
+          <w:bCs/>
+        </w:rPr>
+        <w:t>Các lý do thường gặp:</w:t>
+      </w:r>
+    </w:p>
+    <w:p>
+      <w:pPr>
+        <w:ind w:left="567" w:firstLine="0"/>
+      </w:pPr>
+      <w:r>
+        <w:t xml:space="preserve">- </w:t>
+      </w:r>
+      <w:r>
+        <w:t>Hồ sơ không đầy đủ, không chính xác</w:t>
+      </w:r>
+      <w:r>
+        <w:t>.</w:t>
+      </w:r>
+    </w:p>
+    <w:p>
+      <w:pPr>
+        <w:ind w:left="567" w:firstLine="0"/>
+      </w:pPr>
+      <w:r>
+        <w:t xml:space="preserve">- </w:t>
+      </w:r>
+      <w:r>
+        <w:t>Nghi ngờ mục đích nhập cảnh</w:t>
+      </w:r>
+      <w:r>
+        <w:t>.</w:t>
+      </w:r>
+    </w:p>
+    <w:p>
+      <w:pPr>
+        <w:ind w:left="567" w:firstLine="0"/>
+      </w:pPr>
+    </w:p>
+    <w:p>
+      <w:pPr>
+        <w:ind w:left="567" w:firstLine="0"/>
+      </w:pPr>
+      <w:r>
+        <w:t>Tiền sử vi phạm pháp luật</w:t>
+      </w:r>
+    </w:p>
+    <w:p>
+      <w:pPr>
+        <w:ind w:left="567" w:firstLine="0"/>
+      </w:pPr>
+      <w:r>
         <w:lastRenderedPageBreak/>
-        <w:t>Khai báo hải quan (nếu có hàng hóa cần khai báo)</w:t>
-      </w:r>
-    </w:p>
-    <w:p>
-      <w:pPr>
-        <w:ind w:left="567" w:firstLine="0"/>
-      </w:pPr>
-      <w:r>
-        <w:t xml:space="preserve">3. </w:t>
-      </w:r>
-      <w:r>
-        <w:t>Khai báo hải quan:</w:t>
-      </w:r>
-    </w:p>
-    <w:p>
-      <w:pPr>
-        <w:ind w:left="567" w:firstLine="0"/>
-      </w:pPr>
-      <w:r>
-        <w:t>Hàng hóa trị giá trên 10 triệu VNĐ: Phải khai báo</w:t>
-      </w:r>
-    </w:p>
-    <w:p>
-      <w:pPr>
-        <w:ind w:left="567" w:firstLine="0"/>
-      </w:pPr>
-      <w:r>
-        <w:t>Rượu, thuốc lá: Có hạn mức quy định</w:t>
-      </w:r>
-    </w:p>
-    <w:p>
-      <w:pPr>
-        <w:ind w:left="567" w:firstLine="0"/>
-      </w:pPr>
-      <w:r>
-        <w:t>Tiền mặt trên 5.000 USD: Phải khai báo</w:t>
-      </w:r>
-    </w:p>
-    <w:p>
-      <w:pPr>
-        <w:ind w:left="567" w:firstLine="0"/>
-      </w:pPr>
-      <w:r>
-        <w:t>Những trường hợp đặc biệt:</w:t>
-      </w:r>
-    </w:p>
-    <w:p>
-      <w:pPr>
-        <w:ind w:left="567" w:firstLine="0"/>
-      </w:pPr>
-      <w:r>
-        <w:t>Mang theo thuốc men: Nên có đơn thuốc</w:t>
-      </w:r>
-    </w:p>
-    <w:p>
-      <w:pPr>
-        <w:ind w:left="567" w:firstLine="0"/>
-      </w:pPr>
-      <w:r>
-        <w:t>Thiết bị điện tử mới: Có thể phải nộp thuế</w:t>
-      </w:r>
-    </w:p>
-    <w:p>
-      <w:pPr>
-        <w:ind w:left="567" w:firstLine="0"/>
-      </w:pPr>
-      <w:r>
-        <w:t>Quà tặng: Tùy theo giá trị và số lượng</w:t>
-      </w:r>
-    </w:p>
-    <w:p>
-      <w:pPr>
-        <w:ind w:left="567" w:firstLine="0"/>
-      </w:pPr>
-      <w:r>
-        <w:t>Lưu ý: Nên giữ lại vé máy bay, hóa đơn mua hàng để làm bằng chứng khi cần.</w:t>
-      </w:r>
-    </w:p>
-    <w:p>
-      <w:pPr>
-        <w:ind w:left="567" w:firstLine="0"/>
-      </w:pPr>
-    </w:p>
-    <w:p>
-      <w:pPr>
-        <w:ind w:left="567" w:firstLine="0"/>
-        <w:rPr>
-          <w:b/>
-          <w:bCs/>
-        </w:rPr>
-      </w:pPr>
-      <w:r>
-        <w:rPr>
-          <w:b/>
-          <w:bCs/>
-        </w:rPr>
-        <w:t>Hỏi: Xử lý khi bị từ chối visa hoặc bị từ chối nhập cảnh?</w:t>
-      </w:r>
-    </w:p>
-    <w:p>
-      <w:pPr>
-        <w:ind w:left="567" w:firstLine="0"/>
-      </w:pPr>
-      <w:r>
-        <w:rPr>
-          <w:b/>
-          <w:bCs/>
-        </w:rPr>
-        <w:t>Đáp:</w:t>
-      </w:r>
-      <w:r>
-        <w:t xml:space="preserve"> Xử lý khi bị từ chối visa/nhập cảnh:</w:t>
-      </w:r>
-    </w:p>
-    <w:p>
-      <w:pPr>
-        <w:ind w:left="567" w:firstLine="0"/>
-        <w:rPr>
-          <w:b/>
-          <w:bCs/>
-        </w:rPr>
-      </w:pPr>
-      <w:r>
-        <w:rPr>
-          <w:b/>
-          <w:bCs/>
-        </w:rPr>
-        <w:t xml:space="preserve">1. </w:t>
-      </w:r>
-      <w:r>
-        <w:rPr>
-          <w:b/>
-          <w:bCs/>
-        </w:rPr>
-        <w:t>Khi bị từ chối visa:</w:t>
-      </w:r>
-    </w:p>
-    <w:p>
-      <w:pPr>
-        <w:ind w:left="567" w:firstLine="0"/>
-      </w:pPr>
-      <w:r>
-        <w:t xml:space="preserve">- </w:t>
-      </w:r>
-      <w:r>
-        <w:t>Yêu cầu lý do từ chối bằng văn bản</w:t>
-      </w:r>
-      <w:r>
-        <w:t>.</w:t>
-      </w:r>
-    </w:p>
-    <w:p>
-      <w:pPr>
-        <w:ind w:left="567" w:firstLine="0"/>
-      </w:pPr>
-      <w:r>
-        <w:t xml:space="preserve">- </w:t>
-      </w:r>
-      <w:r>
-        <w:t>Rà soát lại hồ sơ, bổ sung thiếu sót</w:t>
-      </w:r>
-      <w:r>
-        <w:t>.</w:t>
-      </w:r>
-    </w:p>
-    <w:p>
-      <w:pPr>
-        <w:ind w:left="567" w:firstLine="0"/>
-      </w:pPr>
-      <w:r>
-        <w:t xml:space="preserve">- </w:t>
-      </w:r>
-      <w:r>
-        <w:t>Có thể nộp đơn khiếu nại hoặc nộp lại hồ sơ</w:t>
-      </w:r>
-      <w:r>
-        <w:t>.</w:t>
-      </w:r>
-    </w:p>
-    <w:p>
-      <w:pPr>
-        <w:ind w:left="567" w:firstLine="0"/>
-      </w:pPr>
-      <w:r>
-        <w:t xml:space="preserve">- </w:t>
-      </w:r>
-      <w:r>
-        <w:t>Lệ phí visa thường không được hoàn lại</w:t>
-      </w:r>
-      <w:r>
-        <w:t>.</w:t>
-      </w:r>
-    </w:p>
-    <w:p>
-      <w:pPr>
-        <w:ind w:left="567" w:firstLine="0"/>
-        <w:rPr>
-          <w:b/>
-          <w:bCs/>
-        </w:rPr>
-      </w:pPr>
-      <w:r>
-        <w:rPr>
-          <w:b/>
-          <w:bCs/>
-        </w:rPr>
-        <w:t xml:space="preserve">2. </w:t>
-      </w:r>
-      <w:r>
-        <w:rPr>
-          <w:b/>
-          <w:bCs/>
-        </w:rPr>
-        <w:t>Khi bị từ chối nhập cảnh:</w:t>
-      </w:r>
-    </w:p>
-    <w:p>
-      <w:pPr>
-        <w:ind w:left="567" w:firstLine="0"/>
-      </w:pPr>
-      <w:r>
-        <w:t xml:space="preserve">- </w:t>
-      </w:r>
-      <w:r>
-        <w:t>Yêu cầu lý do từ chối</w:t>
-      </w:r>
-      <w:r>
-        <w:t>.</w:t>
-      </w:r>
-    </w:p>
-    <w:p>
-      <w:pPr>
-        <w:ind w:left="567" w:firstLine="0"/>
-      </w:pPr>
-      <w:r>
-        <w:t xml:space="preserve">- </w:t>
-      </w:r>
-      <w:r>
-        <w:t>Liên hệ với Lãnh sự quán Việt Nam tại nước đó</w:t>
-      </w:r>
-      <w:r>
-        <w:t>.</w:t>
-      </w:r>
-    </w:p>
-    <w:p>
-      <w:pPr>
-        <w:ind w:left="567" w:firstLine="0"/>
-      </w:pPr>
-      <w:r>
-        <w:t xml:space="preserve">- </w:t>
-      </w:r>
-      <w:r>
-        <w:t>Chuẩn bị trở về Việt Nam theo chuyến bay sớm nhất</w:t>
-      </w:r>
-      <w:r>
-        <w:t>.</w:t>
-      </w:r>
-    </w:p>
-    <w:p>
-      <w:pPr>
-        <w:ind w:left="567" w:firstLine="0"/>
-      </w:pPr>
-      <w:r>
-        <w:t xml:space="preserve">- </w:t>
-      </w:r>
-      <w:r>
-        <w:t>Ghi nhận vào hồ sơ cá nhân, ảnh hưởng đến lần xin visa sau</w:t>
-      </w:r>
-      <w:r>
-        <w:t>.</w:t>
-      </w:r>
-    </w:p>
-    <w:p>
-      <w:pPr>
-        <w:ind w:left="567" w:firstLine="0"/>
-        <w:rPr>
-          <w:b/>
-          <w:bCs/>
-        </w:rPr>
-      </w:pPr>
-      <w:r>
-        <w:rPr>
-          <w:b/>
-          <w:bCs/>
-        </w:rPr>
-        <w:t xml:space="preserve">3. </w:t>
-      </w:r>
-      <w:r>
-        <w:rPr>
-          <w:b/>
-          <w:bCs/>
-        </w:rPr>
-        <w:t>Các lý do thường gặp:</w:t>
-      </w:r>
-    </w:p>
-    <w:p>
-      <w:pPr>
-        <w:ind w:left="567" w:firstLine="0"/>
-      </w:pPr>
-      <w:r>
-        <w:t xml:space="preserve">- </w:t>
-      </w:r>
-      <w:r>
-        <w:t>Hồ sơ không đầy đủ, không chính xác</w:t>
-      </w:r>
-      <w:r>
-        <w:t>.</w:t>
-      </w:r>
-    </w:p>
-    <w:p>
-      <w:pPr>
-        <w:ind w:left="567" w:firstLine="0"/>
-      </w:pPr>
-      <w:r>
-        <w:t xml:space="preserve">- </w:t>
-      </w:r>
-      <w:r>
-        <w:t>Nghi ngờ mục đích nhập cảnh</w:t>
-      </w:r>
-      <w:r>
-        <w:t>.</w:t>
-      </w:r>
-    </w:p>
-    <w:p>
-      <w:pPr>
-        <w:ind w:left="567" w:firstLine="0"/>
-      </w:pPr>
-    </w:p>
-    <w:p>
-      <w:pPr>
-        <w:ind w:left="567" w:firstLine="0"/>
-      </w:pPr>
-      <w:r>
-        <w:t>Tiền sử vi phạm pháp luật</w:t>
-      </w:r>
-    </w:p>
-    <w:p>
-      <w:pPr>
-        <w:ind w:left="567" w:firstLine="0"/>
-      </w:pPr>
-      <w:r>
         <w:t>Lưu ý: Việc bị từ chối có thể ảnh hưởng đến các lần xin visa sau, nên chuẩn bị kỹ càng.</w:t>
       </w:r>
     </w:p>
@@ -2879,7 +2932,6 @@
           <w:b/>
           <w:bCs/>
         </w:rPr>
-        <w:lastRenderedPageBreak/>
         <w:t>Hỏi: Thủ tục khi hộ chiếu bị mất ở nước ngoài?</w:t>
       </w:r>
     </w:p>
@@ -3196,7 +3248,23 @@
           <w:sz w:val="24"/>
           <w:szCs w:val="24"/>
         </w:rPr>
-        <w:t xml:space="preserve"> Điều 15 Luật Xuất cảnh, nhập cảnh 2019; Thông tư 31/2023/TT-BCA.</w:t>
+        <w:t xml:space="preserve"> Điều 15 </w:t>
+      </w:r>
+      <w:r>
+        <w:rPr>
+          <w:rFonts w:eastAsia="Times New Roman"/>
+          <w:sz w:val="24"/>
+          <w:szCs w:val="24"/>
+        </w:rPr>
+        <w:t>Luật Xuất cảnh, nhập cảnh của công dân Việt Nam</w:t>
+      </w:r>
+      <w:r>
+        <w:rPr>
+          <w:rFonts w:eastAsia="Times New Roman"/>
+          <w:sz w:val="24"/>
+          <w:szCs w:val="24"/>
+        </w:rPr>
+        <w:t>2019; Thông tư 31/2023/TT-BCA.</w:t>
       </w:r>
     </w:p>
     <w:p>
@@ -3284,6 +3352,7 @@
           <w:sz w:val="24"/>
           <w:szCs w:val="24"/>
         </w:rPr>
+        <w:lastRenderedPageBreak/>
         <w:t>Tại Hà Nội:</w:t>
       </w:r>
       <w:r>
@@ -3441,7 +3510,6 @@
           <w:sz w:val="24"/>
           <w:szCs w:val="24"/>
         </w:rPr>
-        <w:lastRenderedPageBreak/>
         <w:t>Căn cứ pháp lý:</w:t>
       </w:r>
       <w:r>
@@ -4062,7 +4130,23 @@
           <w:sz w:val="24"/>
           <w:szCs w:val="24"/>
         </w:rPr>
-        <w:t xml:space="preserve"> Điều 15 Luật Xuất cảnh, nhập cảnh 2019.</w:t>
+        <w:t xml:space="preserve"> Điều 15 </w:t>
+      </w:r>
+      <w:r>
+        <w:rPr>
+          <w:rFonts w:eastAsia="Times New Roman"/>
+          <w:sz w:val="24"/>
+          <w:szCs w:val="24"/>
+        </w:rPr>
+        <w:t>Luật Xuất cảnh, nhập cảnh của công dân Việt Nam</w:t>
+      </w:r>
+      <w:r>
+        <w:rPr>
+          <w:rFonts w:eastAsia="Times New Roman"/>
+          <w:sz w:val="24"/>
+          <w:szCs w:val="24"/>
+        </w:rPr>
+        <w:t>2019.</w:t>
       </w:r>
     </w:p>
     <w:p>
@@ -4097,6 +4181,7 @@
           <w:sz w:val="36"/>
           <w:szCs w:val="36"/>
         </w:rPr>
+        <w:lastRenderedPageBreak/>
         <w:t>Hỏi: Tôi có thể ủy quyền cho người khác làm hộ chiếu được không?</w:t>
       </w:r>
     </w:p>
@@ -4182,7 +4267,6 @@
           <w:sz w:val="24"/>
           <w:szCs w:val="24"/>
         </w:rPr>
-        <w:lastRenderedPageBreak/>
         <w:t>Trường hợp đặc biệt:</w:t>
       </w:r>
       <w:r>
@@ -4811,7 +4895,23 @@
           <w:sz w:val="24"/>
           <w:szCs w:val="24"/>
         </w:rPr>
-        <w:t xml:space="preserve"> Điều 15 Luật Xuất cảnh, nhập cảnh 2019.</w:t>
+        <w:t xml:space="preserve"> Điều 15 </w:t>
+      </w:r>
+      <w:r>
+        <w:rPr>
+          <w:rFonts w:eastAsia="Times New Roman"/>
+          <w:sz w:val="24"/>
+          <w:szCs w:val="24"/>
+        </w:rPr>
+        <w:t>Luật Xuất cảnh, nhập cảnh của công dân Việt Nam</w:t>
+      </w:r>
+      <w:r>
+        <w:rPr>
+          <w:rFonts w:eastAsia="Times New Roman"/>
+          <w:sz w:val="24"/>
+          <w:szCs w:val="24"/>
+        </w:rPr>
+        <w:t>2019.</w:t>
       </w:r>
     </w:p>
     <w:p>
@@ -4846,6 +4946,7 @@
           <w:sz w:val="36"/>
           <w:szCs w:val="36"/>
         </w:rPr>
+        <w:lastRenderedPageBreak/>
         <w:t>Hỏi: Trong trường hợp hộ chiếu bị mất, tôi cần làm thủ tục gì?</w:t>
       </w:r>
     </w:p>
@@ -4992,7 +5093,6 @@
           <w:sz w:val="24"/>
           <w:szCs w:val="24"/>
         </w:rPr>
-        <w:lastRenderedPageBreak/>
         <w:t>Lệ phí:</w:t>
       </w:r>
       <w:r>
@@ -5046,7 +5146,23 @@
           <w:sz w:val="24"/>
           <w:szCs w:val="24"/>
         </w:rPr>
-        <w:t xml:space="preserve"> Điều 18 Luật Xuất cảnh, nhập cảnh 2019.</w:t>
+        <w:t xml:space="preserve"> Điều 18 </w:t>
+      </w:r>
+      <w:r>
+        <w:rPr>
+          <w:rFonts w:eastAsia="Times New Roman"/>
+          <w:sz w:val="24"/>
+          <w:szCs w:val="24"/>
+        </w:rPr>
+        <w:t>Luật Xuất cảnh, nhập cảnh của công dân Việt Nam</w:t>
+      </w:r>
+      <w:r>
+        <w:rPr>
+          <w:rFonts w:eastAsia="Times New Roman"/>
+          <w:sz w:val="24"/>
+          <w:szCs w:val="24"/>
+        </w:rPr>
+        <w:t>2019.</w:t>
       </w:r>
     </w:p>
     <w:p>
@@ -5616,6 +5732,7 @@
           <w:sz w:val="36"/>
           <w:szCs w:val="36"/>
         </w:rPr>
+        <w:lastRenderedPageBreak/>
         <w:t>Hỏi: Hộ chiếu bị hỏng thì làm thủ tục như thế nào?</w:t>
       </w:r>
     </w:p>
@@ -5786,7 +5903,23 @@
           <w:sz w:val="24"/>
           <w:szCs w:val="24"/>
         </w:rPr>
-        <w:t xml:space="preserve"> Điều 18 Luật Xuất cảnh, nhập cảnh 2019.</w:t>
+        <w:t xml:space="preserve"> Điều 18 </w:t>
+      </w:r>
+      <w:r>
+        <w:rPr>
+          <w:rFonts w:eastAsia="Times New Roman"/>
+          <w:sz w:val="24"/>
+          <w:szCs w:val="24"/>
+        </w:rPr>
+        <w:t>Luật Xuất cảnh, nhập cảnh của công dân Việt Nam</w:t>
+      </w:r>
+      <w:r>
+        <w:rPr>
+          <w:rFonts w:eastAsia="Times New Roman"/>
+          <w:sz w:val="24"/>
+          <w:szCs w:val="24"/>
+        </w:rPr>
+        <w:t>2019.</w:t>
       </w:r>
     </w:p>
     <w:p>
@@ -6007,7 +6140,23 @@
           <w:sz w:val="24"/>
           <w:szCs w:val="24"/>
         </w:rPr>
-        <w:t xml:space="preserve"> Điều 7, 8 Luật Xuất cảnh, nhập cảnh 2019.</w:t>
+        <w:t xml:space="preserve"> Điều 7, 8 </w:t>
+      </w:r>
+      <w:r>
+        <w:rPr>
+          <w:rFonts w:eastAsia="Times New Roman"/>
+          <w:sz w:val="24"/>
+          <w:szCs w:val="24"/>
+        </w:rPr>
+        <w:t>Luật Xuất cảnh, nhập cảnh của công dân Việt Nam</w:t>
+      </w:r>
+      <w:r>
+        <w:rPr>
+          <w:rFonts w:eastAsia="Times New Roman"/>
+          <w:sz w:val="24"/>
+          <w:szCs w:val="24"/>
+        </w:rPr>
+        <w:t>2019.</w:t>
       </w:r>
     </w:p>
     <w:p>
@@ -6228,7 +6377,23 @@
           <w:sz w:val="24"/>
           <w:szCs w:val="24"/>
         </w:rPr>
-        <w:t xml:space="preserve"> Điều 8 Luật Xuất cảnh, nhập cảnh 2019.</w:t>
+        <w:t xml:space="preserve"> Điều 8 </w:t>
+      </w:r>
+      <w:r>
+        <w:rPr>
+          <w:rFonts w:eastAsia="Times New Roman"/>
+          <w:sz w:val="24"/>
+          <w:szCs w:val="24"/>
+        </w:rPr>
+        <w:t>Luật Xuất cảnh, nhập cảnh của công dân Việt Nam</w:t>
+      </w:r>
+      <w:r>
+        <w:rPr>
+          <w:rFonts w:eastAsia="Times New Roman"/>
+          <w:sz w:val="24"/>
+          <w:szCs w:val="24"/>
+        </w:rPr>
+        <w:t>2019.</w:t>
       </w:r>
     </w:p>
     <w:p>
@@ -6449,7 +6614,23 @@
           <w:sz w:val="24"/>
           <w:szCs w:val="24"/>
         </w:rPr>
-        <w:t xml:space="preserve"> Điều 8 Luật Xuất cảnh, nhập cảnh 2019.</w:t>
+        <w:t xml:space="preserve"> Điều 8 </w:t>
+      </w:r>
+      <w:r>
+        <w:rPr>
+          <w:rFonts w:eastAsia="Times New Roman"/>
+          <w:sz w:val="24"/>
+          <w:szCs w:val="24"/>
+        </w:rPr>
+        <w:t>Luật Xuất cảnh, nhập cảnh của công dân Việt Nam</w:t>
+      </w:r>
+      <w:r>
+        <w:rPr>
+          <w:rFonts w:eastAsia="Times New Roman"/>
+          <w:sz w:val="24"/>
+          <w:szCs w:val="24"/>
+        </w:rPr>
+        <w:t>2019.</w:t>
       </w:r>
     </w:p>
     <w:p>
@@ -6484,6 +6665,7 @@
           <w:sz w:val="36"/>
           <w:szCs w:val="36"/>
         </w:rPr>
+        <w:lastRenderedPageBreak/>
         <w:t>Hỏi: Thủ tục nhập cảnh trở lại Việt Nam như thế nào?</w:t>
       </w:r>
     </w:p>
@@ -6662,7 +6844,6 @@
           <w:sz w:val="24"/>
           <w:szCs w:val="24"/>
         </w:rPr>
-        <w:lastRenderedPageBreak/>
         <w:t>Căn cứ pháp lý:</w:t>
       </w:r>
       <w:r>
@@ -6671,7 +6852,23 @@
           <w:sz w:val="24"/>
           <w:szCs w:val="24"/>
         </w:rPr>
-        <w:t xml:space="preserve"> Điều 19 Luật Xuất cảnh, nhập cảnh 2019.</w:t>
+        <w:t xml:space="preserve"> Điều 19 </w:t>
+      </w:r>
+      <w:r>
+        <w:rPr>
+          <w:rFonts w:eastAsia="Times New Roman"/>
+          <w:sz w:val="24"/>
+          <w:szCs w:val="24"/>
+        </w:rPr>
+        <w:t>Luật Xuất cảnh, nhập cảnh của công dân Việt Nam</w:t>
+      </w:r>
+      <w:r>
+        <w:rPr>
+          <w:rFonts w:eastAsia="Times New Roman"/>
+          <w:sz w:val="24"/>
+          <w:szCs w:val="24"/>
+        </w:rPr>
+        <w:t>2019.</w:t>
       </w:r>
     </w:p>
     <w:p>
@@ -6889,7 +7086,23 @@
           <w:sz w:val="24"/>
           <w:szCs w:val="24"/>
         </w:rPr>
-        <w:t xml:space="preserve"> Điều 5 Luật Xuất cảnh, nhập cảnh 2019.</w:t>
+        <w:t xml:space="preserve"> Điều 5 </w:t>
+      </w:r>
+      <w:r>
+        <w:rPr>
+          <w:rFonts w:eastAsia="Times New Roman"/>
+          <w:sz w:val="24"/>
+          <w:szCs w:val="24"/>
+        </w:rPr>
+        <w:t>Luật Xuất cảnh, nhập cảnh của công dân Việt Nam</w:t>
+      </w:r>
+      <w:r>
+        <w:rPr>
+          <w:rFonts w:eastAsia="Times New Roman"/>
+          <w:sz w:val="24"/>
+          <w:szCs w:val="24"/>
+        </w:rPr>
+        <w:t>2019.</w:t>
       </w:r>
     </w:p>
     <w:p>
@@ -7061,7 +7274,23 @@
           <w:sz w:val="24"/>
           <w:szCs w:val="24"/>
         </w:rPr>
-        <w:t xml:space="preserve"> Theo Khoản 2 Điều 33 của Luật Xuất cảnh, nhập cảnh của công dân Việt Nam</w:t>
+        <w:t xml:space="preserve"> Theo Khoản 2 Điều 33 của </w:t>
+      </w:r>
+      <w:r>
+        <w:rPr>
+          <w:rFonts w:eastAsia="Times New Roman"/>
+          <w:sz w:val="24"/>
+          <w:szCs w:val="24"/>
+        </w:rPr>
+        <w:t>Luật Xuất cảnh, nhập cảnh của công dân Việt Nam</w:t>
+      </w:r>
+      <w:r>
+        <w:rPr>
+          <w:rFonts w:eastAsia="Times New Roman"/>
+          <w:sz w:val="24"/>
+          <w:szCs w:val="24"/>
+        </w:rPr>
+        <w:t>của công dân Việt Nam</w:t>
       </w:r>
     </w:p>
     <w:p>
